--- a/CP Work/CP integration pre-publication documents/Rev_11.0 Drafts/IHE_DEV_TF_Rev11-0_Vol3_CP_IntegrationDraft.docx
+++ b/CP Work/CP integration pre-publication documents/Rev_11.0 Drafts/IHE_DEV_TF_Rev11-0_Vol3_CP_IntegrationDraft.docx
@@ -1,6 +1,6 @@
 
 <file path=word/document.xml><?xml version="1.0" encoding="utf-8"?>
-<w:document xmlns:wpc="http://schemas.microsoft.com/office/word/2010/wordprocessingCanvas" xmlns:cx="http://schemas.microsoft.com/office/drawing/2014/chartex" xmlns:cx1="http://schemas.microsoft.com/office/drawing/2015/9/8/chartex" xmlns:cx2="http://schemas.microsoft.com/office/drawing/2015/10/21/chartex" xmlns:cx3="http://schemas.microsoft.com/office/drawing/2016/5/9/chartex" xmlns:cx4="http://schemas.microsoft.com/office/drawing/2016/5/10/chartex" xmlns:cx5="http://schemas.microsoft.com/office/drawing/2016/5/11/chartex" xmlns:cx6="http://schemas.microsoft.com/office/drawing/2016/5/12/chartex" xmlns:cx7="http://schemas.microsoft.com/office/drawing/2016/5/13/chartex" xmlns:cx8="http://schemas.microsoft.com/office/drawing/2016/5/14/chartex" xmlns:mc="http://schemas.openxmlformats.org/markup-compatibility/2006" xmlns:aink="http://schemas.microsoft.com/office/drawing/2016/ink" xmlns:am3d="http://schemas.microsoft.com/office/drawing/2017/model3d" xmlns:o="urn:schemas-microsoft-com:office:office" xmlns:oel="http://schemas.microsoft.com/office/2019/extlst" xmlns:r="http://schemas.openxmlformats.org/officeDocument/2006/relationships" xmlns:m="http://schemas.openxmlformats.org/officeDocument/2006/math" xmlns:v="urn:schemas-microsoft-com:vml" xmlns:wp14="http://schemas.microsoft.com/office/word/2010/wordprocessingDrawing" xmlns:wp="http://schemas.openxmlformats.org/drawingml/2006/wordprocessingDrawing" xmlns:w10="urn:schemas-microsoft-com:office:word" xmlns:w="http://schemas.openxmlformats.org/wordprocessingml/2006/main" xmlns:w14="http://schemas.microsoft.com/office/word/2010/wordml" xmlns:w15="http://schemas.microsoft.com/office/word/2012/wordml" xmlns:w16cex="http://schemas.microsoft.com/office/word/2018/wordml/cex" xmlns:w16cid="http://schemas.microsoft.com/office/word/2016/wordml/cid" xmlns:w16="http://schemas.microsoft.com/office/word/2018/wordml" xmlns:w16du="http://schemas.microsoft.com/office/word/2023/wordml/word16du" xmlns:w16sdtdh="http://schemas.microsoft.com/office/word/2020/wordml/sdtdatahash" xmlns:w16se="http://schemas.microsoft.com/office/word/2015/wordml/symex" xmlns:wpg="http://schemas.microsoft.com/office/word/2010/wordprocessingGroup" xmlns:wpi="http://schemas.microsoft.com/office/word/2010/wordprocessingInk" xmlns:wne="http://schemas.microsoft.com/office/word/2006/wordml" xmlns:wps="http://schemas.microsoft.com/office/word/2010/wordprocessingShape" mc:Ignorable="w14 w15 w16se w16cid w16 w16cex w16sdtdh w16du wp14">
+<w:document xmlns:wpc="http://schemas.microsoft.com/office/word/2010/wordprocessingCanvas" xmlns:cx="http://schemas.microsoft.com/office/drawing/2014/chartex" xmlns:cx1="http://schemas.microsoft.com/office/drawing/2015/9/8/chartex" xmlns:cx2="http://schemas.microsoft.com/office/drawing/2015/10/21/chartex" xmlns:cx3="http://schemas.microsoft.com/office/drawing/2016/5/9/chartex" xmlns:cx4="http://schemas.microsoft.com/office/drawing/2016/5/10/chartex" xmlns:cx5="http://schemas.microsoft.com/office/drawing/2016/5/11/chartex" xmlns:cx6="http://schemas.microsoft.com/office/drawing/2016/5/12/chartex" xmlns:cx7="http://schemas.microsoft.com/office/drawing/2016/5/13/chartex" xmlns:cx8="http://schemas.microsoft.com/office/drawing/2016/5/14/chartex" xmlns:mc="http://schemas.openxmlformats.org/markup-compatibility/2006" xmlns:aink="http://schemas.microsoft.com/office/drawing/2016/ink" xmlns:am3d="http://schemas.microsoft.com/office/drawing/2017/model3d" xmlns:o="urn:schemas-microsoft-com:office:office" xmlns:oel="http://schemas.microsoft.com/office/2019/extlst" xmlns:r="http://schemas.openxmlformats.org/officeDocument/2006/relationships" xmlns:m="http://schemas.openxmlformats.org/officeDocument/2006/math" xmlns:v="urn:schemas-microsoft-com:vml" xmlns:wp14="http://schemas.microsoft.com/office/word/2010/wordprocessingDrawing" xmlns:wp="http://schemas.openxmlformats.org/drawingml/2006/wordprocessingDrawing" xmlns:w10="urn:schemas-microsoft-com:office:word" xmlns:w="http://schemas.openxmlformats.org/wordprocessingml/2006/main" xmlns:w14="http://schemas.microsoft.com/office/word/2010/wordml" xmlns:w15="http://schemas.microsoft.com/office/word/2012/wordml" xmlns:w16cex="http://schemas.microsoft.com/office/word/2018/wordml/cex" xmlns:w16cid="http://schemas.microsoft.com/office/word/2016/wordml/cid" xmlns:w16="http://schemas.microsoft.com/office/word/2018/wordml" xmlns:w16du="http://schemas.microsoft.com/office/word/2023/wordml/word16du" xmlns:w16sdtdh="http://schemas.microsoft.com/office/word/2020/wordml/sdtdatahash" xmlns:w16sdtfl="http://schemas.microsoft.com/office/word/2024/wordml/sdtformatlock" xmlns:w16se="http://schemas.microsoft.com/office/word/2015/wordml/symex" xmlns:wpg="http://schemas.microsoft.com/office/word/2010/wordprocessingGroup" xmlns:wpi="http://schemas.microsoft.com/office/word/2010/wordprocessingInk" xmlns:wne="http://schemas.microsoft.com/office/word/2006/wordml" xmlns:wps="http://schemas.microsoft.com/office/word/2010/wordprocessingShape" mc:Ignorable="w14 w15 w16se w16cid w16 w16cex w16sdtdh w16sdtfl w16du wp14">
   <w:body>
     <w:p>
       <w:pPr>
@@ -337,7 +337,7 @@
           <w:sz w:val="28"/>
           <w:szCs w:val="28"/>
         </w:rPr>
-        <w:t>10.</w:t>
+        <w:t>1</w:t>
       </w:r>
       <w:r>
         <w:rPr>
@@ -345,20 +345,15 @@
           <w:sz w:val="28"/>
           <w:szCs w:val="28"/>
         </w:rPr>
-        <w:t>0 - Final Text</w:t>
-      </w:r>
-    </w:p>
-    <w:p>
-      <w:pPr>
-        <w:jc w:val="center"/>
-      </w:pPr>
+        <w:t>1</w:t>
+      </w:r>
       <w:r>
         <w:rPr>
           <w:b/>
           <w:sz w:val="28"/>
           <w:szCs w:val="28"/>
         </w:rPr>
-        <w:t>November 4</w:t>
+        <w:t>.</w:t>
       </w:r>
       <w:r>
         <w:rPr>
@@ -366,15 +361,60 @@
           <w:sz w:val="28"/>
           <w:szCs w:val="28"/>
         </w:rPr>
-        <w:t xml:space="preserve">, </w:t>
-      </w:r>
+        <w:t>0 - Final Text</w:t>
+      </w:r>
+    </w:p>
+    <w:p>
+      <w:pPr>
+        <w:jc w:val="center"/>
+      </w:pPr>
       <w:r>
         <w:rPr>
           <w:b/>
           <w:sz w:val="28"/>
           <w:szCs w:val="28"/>
         </w:rPr>
-        <w:t>2024</w:t>
+        <w:t>September</w:t>
+      </w:r>
+      <w:r>
+        <w:rPr>
+          <w:b/>
+          <w:sz w:val="28"/>
+          <w:szCs w:val="28"/>
+        </w:rPr>
+        <w:t xml:space="preserve"> </w:t>
+      </w:r>
+      <w:r>
+        <w:rPr>
+          <w:b/>
+          <w:sz w:val="28"/>
+          <w:szCs w:val="28"/>
+        </w:rPr>
+        <w:t>1</w:t>
+      </w:r>
+      <w:r>
+        <w:rPr>
+          <w:b/>
+          <w:sz w:val="28"/>
+          <w:szCs w:val="28"/>
+        </w:rPr>
+        <w:t xml:space="preserve">, </w:t>
+      </w:r>
+      <w:r>
+        <w:rPr>
+          <w:b/>
+          <w:sz w:val="28"/>
+          <w:szCs w:val="28"/>
+        </w:rPr>
+        <w:t>202</w:t>
+      </w:r>
+      <w:r>
+        <w:rPr>
+          <w:b/>
+          <w:sz w:val="28"/>
+          <w:szCs w:val="28"/>
+        </w:rPr>
+        <w:t>6</w:t>
       </w:r>
     </w:p>
     <w:p>
@@ -6586,7 +6626,6 @@
         <w:tc>
           <w:tcPr>
             <w:tcW w:w="1322" w:type="dxa"/>
-            <w:shd w:val="clear" w:color="auto" w:fill="auto"/>
           </w:tcPr>
           <w:p>
             <w:pPr>
@@ -6612,7 +6651,6 @@
         <w:tc>
           <w:tcPr>
             <w:tcW w:w="1432" w:type="dxa"/>
-            <w:shd w:val="clear" w:color="auto" w:fill="auto"/>
           </w:tcPr>
           <w:p>
             <w:pPr>
@@ -6632,7 +6670,6 @@
         <w:tc>
           <w:tcPr>
             <w:tcW w:w="6596" w:type="dxa"/>
-            <w:shd w:val="clear" w:color="auto" w:fill="auto"/>
           </w:tcPr>
           <w:p>
             <w:pPr>
@@ -7371,10 +7408,10 @@
             <v:path o:extrusionok="f" gradientshapeok="t" o:connecttype="rect"/>
             <o:lock v:ext="edit" aspectratio="t"/>
           </v:shapetype>
-          <v:shape id="_x0000_i1025" type="#_x0000_t75" style="width:407.25pt;height:278.25pt" o:ole="">
+          <v:shape id="_x0000_i1025" type="#_x0000_t75" style="width:406.95pt;height:278.6pt" o:ole="">
             <v:imagedata r:id="rId21" o:title=""/>
           </v:shape>
-          <o:OLEObject Type="Embed" ProgID="Visio.Drawing.11" ShapeID="_x0000_i1025" DrawAspect="Content" ObjectID="_1792239881" r:id="rId22"/>
+          <o:OLEObject Type="Embed" ProgID="Visio.Drawing.11" ShapeID="_x0000_i1025" DrawAspect="Content" ObjectID="_1849768081" r:id="rId22"/>
         </w:object>
       </w:r>
     </w:p>
@@ -8963,7 +9000,6 @@
               <w:bottom w:val="single" w:sz="4" w:space="0" w:color="auto"/>
               <w:right w:val="single" w:sz="4" w:space="0" w:color="auto"/>
             </w:tcBorders>
-            <w:shd w:val="clear" w:color="auto" w:fill="auto"/>
           </w:tcPr>
           <w:p>
             <w:pPr>
@@ -8983,7 +9019,6 @@
               <w:bottom w:val="single" w:sz="4" w:space="0" w:color="auto"/>
               <w:right w:val="single" w:sz="4" w:space="0" w:color="auto"/>
             </w:tcBorders>
-            <w:shd w:val="clear" w:color="auto" w:fill="auto"/>
           </w:tcPr>
           <w:p>
             <w:pPr>
@@ -9008,7 +9043,6 @@
               <w:bottom w:val="single" w:sz="4" w:space="0" w:color="auto"/>
               <w:right w:val="single" w:sz="4" w:space="0" w:color="auto"/>
             </w:tcBorders>
-            <w:shd w:val="clear" w:color="auto" w:fill="auto"/>
           </w:tcPr>
           <w:p>
             <w:pPr>
@@ -9028,7 +9062,6 @@
               <w:bottom w:val="single" w:sz="4" w:space="0" w:color="auto"/>
               <w:right w:val="single" w:sz="4" w:space="0" w:color="auto"/>
             </w:tcBorders>
-            <w:shd w:val="clear" w:color="auto" w:fill="auto"/>
           </w:tcPr>
           <w:p>
             <w:pPr>
@@ -9293,7 +9326,6 @@
         <w:tc>
           <w:tcPr>
             <w:tcW w:w="3228" w:type="dxa"/>
-            <w:shd w:val="clear" w:color="auto" w:fill="auto"/>
           </w:tcPr>
           <w:p>
             <w:pPr>
@@ -9313,7 +9345,6 @@
         <w:tc>
           <w:tcPr>
             <w:tcW w:w="2487" w:type="dxa"/>
-            <w:shd w:val="clear" w:color="auto" w:fill="auto"/>
           </w:tcPr>
           <w:p>
             <w:pPr>
@@ -9327,7 +9358,6 @@
         <w:tc>
           <w:tcPr>
             <w:tcW w:w="2487" w:type="dxa"/>
-            <w:shd w:val="clear" w:color="auto" w:fill="auto"/>
           </w:tcPr>
           <w:p>
             <w:pPr>
@@ -9341,7 +9371,6 @@
         <w:tc>
           <w:tcPr>
             <w:tcW w:w="2487" w:type="dxa"/>
-            <w:shd w:val="clear" w:color="auto" w:fill="auto"/>
           </w:tcPr>
           <w:p>
             <w:pPr>
@@ -9355,7 +9384,6 @@
         <w:tc>
           <w:tcPr>
             <w:tcW w:w="2487" w:type="dxa"/>
-            <w:shd w:val="clear" w:color="auto" w:fill="auto"/>
           </w:tcPr>
           <w:p>
             <w:pPr>
@@ -9390,7 +9418,6 @@
         <w:tc>
           <w:tcPr>
             <w:tcW w:w="3228" w:type="dxa"/>
-            <w:shd w:val="clear" w:color="auto" w:fill="auto"/>
           </w:tcPr>
           <w:p>
             <w:pPr>
@@ -9410,7 +9437,6 @@
         <w:tc>
           <w:tcPr>
             <w:tcW w:w="2487" w:type="dxa"/>
-            <w:shd w:val="clear" w:color="auto" w:fill="auto"/>
           </w:tcPr>
           <w:p>
             <w:pPr>
@@ -9424,7 +9450,6 @@
         <w:tc>
           <w:tcPr>
             <w:tcW w:w="2487" w:type="dxa"/>
-            <w:shd w:val="clear" w:color="auto" w:fill="auto"/>
           </w:tcPr>
           <w:p>
             <w:pPr>
@@ -9438,7 +9463,6 @@
         <w:tc>
           <w:tcPr>
             <w:tcW w:w="2487" w:type="dxa"/>
-            <w:shd w:val="clear" w:color="auto" w:fill="auto"/>
           </w:tcPr>
           <w:p>
             <w:pPr>
@@ -9452,7 +9476,6 @@
         <w:tc>
           <w:tcPr>
             <w:tcW w:w="2487" w:type="dxa"/>
-            <w:shd w:val="clear" w:color="auto" w:fill="auto"/>
           </w:tcPr>
           <w:p>
             <w:pPr>
@@ -9474,7 +9497,6 @@
         <w:tc>
           <w:tcPr>
             <w:tcW w:w="3228" w:type="dxa"/>
-            <w:shd w:val="clear" w:color="auto" w:fill="auto"/>
           </w:tcPr>
           <w:p>
             <w:pPr>
@@ -9494,7 +9516,6 @@
         <w:tc>
           <w:tcPr>
             <w:tcW w:w="2487" w:type="dxa"/>
-            <w:shd w:val="clear" w:color="auto" w:fill="auto"/>
           </w:tcPr>
           <w:p>
             <w:pPr>
@@ -9508,7 +9529,6 @@
         <w:tc>
           <w:tcPr>
             <w:tcW w:w="2487" w:type="dxa"/>
-            <w:shd w:val="clear" w:color="auto" w:fill="auto"/>
           </w:tcPr>
           <w:p>
             <w:pPr>
@@ -9522,7 +9542,6 @@
         <w:tc>
           <w:tcPr>
             <w:tcW w:w="2487" w:type="dxa"/>
-            <w:shd w:val="clear" w:color="auto" w:fill="auto"/>
           </w:tcPr>
           <w:p>
             <w:pPr>
@@ -9536,7 +9555,6 @@
         <w:tc>
           <w:tcPr>
             <w:tcW w:w="2487" w:type="dxa"/>
-            <w:shd w:val="clear" w:color="auto" w:fill="auto"/>
           </w:tcPr>
           <w:p>
             <w:pPr>
@@ -9558,7 +9576,6 @@
         <w:tc>
           <w:tcPr>
             <w:tcW w:w="3228" w:type="dxa"/>
-            <w:shd w:val="clear" w:color="auto" w:fill="auto"/>
           </w:tcPr>
           <w:p>
             <w:pPr>
@@ -9578,7 +9595,6 @@
         <w:tc>
           <w:tcPr>
             <w:tcW w:w="2487" w:type="dxa"/>
-            <w:shd w:val="clear" w:color="auto" w:fill="auto"/>
           </w:tcPr>
           <w:p>
             <w:pPr>
@@ -9592,7 +9608,6 @@
         <w:tc>
           <w:tcPr>
             <w:tcW w:w="2487" w:type="dxa"/>
-            <w:shd w:val="clear" w:color="auto" w:fill="auto"/>
           </w:tcPr>
           <w:p>
             <w:pPr>
@@ -9606,7 +9621,6 @@
         <w:tc>
           <w:tcPr>
             <w:tcW w:w="2487" w:type="dxa"/>
-            <w:shd w:val="clear" w:color="auto" w:fill="auto"/>
           </w:tcPr>
           <w:p>
             <w:pPr>
@@ -9620,7 +9634,6 @@
         <w:tc>
           <w:tcPr>
             <w:tcW w:w="2487" w:type="dxa"/>
-            <w:shd w:val="clear" w:color="auto" w:fill="auto"/>
           </w:tcPr>
           <w:p>
             <w:pPr>
@@ -9642,7 +9655,6 @@
         <w:tc>
           <w:tcPr>
             <w:tcW w:w="3228" w:type="dxa"/>
-            <w:shd w:val="clear" w:color="auto" w:fill="auto"/>
           </w:tcPr>
           <w:p>
             <w:pPr>
@@ -9662,7 +9674,6 @@
         <w:tc>
           <w:tcPr>
             <w:tcW w:w="2487" w:type="dxa"/>
-            <w:shd w:val="clear" w:color="auto" w:fill="auto"/>
           </w:tcPr>
           <w:p>
             <w:pPr>
@@ -9676,7 +9687,6 @@
         <w:tc>
           <w:tcPr>
             <w:tcW w:w="2487" w:type="dxa"/>
-            <w:shd w:val="clear" w:color="auto" w:fill="auto"/>
           </w:tcPr>
           <w:p>
             <w:pPr>
@@ -9690,7 +9700,6 @@
         <w:tc>
           <w:tcPr>
             <w:tcW w:w="2487" w:type="dxa"/>
-            <w:shd w:val="clear" w:color="auto" w:fill="auto"/>
           </w:tcPr>
           <w:p>
             <w:pPr>
@@ -9704,7 +9713,6 @@
         <w:tc>
           <w:tcPr>
             <w:tcW w:w="2487" w:type="dxa"/>
-            <w:shd w:val="clear" w:color="auto" w:fill="auto"/>
           </w:tcPr>
           <w:p>
             <w:pPr>
@@ -9726,7 +9734,6 @@
         <w:tc>
           <w:tcPr>
             <w:tcW w:w="3228" w:type="dxa"/>
-            <w:shd w:val="clear" w:color="auto" w:fill="auto"/>
           </w:tcPr>
           <w:p>
             <w:pPr>
@@ -9746,7 +9753,6 @@
         <w:tc>
           <w:tcPr>
             <w:tcW w:w="2487" w:type="dxa"/>
-            <w:shd w:val="clear" w:color="auto" w:fill="auto"/>
           </w:tcPr>
           <w:p>
             <w:pPr>
@@ -9760,7 +9766,6 @@
         <w:tc>
           <w:tcPr>
             <w:tcW w:w="2487" w:type="dxa"/>
-            <w:shd w:val="clear" w:color="auto" w:fill="auto"/>
           </w:tcPr>
           <w:p>
             <w:pPr>
@@ -9774,7 +9779,6 @@
         <w:tc>
           <w:tcPr>
             <w:tcW w:w="2487" w:type="dxa"/>
-            <w:shd w:val="clear" w:color="auto" w:fill="auto"/>
           </w:tcPr>
           <w:p>
             <w:pPr>
@@ -9788,7 +9792,6 @@
         <w:tc>
           <w:tcPr>
             <w:tcW w:w="2487" w:type="dxa"/>
-            <w:shd w:val="clear" w:color="auto" w:fill="auto"/>
           </w:tcPr>
           <w:p>
             <w:pPr>
@@ -9810,7 +9813,6 @@
         <w:tc>
           <w:tcPr>
             <w:tcW w:w="3228" w:type="dxa"/>
-            <w:shd w:val="clear" w:color="auto" w:fill="auto"/>
           </w:tcPr>
           <w:p>
             <w:pPr>
@@ -9830,7 +9832,6 @@
         <w:tc>
           <w:tcPr>
             <w:tcW w:w="2487" w:type="dxa"/>
-            <w:shd w:val="clear" w:color="auto" w:fill="auto"/>
           </w:tcPr>
           <w:p>
             <w:pPr>
@@ -9844,7 +9845,6 @@
         <w:tc>
           <w:tcPr>
             <w:tcW w:w="2487" w:type="dxa"/>
-            <w:shd w:val="clear" w:color="auto" w:fill="auto"/>
           </w:tcPr>
           <w:p>
             <w:pPr>
@@ -9858,7 +9858,6 @@
         <w:tc>
           <w:tcPr>
             <w:tcW w:w="2487" w:type="dxa"/>
-            <w:shd w:val="clear" w:color="auto" w:fill="auto"/>
           </w:tcPr>
           <w:p>
             <w:pPr>
@@ -9872,7 +9871,6 @@
         <w:tc>
           <w:tcPr>
             <w:tcW w:w="2487" w:type="dxa"/>
-            <w:shd w:val="clear" w:color="auto" w:fill="auto"/>
           </w:tcPr>
           <w:p>
             <w:pPr>
@@ -9894,7 +9892,6 @@
         <w:tc>
           <w:tcPr>
             <w:tcW w:w="3228" w:type="dxa"/>
-            <w:shd w:val="clear" w:color="auto" w:fill="auto"/>
           </w:tcPr>
           <w:p>
             <w:pPr>
@@ -9914,7 +9911,6 @@
         <w:tc>
           <w:tcPr>
             <w:tcW w:w="2487" w:type="dxa"/>
-            <w:shd w:val="clear" w:color="auto" w:fill="auto"/>
           </w:tcPr>
           <w:p>
             <w:pPr>
@@ -9928,7 +9924,6 @@
         <w:tc>
           <w:tcPr>
             <w:tcW w:w="2487" w:type="dxa"/>
-            <w:shd w:val="clear" w:color="auto" w:fill="auto"/>
           </w:tcPr>
           <w:p>
             <w:pPr>
@@ -9942,7 +9937,6 @@
         <w:tc>
           <w:tcPr>
             <w:tcW w:w="2487" w:type="dxa"/>
-            <w:shd w:val="clear" w:color="auto" w:fill="auto"/>
           </w:tcPr>
           <w:p>
             <w:pPr>
@@ -9956,7 +9950,6 @@
         <w:tc>
           <w:tcPr>
             <w:tcW w:w="2487" w:type="dxa"/>
-            <w:shd w:val="clear" w:color="auto" w:fill="auto"/>
           </w:tcPr>
           <w:p>
             <w:pPr>
@@ -9978,7 +9971,6 @@
         <w:tc>
           <w:tcPr>
             <w:tcW w:w="3228" w:type="dxa"/>
-            <w:shd w:val="clear" w:color="auto" w:fill="auto"/>
           </w:tcPr>
           <w:p>
             <w:pPr>
@@ -9998,7 +9990,6 @@
         <w:tc>
           <w:tcPr>
             <w:tcW w:w="2487" w:type="dxa"/>
-            <w:shd w:val="clear" w:color="auto" w:fill="auto"/>
           </w:tcPr>
           <w:p>
             <w:pPr>
@@ -10012,7 +10003,6 @@
         <w:tc>
           <w:tcPr>
             <w:tcW w:w="2487" w:type="dxa"/>
-            <w:shd w:val="clear" w:color="auto" w:fill="auto"/>
           </w:tcPr>
           <w:p>
             <w:pPr>
@@ -10026,7 +10016,6 @@
         <w:tc>
           <w:tcPr>
             <w:tcW w:w="2487" w:type="dxa"/>
-            <w:shd w:val="clear" w:color="auto" w:fill="auto"/>
           </w:tcPr>
           <w:p>
             <w:pPr>
@@ -10040,7 +10029,6 @@
         <w:tc>
           <w:tcPr>
             <w:tcW w:w="2487" w:type="dxa"/>
-            <w:shd w:val="clear" w:color="auto" w:fill="auto"/>
           </w:tcPr>
           <w:p>
             <w:pPr>
@@ -10062,7 +10050,6 @@
         <w:tc>
           <w:tcPr>
             <w:tcW w:w="3228" w:type="dxa"/>
-            <w:shd w:val="clear" w:color="auto" w:fill="auto"/>
           </w:tcPr>
           <w:p>
             <w:pPr>
@@ -10082,7 +10069,6 @@
         <w:tc>
           <w:tcPr>
             <w:tcW w:w="2487" w:type="dxa"/>
-            <w:shd w:val="clear" w:color="auto" w:fill="auto"/>
           </w:tcPr>
           <w:p>
             <w:pPr>
@@ -10096,7 +10082,6 @@
         <w:tc>
           <w:tcPr>
             <w:tcW w:w="2487" w:type="dxa"/>
-            <w:shd w:val="clear" w:color="auto" w:fill="auto"/>
           </w:tcPr>
           <w:p>
             <w:pPr>
@@ -10110,7 +10095,6 @@
         <w:tc>
           <w:tcPr>
             <w:tcW w:w="2487" w:type="dxa"/>
-            <w:shd w:val="clear" w:color="auto" w:fill="auto"/>
           </w:tcPr>
           <w:p>
             <w:pPr>
@@ -10124,7 +10108,6 @@
         <w:tc>
           <w:tcPr>
             <w:tcW w:w="2487" w:type="dxa"/>
-            <w:shd w:val="clear" w:color="auto" w:fill="auto"/>
           </w:tcPr>
           <w:p>
             <w:pPr>
@@ -10146,7 +10129,6 @@
         <w:tc>
           <w:tcPr>
             <w:tcW w:w="3228" w:type="dxa"/>
-            <w:shd w:val="clear" w:color="auto" w:fill="auto"/>
           </w:tcPr>
           <w:p>
             <w:pPr>
@@ -10166,7 +10148,6 @@
         <w:tc>
           <w:tcPr>
             <w:tcW w:w="2487" w:type="dxa"/>
-            <w:shd w:val="clear" w:color="auto" w:fill="auto"/>
           </w:tcPr>
           <w:p>
             <w:pPr>
@@ -10180,7 +10161,6 @@
         <w:tc>
           <w:tcPr>
             <w:tcW w:w="2487" w:type="dxa"/>
-            <w:shd w:val="clear" w:color="auto" w:fill="auto"/>
           </w:tcPr>
           <w:p>
             <w:pPr>
@@ -10194,7 +10174,6 @@
         <w:tc>
           <w:tcPr>
             <w:tcW w:w="2487" w:type="dxa"/>
-            <w:shd w:val="clear" w:color="auto" w:fill="auto"/>
           </w:tcPr>
           <w:p>
             <w:pPr>
@@ -10208,7 +10187,6 @@
         <w:tc>
           <w:tcPr>
             <w:tcW w:w="2487" w:type="dxa"/>
-            <w:shd w:val="clear" w:color="auto" w:fill="auto"/>
           </w:tcPr>
           <w:p>
             <w:pPr>
@@ -10233,7 +10211,6 @@
         <w:tc>
           <w:tcPr>
             <w:tcW w:w="3228" w:type="dxa"/>
-            <w:shd w:val="clear" w:color="auto" w:fill="auto"/>
           </w:tcPr>
           <w:p>
             <w:pPr>
@@ -10253,7 +10230,6 @@
         <w:tc>
           <w:tcPr>
             <w:tcW w:w="2487" w:type="dxa"/>
-            <w:shd w:val="clear" w:color="auto" w:fill="auto"/>
           </w:tcPr>
           <w:p>
             <w:pPr>
@@ -10267,7 +10243,6 @@
         <w:tc>
           <w:tcPr>
             <w:tcW w:w="2487" w:type="dxa"/>
-            <w:shd w:val="clear" w:color="auto" w:fill="auto"/>
           </w:tcPr>
           <w:p>
             <w:pPr>
@@ -10281,7 +10256,6 @@
         <w:tc>
           <w:tcPr>
             <w:tcW w:w="2487" w:type="dxa"/>
-            <w:shd w:val="clear" w:color="auto" w:fill="auto"/>
           </w:tcPr>
           <w:p>
             <w:pPr>
@@ -10295,7 +10269,6 @@
         <w:tc>
           <w:tcPr>
             <w:tcW w:w="2487" w:type="dxa"/>
-            <w:shd w:val="clear" w:color="auto" w:fill="auto"/>
           </w:tcPr>
           <w:p>
             <w:pPr>
@@ -10928,7 +10901,6 @@
         <w:tc>
           <w:tcPr>
             <w:tcW w:w="3228" w:type="dxa"/>
-            <w:shd w:val="clear" w:color="auto" w:fill="auto"/>
           </w:tcPr>
           <w:p>
             <w:pPr>
@@ -10948,7 +10920,6 @@
         <w:tc>
           <w:tcPr>
             <w:tcW w:w="6087" w:type="dxa"/>
-            <w:shd w:val="clear" w:color="auto" w:fill="auto"/>
           </w:tcPr>
           <w:p>
             <w:pPr>
@@ -10970,7 +10941,6 @@
         <w:tc>
           <w:tcPr>
             <w:tcW w:w="3228" w:type="dxa"/>
-            <w:shd w:val="clear" w:color="auto" w:fill="auto"/>
           </w:tcPr>
           <w:p>
             <w:pPr>
@@ -10990,7 +10960,6 @@
         <w:tc>
           <w:tcPr>
             <w:tcW w:w="6087" w:type="dxa"/>
-            <w:shd w:val="clear" w:color="auto" w:fill="auto"/>
           </w:tcPr>
           <w:p>
             <w:pPr>
@@ -11012,7 +10981,6 @@
         <w:tc>
           <w:tcPr>
             <w:tcW w:w="3228" w:type="dxa"/>
-            <w:shd w:val="clear" w:color="auto" w:fill="auto"/>
           </w:tcPr>
           <w:p>
             <w:pPr>
@@ -11032,7 +11000,6 @@
         <w:tc>
           <w:tcPr>
             <w:tcW w:w="6087" w:type="dxa"/>
-            <w:shd w:val="clear" w:color="auto" w:fill="auto"/>
           </w:tcPr>
           <w:p>
             <w:pPr>
@@ -11054,7 +11021,6 @@
         <w:tc>
           <w:tcPr>
             <w:tcW w:w="3228" w:type="dxa"/>
-            <w:shd w:val="clear" w:color="auto" w:fill="auto"/>
           </w:tcPr>
           <w:p>
             <w:pPr>
@@ -11074,7 +11040,6 @@
         <w:tc>
           <w:tcPr>
             <w:tcW w:w="6087" w:type="dxa"/>
-            <w:shd w:val="clear" w:color="auto" w:fill="auto"/>
           </w:tcPr>
           <w:p>
             <w:pPr>
@@ -11096,7 +11061,6 @@
         <w:tc>
           <w:tcPr>
             <w:tcW w:w="3228" w:type="dxa"/>
-            <w:shd w:val="clear" w:color="auto" w:fill="auto"/>
           </w:tcPr>
           <w:p>
             <w:pPr>
@@ -11116,7 +11080,6 @@
         <w:tc>
           <w:tcPr>
             <w:tcW w:w="6087" w:type="dxa"/>
-            <w:shd w:val="clear" w:color="auto" w:fill="auto"/>
           </w:tcPr>
           <w:p>
             <w:pPr>
@@ -11138,7 +11101,6 @@
         <w:tc>
           <w:tcPr>
             <w:tcW w:w="3228" w:type="dxa"/>
-            <w:shd w:val="clear" w:color="auto" w:fill="auto"/>
           </w:tcPr>
           <w:p>
             <w:pPr>
@@ -11158,7 +11120,6 @@
         <w:tc>
           <w:tcPr>
             <w:tcW w:w="6087" w:type="dxa"/>
-            <w:shd w:val="clear" w:color="auto" w:fill="auto"/>
           </w:tcPr>
           <w:p>
             <w:pPr>
@@ -11180,7 +11141,6 @@
         <w:tc>
           <w:tcPr>
             <w:tcW w:w="3228" w:type="dxa"/>
-            <w:shd w:val="clear" w:color="auto" w:fill="auto"/>
           </w:tcPr>
           <w:p>
             <w:pPr>
@@ -11200,7 +11160,6 @@
         <w:tc>
           <w:tcPr>
             <w:tcW w:w="6087" w:type="dxa"/>
-            <w:shd w:val="clear" w:color="auto" w:fill="auto"/>
           </w:tcPr>
           <w:p>
             <w:pPr>
@@ -11222,7 +11181,6 @@
         <w:tc>
           <w:tcPr>
             <w:tcW w:w="3228" w:type="dxa"/>
-            <w:shd w:val="clear" w:color="auto" w:fill="auto"/>
           </w:tcPr>
           <w:p>
             <w:pPr>
@@ -11242,7 +11200,6 @@
         <w:tc>
           <w:tcPr>
             <w:tcW w:w="6087" w:type="dxa"/>
-            <w:shd w:val="clear" w:color="auto" w:fill="auto"/>
           </w:tcPr>
           <w:p>
             <w:pPr>
@@ -11264,7 +11221,6 @@
         <w:tc>
           <w:tcPr>
             <w:tcW w:w="3228" w:type="dxa"/>
-            <w:shd w:val="clear" w:color="auto" w:fill="auto"/>
           </w:tcPr>
           <w:p>
             <w:pPr>
@@ -11284,7 +11240,6 @@
         <w:tc>
           <w:tcPr>
             <w:tcW w:w="6087" w:type="dxa"/>
-            <w:shd w:val="clear" w:color="auto" w:fill="auto"/>
           </w:tcPr>
           <w:p>
             <w:pPr>
@@ -11306,7 +11261,6 @@
         <w:tc>
           <w:tcPr>
             <w:tcW w:w="3228" w:type="dxa"/>
-            <w:shd w:val="clear" w:color="auto" w:fill="auto"/>
           </w:tcPr>
           <w:p>
             <w:pPr>
@@ -11326,7 +11280,6 @@
         <w:tc>
           <w:tcPr>
             <w:tcW w:w="6087" w:type="dxa"/>
-            <w:shd w:val="clear" w:color="auto" w:fill="auto"/>
           </w:tcPr>
           <w:p>
             <w:pPr>
@@ -11348,7 +11301,6 @@
         <w:tc>
           <w:tcPr>
             <w:tcW w:w="3228" w:type="dxa"/>
-            <w:shd w:val="clear" w:color="auto" w:fill="auto"/>
           </w:tcPr>
           <w:p>
             <w:pPr>
@@ -11368,7 +11320,6 @@
         <w:tc>
           <w:tcPr>
             <w:tcW w:w="6087" w:type="dxa"/>
-            <w:shd w:val="clear" w:color="auto" w:fill="auto"/>
           </w:tcPr>
           <w:p>
             <w:pPr>
@@ -11390,7 +11341,6 @@
         <w:tc>
           <w:tcPr>
             <w:tcW w:w="3228" w:type="dxa"/>
-            <w:shd w:val="clear" w:color="auto" w:fill="auto"/>
           </w:tcPr>
           <w:p>
             <w:pPr>
@@ -11410,7 +11360,6 @@
         <w:tc>
           <w:tcPr>
             <w:tcW w:w="6087" w:type="dxa"/>
-            <w:shd w:val="clear" w:color="auto" w:fill="auto"/>
           </w:tcPr>
           <w:p>
             <w:pPr>
@@ -11432,7 +11381,6 @@
         <w:tc>
           <w:tcPr>
             <w:tcW w:w="3228" w:type="dxa"/>
-            <w:shd w:val="clear" w:color="auto" w:fill="auto"/>
           </w:tcPr>
           <w:p>
             <w:pPr>
@@ -11452,7 +11400,6 @@
         <w:tc>
           <w:tcPr>
             <w:tcW w:w="6087" w:type="dxa"/>
-            <w:shd w:val="clear" w:color="auto" w:fill="auto"/>
           </w:tcPr>
           <w:p>
             <w:pPr>
@@ -11474,7 +11421,6 @@
         <w:tc>
           <w:tcPr>
             <w:tcW w:w="3228" w:type="dxa"/>
-            <w:shd w:val="clear" w:color="auto" w:fill="auto"/>
           </w:tcPr>
           <w:p>
             <w:pPr>
@@ -11494,7 +11440,6 @@
         <w:tc>
           <w:tcPr>
             <w:tcW w:w="6087" w:type="dxa"/>
-            <w:shd w:val="clear" w:color="auto" w:fill="auto"/>
           </w:tcPr>
           <w:p>
             <w:pPr>
@@ -11516,7 +11461,6 @@
         <w:tc>
           <w:tcPr>
             <w:tcW w:w="3228" w:type="dxa"/>
-            <w:shd w:val="clear" w:color="auto" w:fill="auto"/>
           </w:tcPr>
           <w:p>
             <w:pPr>
@@ -11537,7 +11481,6 @@
         <w:tc>
           <w:tcPr>
             <w:tcW w:w="6087" w:type="dxa"/>
-            <w:shd w:val="clear" w:color="auto" w:fill="auto"/>
           </w:tcPr>
           <w:p>
             <w:pPr>
@@ -11559,7 +11502,6 @@
         <w:tc>
           <w:tcPr>
             <w:tcW w:w="3228" w:type="dxa"/>
-            <w:shd w:val="clear" w:color="auto" w:fill="auto"/>
           </w:tcPr>
           <w:p>
             <w:pPr>
@@ -11579,7 +11521,6 @@
         <w:tc>
           <w:tcPr>
             <w:tcW w:w="6087" w:type="dxa"/>
-            <w:shd w:val="clear" w:color="auto" w:fill="auto"/>
           </w:tcPr>
           <w:p>
             <w:pPr>
@@ -11601,7 +11542,6 @@
         <w:tc>
           <w:tcPr>
             <w:tcW w:w="3228" w:type="dxa"/>
-            <w:shd w:val="clear" w:color="auto" w:fill="auto"/>
           </w:tcPr>
           <w:p>
             <w:pPr>
@@ -11621,7 +11561,6 @@
         <w:tc>
           <w:tcPr>
             <w:tcW w:w="6087" w:type="dxa"/>
-            <w:shd w:val="clear" w:color="auto" w:fill="auto"/>
           </w:tcPr>
           <w:p>
             <w:pPr>
@@ -11643,7 +11582,6 @@
         <w:tc>
           <w:tcPr>
             <w:tcW w:w="3228" w:type="dxa"/>
-            <w:shd w:val="clear" w:color="auto" w:fill="auto"/>
           </w:tcPr>
           <w:p>
             <w:pPr>
@@ -11663,7 +11601,6 @@
         <w:tc>
           <w:tcPr>
             <w:tcW w:w="6087" w:type="dxa"/>
-            <w:shd w:val="clear" w:color="auto" w:fill="auto"/>
           </w:tcPr>
           <w:p>
             <w:pPr>
@@ -11685,7 +11622,6 @@
         <w:tc>
           <w:tcPr>
             <w:tcW w:w="3228" w:type="dxa"/>
-            <w:shd w:val="clear" w:color="auto" w:fill="auto"/>
           </w:tcPr>
           <w:p>
             <w:pPr>
@@ -11705,7 +11641,6 @@
         <w:tc>
           <w:tcPr>
             <w:tcW w:w="6087" w:type="dxa"/>
-            <w:shd w:val="clear" w:color="auto" w:fill="auto"/>
           </w:tcPr>
           <w:p>
             <w:pPr>
@@ -11728,7 +11663,6 @@
           <w:tcPr>
             <w:tcW w:w="9315" w:type="dxa"/>
             <w:gridSpan w:val="2"/>
-            <w:shd w:val="clear" w:color="auto" w:fill="auto"/>
           </w:tcPr>
           <w:p>
             <w:pPr>
@@ -11752,7 +11686,6 @@
         <w:tc>
           <w:tcPr>
             <w:tcW w:w="3228" w:type="dxa"/>
-            <w:shd w:val="clear" w:color="auto" w:fill="auto"/>
           </w:tcPr>
           <w:p>
             <w:pPr>
@@ -11772,7 +11705,6 @@
         <w:tc>
           <w:tcPr>
             <w:tcW w:w="6087" w:type="dxa"/>
-            <w:shd w:val="clear" w:color="auto" w:fill="auto"/>
           </w:tcPr>
           <w:p>
             <w:pPr>
@@ -11794,7 +11726,6 @@
         <w:tc>
           <w:tcPr>
             <w:tcW w:w="3228" w:type="dxa"/>
-            <w:shd w:val="clear" w:color="auto" w:fill="auto"/>
           </w:tcPr>
           <w:p>
             <w:pPr>
@@ -11814,7 +11745,6 @@
         <w:tc>
           <w:tcPr>
             <w:tcW w:w="6087" w:type="dxa"/>
-            <w:shd w:val="clear" w:color="auto" w:fill="auto"/>
           </w:tcPr>
           <w:p>
             <w:pPr>
@@ -11836,7 +11766,6 @@
         <w:tc>
           <w:tcPr>
             <w:tcW w:w="3228" w:type="dxa"/>
-            <w:shd w:val="clear" w:color="auto" w:fill="auto"/>
           </w:tcPr>
           <w:p>
             <w:pPr>
@@ -11856,7 +11785,6 @@
         <w:tc>
           <w:tcPr>
             <w:tcW w:w="6087" w:type="dxa"/>
-            <w:shd w:val="clear" w:color="auto" w:fill="auto"/>
           </w:tcPr>
           <w:p>
             <w:pPr>
@@ -11878,7 +11806,6 @@
         <w:tc>
           <w:tcPr>
             <w:tcW w:w="3228" w:type="dxa"/>
-            <w:shd w:val="clear" w:color="auto" w:fill="auto"/>
           </w:tcPr>
           <w:p>
             <w:pPr>
@@ -11898,7 +11825,6 @@
         <w:tc>
           <w:tcPr>
             <w:tcW w:w="6087" w:type="dxa"/>
-            <w:shd w:val="clear" w:color="auto" w:fill="auto"/>
           </w:tcPr>
           <w:p>
             <w:pPr>
@@ -11920,7 +11846,6 @@
         <w:tc>
           <w:tcPr>
             <w:tcW w:w="3228" w:type="dxa"/>
-            <w:shd w:val="clear" w:color="auto" w:fill="auto"/>
           </w:tcPr>
           <w:p>
             <w:pPr>
@@ -11940,7 +11865,6 @@
         <w:tc>
           <w:tcPr>
             <w:tcW w:w="6087" w:type="dxa"/>
-            <w:shd w:val="clear" w:color="auto" w:fill="auto"/>
           </w:tcPr>
           <w:p>
             <w:pPr>
@@ -11963,7 +11887,6 @@
           <w:tcPr>
             <w:tcW w:w="9315" w:type="dxa"/>
             <w:gridSpan w:val="2"/>
-            <w:shd w:val="clear" w:color="auto" w:fill="auto"/>
           </w:tcPr>
           <w:p>
             <w:pPr>
@@ -11987,7 +11910,6 @@
         <w:tc>
           <w:tcPr>
             <w:tcW w:w="3228" w:type="dxa"/>
-            <w:shd w:val="clear" w:color="auto" w:fill="auto"/>
           </w:tcPr>
           <w:p>
             <w:pPr>
@@ -12007,7 +11929,6 @@
         <w:tc>
           <w:tcPr>
             <w:tcW w:w="6087" w:type="dxa"/>
-            <w:shd w:val="clear" w:color="auto" w:fill="auto"/>
           </w:tcPr>
           <w:p>
             <w:pPr>
@@ -12029,7 +11950,6 @@
         <w:tc>
           <w:tcPr>
             <w:tcW w:w="3228" w:type="dxa"/>
-            <w:shd w:val="clear" w:color="auto" w:fill="auto"/>
           </w:tcPr>
           <w:p>
             <w:pPr>
@@ -12049,7 +11969,6 @@
         <w:tc>
           <w:tcPr>
             <w:tcW w:w="6087" w:type="dxa"/>
-            <w:shd w:val="clear" w:color="auto" w:fill="auto"/>
           </w:tcPr>
           <w:p>
             <w:pPr>
@@ -12071,7 +11990,6 @@
         <w:tc>
           <w:tcPr>
             <w:tcW w:w="3228" w:type="dxa"/>
-            <w:shd w:val="clear" w:color="auto" w:fill="auto"/>
           </w:tcPr>
           <w:p>
             <w:pPr>
@@ -12091,7 +12009,6 @@
         <w:tc>
           <w:tcPr>
             <w:tcW w:w="6087" w:type="dxa"/>
-            <w:shd w:val="clear" w:color="auto" w:fill="auto"/>
           </w:tcPr>
           <w:p>
             <w:pPr>
@@ -12113,7 +12030,6 @@
         <w:tc>
           <w:tcPr>
             <w:tcW w:w="3228" w:type="dxa"/>
-            <w:shd w:val="clear" w:color="auto" w:fill="auto"/>
           </w:tcPr>
           <w:p>
             <w:pPr>
@@ -12133,7 +12049,6 @@
         <w:tc>
           <w:tcPr>
             <w:tcW w:w="6087" w:type="dxa"/>
-            <w:shd w:val="clear" w:color="auto" w:fill="auto"/>
           </w:tcPr>
           <w:p>
             <w:pPr>
@@ -12155,7 +12070,6 @@
         <w:tc>
           <w:tcPr>
             <w:tcW w:w="3228" w:type="dxa"/>
-            <w:shd w:val="clear" w:color="auto" w:fill="auto"/>
           </w:tcPr>
           <w:p>
             <w:pPr>
@@ -12175,7 +12089,6 @@
         <w:tc>
           <w:tcPr>
             <w:tcW w:w="6087" w:type="dxa"/>
-            <w:shd w:val="clear" w:color="auto" w:fill="auto"/>
           </w:tcPr>
           <w:p>
             <w:pPr>
@@ -12197,7 +12110,6 @@
         <w:tc>
           <w:tcPr>
             <w:tcW w:w="3228" w:type="dxa"/>
-            <w:shd w:val="clear" w:color="auto" w:fill="auto"/>
           </w:tcPr>
           <w:p>
             <w:pPr>
@@ -12217,7 +12129,6 @@
         <w:tc>
           <w:tcPr>
             <w:tcW w:w="6087" w:type="dxa"/>
-            <w:shd w:val="clear" w:color="auto" w:fill="auto"/>
           </w:tcPr>
           <w:p>
             <w:pPr>
@@ -12240,7 +12151,6 @@
           <w:tcPr>
             <w:tcW w:w="9315" w:type="dxa"/>
             <w:gridSpan w:val="2"/>
-            <w:shd w:val="clear" w:color="auto" w:fill="auto"/>
           </w:tcPr>
           <w:p>
             <w:pPr>
@@ -12264,7 +12174,6 @@
         <w:tc>
           <w:tcPr>
             <w:tcW w:w="3228" w:type="dxa"/>
-            <w:shd w:val="clear" w:color="auto" w:fill="auto"/>
           </w:tcPr>
           <w:p>
             <w:pPr>
@@ -12284,7 +12193,6 @@
         <w:tc>
           <w:tcPr>
             <w:tcW w:w="6087" w:type="dxa"/>
-            <w:shd w:val="clear" w:color="auto" w:fill="auto"/>
           </w:tcPr>
           <w:p>
             <w:pPr>
@@ -12306,7 +12214,6 @@
         <w:tc>
           <w:tcPr>
             <w:tcW w:w="3228" w:type="dxa"/>
-            <w:shd w:val="clear" w:color="auto" w:fill="auto"/>
           </w:tcPr>
           <w:p>
             <w:pPr>
@@ -12326,7 +12233,6 @@
         <w:tc>
           <w:tcPr>
             <w:tcW w:w="6087" w:type="dxa"/>
-            <w:shd w:val="clear" w:color="auto" w:fill="auto"/>
           </w:tcPr>
           <w:p>
             <w:pPr>
@@ -12348,7 +12254,6 @@
         <w:tc>
           <w:tcPr>
             <w:tcW w:w="3228" w:type="dxa"/>
-            <w:shd w:val="clear" w:color="auto" w:fill="auto"/>
           </w:tcPr>
           <w:p>
             <w:pPr>
@@ -12368,7 +12273,6 @@
         <w:tc>
           <w:tcPr>
             <w:tcW w:w="6087" w:type="dxa"/>
-            <w:shd w:val="clear" w:color="auto" w:fill="auto"/>
           </w:tcPr>
           <w:p>
             <w:pPr>
@@ -12390,7 +12294,6 @@
         <w:tc>
           <w:tcPr>
             <w:tcW w:w="3228" w:type="dxa"/>
-            <w:shd w:val="clear" w:color="auto" w:fill="auto"/>
           </w:tcPr>
           <w:p>
             <w:pPr>
@@ -12410,7 +12313,6 @@
         <w:tc>
           <w:tcPr>
             <w:tcW w:w="6087" w:type="dxa"/>
-            <w:shd w:val="clear" w:color="auto" w:fill="auto"/>
           </w:tcPr>
           <w:p>
             <w:pPr>
@@ -12432,7 +12334,6 @@
         <w:tc>
           <w:tcPr>
             <w:tcW w:w="3228" w:type="dxa"/>
-            <w:shd w:val="clear" w:color="auto" w:fill="auto"/>
           </w:tcPr>
           <w:p>
             <w:pPr>
@@ -12452,7 +12353,6 @@
         <w:tc>
           <w:tcPr>
             <w:tcW w:w="6087" w:type="dxa"/>
-            <w:shd w:val="clear" w:color="auto" w:fill="auto"/>
           </w:tcPr>
           <w:p>
             <w:pPr>
@@ -12474,7 +12374,6 @@
         <w:tc>
           <w:tcPr>
             <w:tcW w:w="3228" w:type="dxa"/>
-            <w:shd w:val="clear" w:color="auto" w:fill="auto"/>
           </w:tcPr>
           <w:p>
             <w:pPr>
@@ -12494,7 +12393,6 @@
         <w:tc>
           <w:tcPr>
             <w:tcW w:w="6087" w:type="dxa"/>
-            <w:shd w:val="clear" w:color="auto" w:fill="auto"/>
           </w:tcPr>
           <w:p>
             <w:pPr>
@@ -12516,7 +12414,6 @@
         <w:tc>
           <w:tcPr>
             <w:tcW w:w="3228" w:type="dxa"/>
-            <w:shd w:val="clear" w:color="auto" w:fill="auto"/>
           </w:tcPr>
           <w:p>
             <w:pPr>
@@ -12536,7 +12433,6 @@
         <w:tc>
           <w:tcPr>
             <w:tcW w:w="6087" w:type="dxa"/>
-            <w:shd w:val="clear" w:color="auto" w:fill="auto"/>
           </w:tcPr>
           <w:p>
             <w:pPr>
@@ -12559,7 +12455,6 @@
           <w:tcPr>
             <w:tcW w:w="9315" w:type="dxa"/>
             <w:gridSpan w:val="2"/>
-            <w:shd w:val="clear" w:color="auto" w:fill="auto"/>
           </w:tcPr>
           <w:p>
             <w:pPr>
@@ -12583,7 +12478,6 @@
         <w:tc>
           <w:tcPr>
             <w:tcW w:w="3228" w:type="dxa"/>
-            <w:shd w:val="clear" w:color="auto" w:fill="auto"/>
           </w:tcPr>
           <w:p>
             <w:pPr>
@@ -12603,7 +12497,6 @@
         <w:tc>
           <w:tcPr>
             <w:tcW w:w="6087" w:type="dxa"/>
-            <w:shd w:val="clear" w:color="auto" w:fill="auto"/>
           </w:tcPr>
           <w:p>
             <w:pPr>
@@ -12625,7 +12518,6 @@
         <w:tc>
           <w:tcPr>
             <w:tcW w:w="3228" w:type="dxa"/>
-            <w:shd w:val="clear" w:color="auto" w:fill="auto"/>
           </w:tcPr>
           <w:p>
             <w:pPr>
@@ -12645,7 +12537,6 @@
         <w:tc>
           <w:tcPr>
             <w:tcW w:w="6087" w:type="dxa"/>
-            <w:shd w:val="clear" w:color="auto" w:fill="auto"/>
           </w:tcPr>
           <w:p>
             <w:pPr>
@@ -12667,7 +12558,6 @@
         <w:tc>
           <w:tcPr>
             <w:tcW w:w="3228" w:type="dxa"/>
-            <w:shd w:val="clear" w:color="auto" w:fill="auto"/>
           </w:tcPr>
           <w:p>
             <w:pPr>
@@ -12687,7 +12577,6 @@
         <w:tc>
           <w:tcPr>
             <w:tcW w:w="6087" w:type="dxa"/>
-            <w:shd w:val="clear" w:color="auto" w:fill="auto"/>
           </w:tcPr>
           <w:p>
             <w:pPr>
@@ -12709,7 +12598,6 @@
         <w:tc>
           <w:tcPr>
             <w:tcW w:w="3228" w:type="dxa"/>
-            <w:shd w:val="clear" w:color="auto" w:fill="auto"/>
           </w:tcPr>
           <w:p>
             <w:pPr>
@@ -12729,7 +12617,6 @@
         <w:tc>
           <w:tcPr>
             <w:tcW w:w="6087" w:type="dxa"/>
-            <w:shd w:val="clear" w:color="auto" w:fill="auto"/>
           </w:tcPr>
           <w:p>
             <w:pPr>
@@ -12751,7 +12638,6 @@
         <w:tc>
           <w:tcPr>
             <w:tcW w:w="3228" w:type="dxa"/>
-            <w:shd w:val="clear" w:color="auto" w:fill="auto"/>
           </w:tcPr>
           <w:p>
             <w:pPr>
@@ -12771,7 +12657,6 @@
         <w:tc>
           <w:tcPr>
             <w:tcW w:w="6087" w:type="dxa"/>
-            <w:shd w:val="clear" w:color="auto" w:fill="auto"/>
           </w:tcPr>
           <w:p>
             <w:pPr>
@@ -13007,7 +12892,6 @@
         <w:tc>
           <w:tcPr>
             <w:tcW w:w="3828" w:type="dxa"/>
-            <w:shd w:val="clear" w:color="auto" w:fill="auto"/>
           </w:tcPr>
           <w:p>
             <w:pPr>
@@ -13027,7 +12911,6 @@
         <w:tc>
           <w:tcPr>
             <w:tcW w:w="4487" w:type="dxa"/>
-            <w:shd w:val="clear" w:color="auto" w:fill="auto"/>
           </w:tcPr>
           <w:p>
             <w:pPr>
@@ -13049,7 +12932,6 @@
         <w:tc>
           <w:tcPr>
             <w:tcW w:w="3828" w:type="dxa"/>
-            <w:shd w:val="clear" w:color="auto" w:fill="auto"/>
           </w:tcPr>
           <w:p>
             <w:pPr>
@@ -13069,7 +12951,6 @@
         <w:tc>
           <w:tcPr>
             <w:tcW w:w="4487" w:type="dxa"/>
-            <w:shd w:val="clear" w:color="auto" w:fill="auto"/>
           </w:tcPr>
           <w:p>
             <w:pPr>
@@ -13091,7 +12972,6 @@
         <w:tc>
           <w:tcPr>
             <w:tcW w:w="3828" w:type="dxa"/>
-            <w:shd w:val="clear" w:color="auto" w:fill="auto"/>
           </w:tcPr>
           <w:p>
             <w:pPr>
@@ -13111,7 +12991,6 @@
         <w:tc>
           <w:tcPr>
             <w:tcW w:w="4487" w:type="dxa"/>
-            <w:shd w:val="clear" w:color="auto" w:fill="auto"/>
           </w:tcPr>
           <w:p>
             <w:pPr>
@@ -13133,7 +13012,6 @@
         <w:tc>
           <w:tcPr>
             <w:tcW w:w="3828" w:type="dxa"/>
-            <w:shd w:val="clear" w:color="auto" w:fill="auto"/>
           </w:tcPr>
           <w:p>
             <w:pPr>
@@ -13153,7 +13031,6 @@
         <w:tc>
           <w:tcPr>
             <w:tcW w:w="4487" w:type="dxa"/>
-            <w:shd w:val="clear" w:color="auto" w:fill="auto"/>
           </w:tcPr>
           <w:p>
             <w:pPr>
@@ -13175,7 +13052,6 @@
         <w:tc>
           <w:tcPr>
             <w:tcW w:w="3828" w:type="dxa"/>
-            <w:shd w:val="clear" w:color="auto" w:fill="auto"/>
           </w:tcPr>
           <w:p>
             <w:pPr>
@@ -13195,7 +13071,6 @@
         <w:tc>
           <w:tcPr>
             <w:tcW w:w="4487" w:type="dxa"/>
-            <w:shd w:val="clear" w:color="auto" w:fill="auto"/>
           </w:tcPr>
           <w:p>
             <w:pPr>
@@ -13217,7 +13092,6 @@
         <w:tc>
           <w:tcPr>
             <w:tcW w:w="3828" w:type="dxa"/>
-            <w:shd w:val="clear" w:color="auto" w:fill="auto"/>
           </w:tcPr>
           <w:p>
             <w:pPr>
@@ -13237,7 +13111,6 @@
         <w:tc>
           <w:tcPr>
             <w:tcW w:w="4487" w:type="dxa"/>
-            <w:shd w:val="clear" w:color="auto" w:fill="auto"/>
           </w:tcPr>
           <w:p>
             <w:pPr>
@@ -13259,7 +13132,6 @@
         <w:tc>
           <w:tcPr>
             <w:tcW w:w="3828" w:type="dxa"/>
-            <w:shd w:val="clear" w:color="auto" w:fill="auto"/>
           </w:tcPr>
           <w:p>
             <w:pPr>
@@ -13279,7 +13151,6 @@
         <w:tc>
           <w:tcPr>
             <w:tcW w:w="4487" w:type="dxa"/>
-            <w:shd w:val="clear" w:color="auto" w:fill="auto"/>
           </w:tcPr>
           <w:p>
             <w:pPr>
@@ -13301,7 +13172,6 @@
         <w:tc>
           <w:tcPr>
             <w:tcW w:w="3828" w:type="dxa"/>
-            <w:shd w:val="clear" w:color="auto" w:fill="auto"/>
           </w:tcPr>
           <w:p>
             <w:pPr>
@@ -13321,7 +13191,6 @@
         <w:tc>
           <w:tcPr>
             <w:tcW w:w="4487" w:type="dxa"/>
-            <w:shd w:val="clear" w:color="auto" w:fill="auto"/>
           </w:tcPr>
           <w:p>
             <w:pPr>
@@ -13343,7 +13212,6 @@
         <w:tc>
           <w:tcPr>
             <w:tcW w:w="3828" w:type="dxa"/>
-            <w:shd w:val="clear" w:color="auto" w:fill="auto"/>
           </w:tcPr>
           <w:p>
             <w:pPr>
@@ -13363,7 +13231,6 @@
         <w:tc>
           <w:tcPr>
             <w:tcW w:w="4487" w:type="dxa"/>
-            <w:shd w:val="clear" w:color="auto" w:fill="auto"/>
           </w:tcPr>
           <w:p>
             <w:pPr>
@@ -13385,7 +13252,6 @@
         <w:tc>
           <w:tcPr>
             <w:tcW w:w="3828" w:type="dxa"/>
-            <w:shd w:val="clear" w:color="auto" w:fill="auto"/>
           </w:tcPr>
           <w:p>
             <w:pPr>
@@ -13405,7 +13271,6 @@
         <w:tc>
           <w:tcPr>
             <w:tcW w:w="4487" w:type="dxa"/>
-            <w:shd w:val="clear" w:color="auto" w:fill="auto"/>
           </w:tcPr>
           <w:p>
             <w:pPr>
@@ -15043,7 +14908,6 @@
         <w:tc>
           <w:tcPr>
             <w:tcW w:w="1517" w:type="dxa"/>
-            <w:shd w:val="clear" w:color="auto" w:fill="auto"/>
           </w:tcPr>
           <w:p>
             <w:pPr>
@@ -15063,7 +14927,6 @@
         <w:tc>
           <w:tcPr>
             <w:tcW w:w="2392" w:type="dxa"/>
-            <w:shd w:val="clear" w:color="auto" w:fill="auto"/>
           </w:tcPr>
           <w:p>
             <w:pPr>
@@ -15083,7 +14946,6 @@
         <w:tc>
           <w:tcPr>
             <w:tcW w:w="3997" w:type="dxa"/>
-            <w:shd w:val="clear" w:color="auto" w:fill="auto"/>
           </w:tcPr>
           <w:p>
             <w:pPr>
@@ -15103,7 +14965,6 @@
         <w:tc>
           <w:tcPr>
             <w:tcW w:w="2039" w:type="dxa"/>
-            <w:shd w:val="clear" w:color="auto" w:fill="auto"/>
           </w:tcPr>
           <w:p>
             <w:pPr>
@@ -15123,7 +14984,6 @@
         <w:tc>
           <w:tcPr>
             <w:tcW w:w="3231" w:type="dxa"/>
-            <w:shd w:val="clear" w:color="auto" w:fill="auto"/>
           </w:tcPr>
           <w:p>
             <w:pPr>
@@ -15145,7 +15005,6 @@
         <w:tc>
           <w:tcPr>
             <w:tcW w:w="1517" w:type="dxa"/>
-            <w:shd w:val="clear" w:color="auto" w:fill="auto"/>
           </w:tcPr>
           <w:p>
             <w:pPr>
@@ -15165,7 +15024,6 @@
         <w:tc>
           <w:tcPr>
             <w:tcW w:w="2392" w:type="dxa"/>
-            <w:shd w:val="clear" w:color="auto" w:fill="auto"/>
           </w:tcPr>
           <w:p>
             <w:pPr>
@@ -15185,7 +15043,6 @@
         <w:tc>
           <w:tcPr>
             <w:tcW w:w="3997" w:type="dxa"/>
-            <w:shd w:val="clear" w:color="auto" w:fill="auto"/>
           </w:tcPr>
           <w:p>
             <w:pPr>
@@ -15205,7 +15062,6 @@
         <w:tc>
           <w:tcPr>
             <w:tcW w:w="2039" w:type="dxa"/>
-            <w:shd w:val="clear" w:color="auto" w:fill="auto"/>
           </w:tcPr>
           <w:p>
             <w:pPr>
@@ -15232,7 +15088,6 @@
         <w:tc>
           <w:tcPr>
             <w:tcW w:w="3231" w:type="dxa"/>
-            <w:shd w:val="clear" w:color="auto" w:fill="auto"/>
           </w:tcPr>
           <w:p>
             <w:pPr>
@@ -15254,7 +15109,6 @@
         <w:tc>
           <w:tcPr>
             <w:tcW w:w="1517" w:type="dxa"/>
-            <w:shd w:val="clear" w:color="auto" w:fill="auto"/>
           </w:tcPr>
           <w:p>
             <w:pPr>
@@ -15274,7 +15128,6 @@
         <w:tc>
           <w:tcPr>
             <w:tcW w:w="2392" w:type="dxa"/>
-            <w:shd w:val="clear" w:color="auto" w:fill="auto"/>
           </w:tcPr>
           <w:p>
             <w:pPr>
@@ -15294,7 +15147,6 @@
         <w:tc>
           <w:tcPr>
             <w:tcW w:w="3997" w:type="dxa"/>
-            <w:shd w:val="clear" w:color="auto" w:fill="auto"/>
           </w:tcPr>
           <w:p>
             <w:pPr>
@@ -15314,7 +15166,6 @@
         <w:tc>
           <w:tcPr>
             <w:tcW w:w="2039" w:type="dxa"/>
-            <w:shd w:val="clear" w:color="auto" w:fill="auto"/>
           </w:tcPr>
           <w:p>
             <w:pPr>
@@ -15334,7 +15185,6 @@
         <w:tc>
           <w:tcPr>
             <w:tcW w:w="3231" w:type="dxa"/>
-            <w:shd w:val="clear" w:color="auto" w:fill="auto"/>
           </w:tcPr>
           <w:p>
             <w:pPr>
@@ -15370,7 +15220,6 @@
         <w:tc>
           <w:tcPr>
             <w:tcW w:w="1517" w:type="dxa"/>
-            <w:shd w:val="clear" w:color="auto" w:fill="auto"/>
           </w:tcPr>
           <w:p>
             <w:pPr>
@@ -15390,7 +15239,6 @@
         <w:tc>
           <w:tcPr>
             <w:tcW w:w="2392" w:type="dxa"/>
-            <w:shd w:val="clear" w:color="auto" w:fill="auto"/>
           </w:tcPr>
           <w:p>
             <w:pPr>
@@ -15410,7 +15258,6 @@
         <w:tc>
           <w:tcPr>
             <w:tcW w:w="3997" w:type="dxa"/>
-            <w:shd w:val="clear" w:color="auto" w:fill="auto"/>
           </w:tcPr>
           <w:p>
             <w:pPr>
@@ -15430,7 +15277,6 @@
         <w:tc>
           <w:tcPr>
             <w:tcW w:w="2039" w:type="dxa"/>
-            <w:shd w:val="clear" w:color="auto" w:fill="auto"/>
           </w:tcPr>
           <w:p>
             <w:pPr>
@@ -15450,7 +15296,6 @@
         <w:tc>
           <w:tcPr>
             <w:tcW w:w="3231" w:type="dxa"/>
-            <w:shd w:val="clear" w:color="auto" w:fill="auto"/>
           </w:tcPr>
           <w:p>
             <w:pPr>
@@ -15472,7 +15317,6 @@
         <w:tc>
           <w:tcPr>
             <w:tcW w:w="1517" w:type="dxa"/>
-            <w:shd w:val="clear" w:color="auto" w:fill="auto"/>
           </w:tcPr>
           <w:p>
             <w:pPr>
@@ -15492,7 +15336,6 @@
         <w:tc>
           <w:tcPr>
             <w:tcW w:w="2392" w:type="dxa"/>
-            <w:shd w:val="clear" w:color="auto" w:fill="auto"/>
           </w:tcPr>
           <w:p>
             <w:pPr>
@@ -15512,7 +15355,6 @@
         <w:tc>
           <w:tcPr>
             <w:tcW w:w="3997" w:type="dxa"/>
-            <w:shd w:val="clear" w:color="auto" w:fill="auto"/>
           </w:tcPr>
           <w:p>
             <w:pPr>
@@ -15532,7 +15374,6 @@
         <w:tc>
           <w:tcPr>
             <w:tcW w:w="2039" w:type="dxa"/>
-            <w:shd w:val="clear" w:color="auto" w:fill="auto"/>
           </w:tcPr>
           <w:p>
             <w:pPr>
@@ -15552,7 +15393,6 @@
         <w:tc>
           <w:tcPr>
             <w:tcW w:w="3231" w:type="dxa"/>
-            <w:shd w:val="clear" w:color="auto" w:fill="auto"/>
           </w:tcPr>
           <w:p>
             <w:pPr>
@@ -15574,7 +15414,6 @@
         <w:tc>
           <w:tcPr>
             <w:tcW w:w="1517" w:type="dxa"/>
-            <w:shd w:val="clear" w:color="auto" w:fill="auto"/>
           </w:tcPr>
           <w:p>
             <w:pPr>
@@ -15594,7 +15433,6 @@
         <w:tc>
           <w:tcPr>
             <w:tcW w:w="2392" w:type="dxa"/>
-            <w:shd w:val="clear" w:color="auto" w:fill="auto"/>
           </w:tcPr>
           <w:p>
             <w:pPr>
@@ -15614,7 +15452,6 @@
         <w:tc>
           <w:tcPr>
             <w:tcW w:w="3997" w:type="dxa"/>
-            <w:shd w:val="clear" w:color="auto" w:fill="auto"/>
           </w:tcPr>
           <w:p>
             <w:pPr>
@@ -15634,7 +15471,6 @@
         <w:tc>
           <w:tcPr>
             <w:tcW w:w="2039" w:type="dxa"/>
-            <w:shd w:val="clear" w:color="auto" w:fill="auto"/>
           </w:tcPr>
           <w:p>
             <w:pPr>
@@ -15654,7 +15490,6 @@
         <w:tc>
           <w:tcPr>
             <w:tcW w:w="3231" w:type="dxa"/>
-            <w:shd w:val="clear" w:color="auto" w:fill="auto"/>
           </w:tcPr>
           <w:p>
             <w:pPr>
@@ -15690,7 +15525,6 @@
         <w:tc>
           <w:tcPr>
             <w:tcW w:w="1517" w:type="dxa"/>
-            <w:shd w:val="clear" w:color="auto" w:fill="auto"/>
           </w:tcPr>
           <w:p>
             <w:pPr>
@@ -15711,7 +15545,6 @@
         <w:tc>
           <w:tcPr>
             <w:tcW w:w="2392" w:type="dxa"/>
-            <w:shd w:val="clear" w:color="auto" w:fill="auto"/>
           </w:tcPr>
           <w:p>
             <w:pPr>
@@ -15731,7 +15564,6 @@
         <w:tc>
           <w:tcPr>
             <w:tcW w:w="3997" w:type="dxa"/>
-            <w:shd w:val="clear" w:color="auto" w:fill="auto"/>
           </w:tcPr>
           <w:p>
             <w:pPr>
@@ -15751,7 +15583,6 @@
         <w:tc>
           <w:tcPr>
             <w:tcW w:w="2039" w:type="dxa"/>
-            <w:shd w:val="clear" w:color="auto" w:fill="auto"/>
           </w:tcPr>
           <w:p>
             <w:pPr>
@@ -15771,7 +15602,6 @@
         <w:tc>
           <w:tcPr>
             <w:tcW w:w="3231" w:type="dxa"/>
-            <w:shd w:val="clear" w:color="auto" w:fill="auto"/>
           </w:tcPr>
           <w:p>
             <w:pPr>
@@ -15793,7 +15623,6 @@
         <w:tc>
           <w:tcPr>
             <w:tcW w:w="1517" w:type="dxa"/>
-            <w:shd w:val="clear" w:color="auto" w:fill="auto"/>
           </w:tcPr>
           <w:p>
             <w:pPr>
@@ -15813,7 +15642,6 @@
         <w:tc>
           <w:tcPr>
             <w:tcW w:w="2392" w:type="dxa"/>
-            <w:shd w:val="clear" w:color="auto" w:fill="auto"/>
           </w:tcPr>
           <w:p>
             <w:pPr>
@@ -15833,7 +15661,6 @@
         <w:tc>
           <w:tcPr>
             <w:tcW w:w="3997" w:type="dxa"/>
-            <w:shd w:val="clear" w:color="auto" w:fill="auto"/>
           </w:tcPr>
           <w:p>
             <w:pPr>
@@ -15853,7 +15680,6 @@
         <w:tc>
           <w:tcPr>
             <w:tcW w:w="2039" w:type="dxa"/>
-            <w:shd w:val="clear" w:color="auto" w:fill="auto"/>
           </w:tcPr>
           <w:p>
             <w:pPr>
@@ -15873,7 +15699,6 @@
         <w:tc>
           <w:tcPr>
             <w:tcW w:w="3231" w:type="dxa"/>
-            <w:shd w:val="clear" w:color="auto" w:fill="auto"/>
           </w:tcPr>
           <w:p>
             <w:pPr>
@@ -15895,7 +15720,6 @@
         <w:tc>
           <w:tcPr>
             <w:tcW w:w="1517" w:type="dxa"/>
-            <w:shd w:val="clear" w:color="auto" w:fill="auto"/>
           </w:tcPr>
           <w:p>
             <w:pPr>
@@ -15922,7 +15746,6 @@
         <w:tc>
           <w:tcPr>
             <w:tcW w:w="2392" w:type="dxa"/>
-            <w:shd w:val="clear" w:color="auto" w:fill="auto"/>
           </w:tcPr>
           <w:p>
             <w:pPr>
@@ -15942,7 +15765,6 @@
         <w:tc>
           <w:tcPr>
             <w:tcW w:w="3997" w:type="dxa"/>
-            <w:shd w:val="clear" w:color="auto" w:fill="auto"/>
           </w:tcPr>
           <w:p>
             <w:pPr>
@@ -15962,7 +15784,6 @@
         <w:tc>
           <w:tcPr>
             <w:tcW w:w="2039" w:type="dxa"/>
-            <w:shd w:val="clear" w:color="auto" w:fill="auto"/>
           </w:tcPr>
           <w:p>
             <w:pPr>
@@ -15989,7 +15810,6 @@
         <w:tc>
           <w:tcPr>
             <w:tcW w:w="3231" w:type="dxa"/>
-            <w:shd w:val="clear" w:color="auto" w:fill="auto"/>
           </w:tcPr>
           <w:p>
             <w:pPr>
@@ -16011,7 +15831,6 @@
         <w:tc>
           <w:tcPr>
             <w:tcW w:w="1517" w:type="dxa"/>
-            <w:shd w:val="clear" w:color="auto" w:fill="auto"/>
           </w:tcPr>
           <w:p>
             <w:pPr>
@@ -16031,7 +15850,6 @@
         <w:tc>
           <w:tcPr>
             <w:tcW w:w="2392" w:type="dxa"/>
-            <w:shd w:val="clear" w:color="auto" w:fill="auto"/>
           </w:tcPr>
           <w:p>
             <w:pPr>
@@ -16059,7 +15877,6 @@
         <w:tc>
           <w:tcPr>
             <w:tcW w:w="3997" w:type="dxa"/>
-            <w:shd w:val="clear" w:color="auto" w:fill="auto"/>
           </w:tcPr>
           <w:p>
             <w:pPr>
@@ -16079,7 +15896,6 @@
         <w:tc>
           <w:tcPr>
             <w:tcW w:w="2039" w:type="dxa"/>
-            <w:shd w:val="clear" w:color="auto" w:fill="auto"/>
           </w:tcPr>
           <w:p>
             <w:pPr>
@@ -16099,7 +15915,6 @@
         <w:tc>
           <w:tcPr>
             <w:tcW w:w="3231" w:type="dxa"/>
-            <w:shd w:val="clear" w:color="auto" w:fill="auto"/>
           </w:tcPr>
           <w:p>
             <w:pPr>
@@ -16121,7 +15936,6 @@
         <w:tc>
           <w:tcPr>
             <w:tcW w:w="1517" w:type="dxa"/>
-            <w:shd w:val="clear" w:color="auto" w:fill="auto"/>
           </w:tcPr>
           <w:p>
             <w:pPr>
@@ -16141,7 +15955,6 @@
         <w:tc>
           <w:tcPr>
             <w:tcW w:w="2392" w:type="dxa"/>
-            <w:shd w:val="clear" w:color="auto" w:fill="auto"/>
           </w:tcPr>
           <w:p>
             <w:pPr>
@@ -16161,7 +15974,6 @@
         <w:tc>
           <w:tcPr>
             <w:tcW w:w="3997" w:type="dxa"/>
-            <w:shd w:val="clear" w:color="auto" w:fill="auto"/>
           </w:tcPr>
           <w:p>
             <w:pPr>
@@ -16181,7 +15993,6 @@
         <w:tc>
           <w:tcPr>
             <w:tcW w:w="2039" w:type="dxa"/>
-            <w:shd w:val="clear" w:color="auto" w:fill="auto"/>
           </w:tcPr>
           <w:p>
             <w:pPr>
@@ -16201,7 +16012,6 @@
         <w:tc>
           <w:tcPr>
             <w:tcW w:w="3231" w:type="dxa"/>
-            <w:shd w:val="clear" w:color="auto" w:fill="auto"/>
           </w:tcPr>
           <w:p>
             <w:pPr>
@@ -16223,7 +16033,6 @@
         <w:tc>
           <w:tcPr>
             <w:tcW w:w="1517" w:type="dxa"/>
-            <w:shd w:val="clear" w:color="auto" w:fill="auto"/>
           </w:tcPr>
           <w:p>
             <w:pPr>
@@ -16243,7 +16052,6 @@
         <w:tc>
           <w:tcPr>
             <w:tcW w:w="2392" w:type="dxa"/>
-            <w:shd w:val="clear" w:color="auto" w:fill="auto"/>
           </w:tcPr>
           <w:p>
             <w:pPr>
@@ -16263,7 +16071,6 @@
         <w:tc>
           <w:tcPr>
             <w:tcW w:w="3997" w:type="dxa"/>
-            <w:shd w:val="clear" w:color="auto" w:fill="auto"/>
           </w:tcPr>
           <w:p>
             <w:pPr>
@@ -16283,7 +16090,6 @@
         <w:tc>
           <w:tcPr>
             <w:tcW w:w="2039" w:type="dxa"/>
-            <w:shd w:val="clear" w:color="auto" w:fill="auto"/>
           </w:tcPr>
           <w:p>
             <w:pPr>
@@ -16303,7 +16109,6 @@
         <w:tc>
           <w:tcPr>
             <w:tcW w:w="3231" w:type="dxa"/>
-            <w:shd w:val="clear" w:color="auto" w:fill="auto"/>
           </w:tcPr>
           <w:p>
             <w:pPr>
@@ -16325,7 +16130,6 @@
         <w:tc>
           <w:tcPr>
             <w:tcW w:w="1517" w:type="dxa"/>
-            <w:shd w:val="clear" w:color="auto" w:fill="auto"/>
           </w:tcPr>
           <w:p>
             <w:pPr>
@@ -16345,7 +16149,6 @@
         <w:tc>
           <w:tcPr>
             <w:tcW w:w="2392" w:type="dxa"/>
-            <w:shd w:val="clear" w:color="auto" w:fill="auto"/>
           </w:tcPr>
           <w:p>
             <w:pPr>
@@ -16371,7 +16174,6 @@
         <w:tc>
           <w:tcPr>
             <w:tcW w:w="3997" w:type="dxa"/>
-            <w:shd w:val="clear" w:color="auto" w:fill="auto"/>
           </w:tcPr>
           <w:p>
             <w:pPr>
@@ -16391,7 +16193,6 @@
         <w:tc>
           <w:tcPr>
             <w:tcW w:w="2039" w:type="dxa"/>
-            <w:shd w:val="clear" w:color="auto" w:fill="auto"/>
           </w:tcPr>
           <w:p>
             <w:pPr>
@@ -16411,7 +16212,6 @@
         <w:tc>
           <w:tcPr>
             <w:tcW w:w="3231" w:type="dxa"/>
-            <w:shd w:val="clear" w:color="auto" w:fill="auto"/>
           </w:tcPr>
           <w:p>
             <w:pPr>
@@ -16728,7 +16528,6 @@
         <w:tc>
           <w:tcPr>
             <w:tcW w:w="1518" w:type="dxa"/>
-            <w:shd w:val="clear" w:color="auto" w:fill="auto"/>
           </w:tcPr>
           <w:p>
             <w:pPr>
@@ -16748,7 +16547,6 @@
         <w:tc>
           <w:tcPr>
             <w:tcW w:w="2549" w:type="dxa"/>
-            <w:shd w:val="clear" w:color="auto" w:fill="auto"/>
           </w:tcPr>
           <w:p>
             <w:pPr>
@@ -16768,7 +16566,6 @@
         <w:tc>
           <w:tcPr>
             <w:tcW w:w="3839" w:type="dxa"/>
-            <w:shd w:val="clear" w:color="auto" w:fill="auto"/>
           </w:tcPr>
           <w:p>
             <w:pPr>
@@ -16788,7 +16585,6 @@
         <w:tc>
           <w:tcPr>
             <w:tcW w:w="1919" w:type="dxa"/>
-            <w:shd w:val="clear" w:color="auto" w:fill="auto"/>
           </w:tcPr>
           <w:p>
             <w:pPr>
@@ -16808,7 +16604,6 @@
         <w:tc>
           <w:tcPr>
             <w:tcW w:w="3351" w:type="dxa"/>
-            <w:shd w:val="clear" w:color="auto" w:fill="auto"/>
           </w:tcPr>
           <w:p>
             <w:pPr>
@@ -16830,7 +16625,6 @@
         <w:tc>
           <w:tcPr>
             <w:tcW w:w="1518" w:type="dxa"/>
-            <w:shd w:val="clear" w:color="auto" w:fill="auto"/>
           </w:tcPr>
           <w:p>
             <w:pPr>
@@ -16850,7 +16644,6 @@
         <w:tc>
           <w:tcPr>
             <w:tcW w:w="2549" w:type="dxa"/>
-            <w:shd w:val="clear" w:color="auto" w:fill="auto"/>
           </w:tcPr>
           <w:p>
             <w:pPr>
@@ -16870,7 +16663,6 @@
         <w:tc>
           <w:tcPr>
             <w:tcW w:w="3839" w:type="dxa"/>
-            <w:shd w:val="clear" w:color="auto" w:fill="auto"/>
           </w:tcPr>
           <w:p>
             <w:pPr>
@@ -16890,7 +16682,6 @@
         <w:tc>
           <w:tcPr>
             <w:tcW w:w="1919" w:type="dxa"/>
-            <w:shd w:val="clear" w:color="auto" w:fill="auto"/>
           </w:tcPr>
           <w:p>
             <w:pPr>
@@ -16917,7 +16708,6 @@
         <w:tc>
           <w:tcPr>
             <w:tcW w:w="3351" w:type="dxa"/>
-            <w:shd w:val="clear" w:color="auto" w:fill="auto"/>
           </w:tcPr>
           <w:p>
             <w:pPr>
@@ -16939,7 +16729,6 @@
         <w:tc>
           <w:tcPr>
             <w:tcW w:w="1518" w:type="dxa"/>
-            <w:shd w:val="clear" w:color="auto" w:fill="auto"/>
           </w:tcPr>
           <w:p>
             <w:pPr>
@@ -16959,7 +16748,6 @@
         <w:tc>
           <w:tcPr>
             <w:tcW w:w="2549" w:type="dxa"/>
-            <w:shd w:val="clear" w:color="auto" w:fill="auto"/>
           </w:tcPr>
           <w:p>
             <w:pPr>
@@ -16979,7 +16767,6 @@
         <w:tc>
           <w:tcPr>
             <w:tcW w:w="3839" w:type="dxa"/>
-            <w:shd w:val="clear" w:color="auto" w:fill="auto"/>
           </w:tcPr>
           <w:p>
             <w:pPr>
@@ -16999,7 +16786,6 @@
         <w:tc>
           <w:tcPr>
             <w:tcW w:w="1919" w:type="dxa"/>
-            <w:shd w:val="clear" w:color="auto" w:fill="auto"/>
           </w:tcPr>
           <w:p>
             <w:pPr>
@@ -17019,7 +16805,6 @@
         <w:tc>
           <w:tcPr>
             <w:tcW w:w="3351" w:type="dxa"/>
-            <w:shd w:val="clear" w:color="auto" w:fill="auto"/>
           </w:tcPr>
           <w:p>
             <w:pPr>
@@ -17055,7 +16840,6 @@
         <w:tc>
           <w:tcPr>
             <w:tcW w:w="1518" w:type="dxa"/>
-            <w:shd w:val="clear" w:color="auto" w:fill="auto"/>
           </w:tcPr>
           <w:p>
             <w:pPr>
@@ -17075,7 +16859,6 @@
         <w:tc>
           <w:tcPr>
             <w:tcW w:w="2549" w:type="dxa"/>
-            <w:shd w:val="clear" w:color="auto" w:fill="auto"/>
           </w:tcPr>
           <w:p>
             <w:pPr>
@@ -17095,7 +16878,6 @@
         <w:tc>
           <w:tcPr>
             <w:tcW w:w="3839" w:type="dxa"/>
-            <w:shd w:val="clear" w:color="auto" w:fill="auto"/>
           </w:tcPr>
           <w:p>
             <w:pPr>
@@ -17115,7 +16897,6 @@
         <w:tc>
           <w:tcPr>
             <w:tcW w:w="1919" w:type="dxa"/>
-            <w:shd w:val="clear" w:color="auto" w:fill="auto"/>
           </w:tcPr>
           <w:p>
             <w:pPr>
@@ -17135,7 +16916,6 @@
         <w:tc>
           <w:tcPr>
             <w:tcW w:w="3351" w:type="dxa"/>
-            <w:shd w:val="clear" w:color="auto" w:fill="auto"/>
           </w:tcPr>
           <w:p>
             <w:pPr>
@@ -17171,7 +16951,6 @@
         <w:tc>
           <w:tcPr>
             <w:tcW w:w="1518" w:type="dxa"/>
-            <w:shd w:val="clear" w:color="auto" w:fill="auto"/>
           </w:tcPr>
           <w:p>
             <w:pPr>
@@ -17191,7 +16970,6 @@
         <w:tc>
           <w:tcPr>
             <w:tcW w:w="2549" w:type="dxa"/>
-            <w:shd w:val="clear" w:color="auto" w:fill="auto"/>
           </w:tcPr>
           <w:p>
             <w:pPr>
@@ -17211,7 +16989,6 @@
         <w:tc>
           <w:tcPr>
             <w:tcW w:w="3839" w:type="dxa"/>
-            <w:shd w:val="clear" w:color="auto" w:fill="auto"/>
           </w:tcPr>
           <w:p>
             <w:pPr>
@@ -17231,7 +17008,6 @@
         <w:tc>
           <w:tcPr>
             <w:tcW w:w="1919" w:type="dxa"/>
-            <w:shd w:val="clear" w:color="auto" w:fill="auto"/>
           </w:tcPr>
           <w:p>
             <w:pPr>
@@ -17251,7 +17027,6 @@
         <w:tc>
           <w:tcPr>
             <w:tcW w:w="3351" w:type="dxa"/>
-            <w:shd w:val="clear" w:color="auto" w:fill="auto"/>
           </w:tcPr>
           <w:p>
             <w:pPr>
@@ -17273,7 +17048,6 @@
         <w:tc>
           <w:tcPr>
             <w:tcW w:w="1518" w:type="dxa"/>
-            <w:shd w:val="clear" w:color="auto" w:fill="auto"/>
           </w:tcPr>
           <w:p>
             <w:pPr>
@@ -17293,7 +17067,6 @@
         <w:tc>
           <w:tcPr>
             <w:tcW w:w="2549" w:type="dxa"/>
-            <w:shd w:val="clear" w:color="auto" w:fill="auto"/>
           </w:tcPr>
           <w:p>
             <w:pPr>
@@ -17313,7 +17086,6 @@
         <w:tc>
           <w:tcPr>
             <w:tcW w:w="3839" w:type="dxa"/>
-            <w:shd w:val="clear" w:color="auto" w:fill="auto"/>
           </w:tcPr>
           <w:p>
             <w:pPr>
@@ -17333,7 +17105,6 @@
         <w:tc>
           <w:tcPr>
             <w:tcW w:w="1919" w:type="dxa"/>
-            <w:shd w:val="clear" w:color="auto" w:fill="auto"/>
           </w:tcPr>
           <w:p>
             <w:pPr>
@@ -17353,7 +17124,6 @@
         <w:tc>
           <w:tcPr>
             <w:tcW w:w="3351" w:type="dxa"/>
-            <w:shd w:val="clear" w:color="auto" w:fill="auto"/>
           </w:tcPr>
           <w:p>
             <w:pPr>
@@ -17610,7 +17380,6 @@
         <w:tc>
           <w:tcPr>
             <w:tcW w:w="1516" w:type="dxa"/>
-            <w:shd w:val="clear" w:color="auto" w:fill="auto"/>
           </w:tcPr>
           <w:p>
             <w:pPr>
@@ -17637,7 +17406,6 @@
         <w:tc>
           <w:tcPr>
             <w:tcW w:w="2550" w:type="dxa"/>
-            <w:shd w:val="clear" w:color="auto" w:fill="auto"/>
           </w:tcPr>
           <w:p>
             <w:pPr>
@@ -17657,7 +17425,6 @@
         <w:tc>
           <w:tcPr>
             <w:tcW w:w="3840" w:type="dxa"/>
-            <w:shd w:val="clear" w:color="auto" w:fill="auto"/>
           </w:tcPr>
           <w:p>
             <w:pPr>
@@ -17677,7 +17444,6 @@
         <w:tc>
           <w:tcPr>
             <w:tcW w:w="1919" w:type="dxa"/>
-            <w:shd w:val="clear" w:color="auto" w:fill="auto"/>
           </w:tcPr>
           <w:p>
             <w:pPr>
@@ -17697,7 +17463,6 @@
         <w:tc>
           <w:tcPr>
             <w:tcW w:w="3351" w:type="dxa"/>
-            <w:shd w:val="clear" w:color="auto" w:fill="auto"/>
           </w:tcPr>
           <w:p>
             <w:pPr>
@@ -17719,7 +17484,6 @@
         <w:tc>
           <w:tcPr>
             <w:tcW w:w="1516" w:type="dxa"/>
-            <w:shd w:val="clear" w:color="auto" w:fill="auto"/>
           </w:tcPr>
           <w:p>
             <w:pPr>
@@ -17739,7 +17503,6 @@
         <w:tc>
           <w:tcPr>
             <w:tcW w:w="2550" w:type="dxa"/>
-            <w:shd w:val="clear" w:color="auto" w:fill="auto"/>
           </w:tcPr>
           <w:p>
             <w:pPr>
@@ -17759,7 +17522,6 @@
         <w:tc>
           <w:tcPr>
             <w:tcW w:w="3840" w:type="dxa"/>
-            <w:shd w:val="clear" w:color="auto" w:fill="auto"/>
           </w:tcPr>
           <w:p>
             <w:pPr>
@@ -17779,7 +17541,6 @@
         <w:tc>
           <w:tcPr>
             <w:tcW w:w="1919" w:type="dxa"/>
-            <w:shd w:val="clear" w:color="auto" w:fill="auto"/>
           </w:tcPr>
           <w:p>
             <w:pPr>
@@ -17806,7 +17567,6 @@
         <w:tc>
           <w:tcPr>
             <w:tcW w:w="3351" w:type="dxa"/>
-            <w:shd w:val="clear" w:color="auto" w:fill="auto"/>
           </w:tcPr>
           <w:p>
             <w:pPr>
@@ -17828,7 +17588,6 @@
         <w:tc>
           <w:tcPr>
             <w:tcW w:w="1516" w:type="dxa"/>
-            <w:shd w:val="clear" w:color="auto" w:fill="auto"/>
           </w:tcPr>
           <w:p>
             <w:pPr>
@@ -17848,7 +17607,6 @@
         <w:tc>
           <w:tcPr>
             <w:tcW w:w="2550" w:type="dxa"/>
-            <w:shd w:val="clear" w:color="auto" w:fill="auto"/>
           </w:tcPr>
           <w:p>
             <w:pPr>
@@ -17868,7 +17626,6 @@
         <w:tc>
           <w:tcPr>
             <w:tcW w:w="3840" w:type="dxa"/>
-            <w:shd w:val="clear" w:color="auto" w:fill="auto"/>
           </w:tcPr>
           <w:p>
             <w:pPr>
@@ -17888,7 +17645,6 @@
         <w:tc>
           <w:tcPr>
             <w:tcW w:w="1919" w:type="dxa"/>
-            <w:shd w:val="clear" w:color="auto" w:fill="auto"/>
           </w:tcPr>
           <w:p>
             <w:pPr>
@@ -17908,7 +17664,6 @@
         <w:tc>
           <w:tcPr>
             <w:tcW w:w="3351" w:type="dxa"/>
-            <w:shd w:val="clear" w:color="auto" w:fill="auto"/>
           </w:tcPr>
           <w:p>
             <w:pPr>
@@ -17930,7 +17685,6 @@
         <w:tc>
           <w:tcPr>
             <w:tcW w:w="1516" w:type="dxa"/>
-            <w:shd w:val="clear" w:color="auto" w:fill="auto"/>
           </w:tcPr>
           <w:p>
             <w:pPr>
@@ -17950,7 +17704,6 @@
         <w:tc>
           <w:tcPr>
             <w:tcW w:w="2550" w:type="dxa"/>
-            <w:shd w:val="clear" w:color="auto" w:fill="auto"/>
           </w:tcPr>
           <w:p>
             <w:pPr>
@@ -17970,7 +17723,6 @@
         <w:tc>
           <w:tcPr>
             <w:tcW w:w="3840" w:type="dxa"/>
-            <w:shd w:val="clear" w:color="auto" w:fill="auto"/>
           </w:tcPr>
           <w:p>
             <w:pPr>
@@ -17990,7 +17742,6 @@
         <w:tc>
           <w:tcPr>
             <w:tcW w:w="1919" w:type="dxa"/>
-            <w:shd w:val="clear" w:color="auto" w:fill="auto"/>
           </w:tcPr>
           <w:p>
             <w:pPr>
@@ -18010,7 +17761,6 @@
         <w:tc>
           <w:tcPr>
             <w:tcW w:w="3351" w:type="dxa"/>
-            <w:shd w:val="clear" w:color="auto" w:fill="auto"/>
           </w:tcPr>
           <w:p>
             <w:pPr>
@@ -20800,7 +20550,6 @@
           <w:tcPr>
             <w:tcW w:w="4788" w:type="dxa"/>
             <w:gridSpan w:val="3"/>
-            <w:shd w:val="clear" w:color="auto" w:fill="auto"/>
           </w:tcPr>
           <w:p>
             <w:pPr>
@@ -20820,7 +20569,6 @@
         <w:tc>
           <w:tcPr>
             <w:tcW w:w="4788" w:type="dxa"/>
-            <w:shd w:val="clear" w:color="auto" w:fill="auto"/>
           </w:tcPr>
           <w:p>
             <w:pPr>
@@ -20858,7 +20606,6 @@
           <w:tcPr>
             <w:tcW w:w="3360" w:type="dxa"/>
             <w:gridSpan w:val="2"/>
-            <w:shd w:val="clear" w:color="auto" w:fill="auto"/>
           </w:tcPr>
           <w:p>
             <w:pPr>
@@ -20890,7 +20637,6 @@
         <w:tc>
           <w:tcPr>
             <w:tcW w:w="4788" w:type="dxa"/>
-            <w:shd w:val="clear" w:color="auto" w:fill="auto"/>
           </w:tcPr>
           <w:p>
             <w:pPr>
@@ -20942,7 +20688,6 @@
         <w:tc>
           <w:tcPr>
             <w:tcW w:w="1800" w:type="dxa"/>
-            <w:shd w:val="clear" w:color="auto" w:fill="auto"/>
           </w:tcPr>
           <w:p>
             <w:pPr>
@@ -20962,7 +20707,6 @@
         <w:tc>
           <w:tcPr>
             <w:tcW w:w="4788" w:type="dxa"/>
-            <w:shd w:val="clear" w:color="auto" w:fill="auto"/>
           </w:tcPr>
           <w:p>
             <w:pPr>
@@ -21014,7 +20758,6 @@
         <w:tc>
           <w:tcPr>
             <w:tcW w:w="1800" w:type="dxa"/>
-            <w:shd w:val="clear" w:color="auto" w:fill="auto"/>
           </w:tcPr>
           <w:p>
             <w:pPr>
@@ -21034,7 +20777,6 @@
         <w:tc>
           <w:tcPr>
             <w:tcW w:w="4788" w:type="dxa"/>
-            <w:shd w:val="clear" w:color="auto" w:fill="auto"/>
           </w:tcPr>
           <w:p>
             <w:pPr>
@@ -21334,7 +21076,6 @@
         <w:tc>
           <w:tcPr>
             <w:tcW w:w="1150" w:type="dxa"/>
-            <w:shd w:val="clear" w:color="auto" w:fill="auto"/>
           </w:tcPr>
           <w:p>
             <w:pPr>
@@ -21354,7 +21095,6 @@
         <w:tc>
           <w:tcPr>
             <w:tcW w:w="3030" w:type="dxa"/>
-            <w:shd w:val="clear" w:color="auto" w:fill="auto"/>
           </w:tcPr>
           <w:p>
             <w:pPr>
@@ -21374,7 +21114,6 @@
         <w:tc>
           <w:tcPr>
             <w:tcW w:w="1850" w:type="dxa"/>
-            <w:shd w:val="clear" w:color="auto" w:fill="auto"/>
           </w:tcPr>
           <w:p>
             <w:pPr>
@@ -21394,7 +21133,6 @@
         <w:tc>
           <w:tcPr>
             <w:tcW w:w="2785" w:type="dxa"/>
-            <w:shd w:val="clear" w:color="auto" w:fill="auto"/>
           </w:tcPr>
           <w:p>
             <w:pPr>
@@ -21428,7 +21166,6 @@
         <w:tc>
           <w:tcPr>
             <w:tcW w:w="1080" w:type="dxa"/>
-            <w:shd w:val="clear" w:color="auto" w:fill="auto"/>
           </w:tcPr>
           <w:p>
             <w:pPr>
@@ -21447,7 +21184,6 @@
         <w:tc>
           <w:tcPr>
             <w:tcW w:w="1150" w:type="dxa"/>
-            <w:shd w:val="clear" w:color="auto" w:fill="auto"/>
           </w:tcPr>
           <w:p>
             <w:pPr>
@@ -21467,7 +21203,6 @@
         <w:tc>
           <w:tcPr>
             <w:tcW w:w="3030" w:type="dxa"/>
-            <w:shd w:val="clear" w:color="auto" w:fill="auto"/>
           </w:tcPr>
           <w:p>
             <w:pPr>
@@ -21487,7 +21222,6 @@
         <w:tc>
           <w:tcPr>
             <w:tcW w:w="1850" w:type="dxa"/>
-            <w:shd w:val="clear" w:color="auto" w:fill="auto"/>
           </w:tcPr>
           <w:p>
             <w:pPr>
@@ -21507,7 +21241,6 @@
         <w:tc>
           <w:tcPr>
             <w:tcW w:w="2785" w:type="dxa"/>
-            <w:shd w:val="clear" w:color="auto" w:fill="auto"/>
           </w:tcPr>
           <w:p>
             <w:pPr>
@@ -21527,7 +21260,6 @@
         <w:tc>
           <w:tcPr>
             <w:tcW w:w="1080" w:type="dxa"/>
-            <w:shd w:val="clear" w:color="auto" w:fill="auto"/>
           </w:tcPr>
           <w:p>
             <w:pPr>
@@ -21546,7 +21278,6 @@
         <w:tc>
           <w:tcPr>
             <w:tcW w:w="1150" w:type="dxa"/>
-            <w:shd w:val="clear" w:color="auto" w:fill="auto"/>
           </w:tcPr>
           <w:p>
             <w:pPr>
@@ -21566,7 +21297,6 @@
         <w:tc>
           <w:tcPr>
             <w:tcW w:w="3030" w:type="dxa"/>
-            <w:shd w:val="clear" w:color="auto" w:fill="auto"/>
           </w:tcPr>
           <w:p>
             <w:pPr>
@@ -21586,7 +21316,6 @@
         <w:tc>
           <w:tcPr>
             <w:tcW w:w="1850" w:type="dxa"/>
-            <w:shd w:val="clear" w:color="auto" w:fill="auto"/>
           </w:tcPr>
           <w:p>
             <w:pPr>
@@ -21606,7 +21335,6 @@
         <w:tc>
           <w:tcPr>
             <w:tcW w:w="2785" w:type="dxa"/>
-            <w:shd w:val="clear" w:color="auto" w:fill="auto"/>
           </w:tcPr>
           <w:p>
             <w:pPr>
@@ -21626,7 +21354,6 @@
         <w:tc>
           <w:tcPr>
             <w:tcW w:w="1080" w:type="dxa"/>
-            <w:shd w:val="clear" w:color="auto" w:fill="auto"/>
           </w:tcPr>
           <w:p>
             <w:pPr>
@@ -21645,7 +21372,6 @@
         <w:tc>
           <w:tcPr>
             <w:tcW w:w="1150" w:type="dxa"/>
-            <w:shd w:val="clear" w:color="auto" w:fill="auto"/>
           </w:tcPr>
           <w:p>
             <w:pPr>
@@ -21666,7 +21392,6 @@
         <w:tc>
           <w:tcPr>
             <w:tcW w:w="3030" w:type="dxa"/>
-            <w:shd w:val="clear" w:color="auto" w:fill="auto"/>
           </w:tcPr>
           <w:p>
             <w:pPr>
@@ -21686,7 +21411,6 @@
         <w:tc>
           <w:tcPr>
             <w:tcW w:w="1850" w:type="dxa"/>
-            <w:shd w:val="clear" w:color="auto" w:fill="auto"/>
           </w:tcPr>
           <w:p>
             <w:pPr>
@@ -21706,7 +21430,6 @@
         <w:tc>
           <w:tcPr>
             <w:tcW w:w="2785" w:type="dxa"/>
-            <w:shd w:val="clear" w:color="auto" w:fill="auto"/>
           </w:tcPr>
           <w:p>
             <w:pPr>
@@ -21726,7 +21449,6 @@
         <w:tc>
           <w:tcPr>
             <w:tcW w:w="1080" w:type="dxa"/>
-            <w:shd w:val="clear" w:color="auto" w:fill="auto"/>
           </w:tcPr>
           <w:p>
             <w:pPr>
@@ -21745,7 +21467,6 @@
         <w:tc>
           <w:tcPr>
             <w:tcW w:w="1150" w:type="dxa"/>
-            <w:shd w:val="clear" w:color="auto" w:fill="auto"/>
           </w:tcPr>
           <w:p>
             <w:pPr>
@@ -21765,7 +21486,6 @@
         <w:tc>
           <w:tcPr>
             <w:tcW w:w="3030" w:type="dxa"/>
-            <w:shd w:val="clear" w:color="auto" w:fill="auto"/>
           </w:tcPr>
           <w:p>
             <w:pPr>
@@ -21785,7 +21505,6 @@
         <w:tc>
           <w:tcPr>
             <w:tcW w:w="1850" w:type="dxa"/>
-            <w:shd w:val="clear" w:color="auto" w:fill="auto"/>
           </w:tcPr>
           <w:p>
             <w:pPr>
@@ -21805,7 +21524,6 @@
         <w:tc>
           <w:tcPr>
             <w:tcW w:w="2785" w:type="dxa"/>
-            <w:shd w:val="clear" w:color="auto" w:fill="auto"/>
           </w:tcPr>
           <w:p>
             <w:pPr>
@@ -21825,7 +21543,6 @@
         <w:tc>
           <w:tcPr>
             <w:tcW w:w="1080" w:type="dxa"/>
-            <w:shd w:val="clear" w:color="auto" w:fill="auto"/>
           </w:tcPr>
           <w:p>
             <w:pPr>
@@ -21844,7 +21561,6 @@
         <w:tc>
           <w:tcPr>
             <w:tcW w:w="1150" w:type="dxa"/>
-            <w:shd w:val="clear" w:color="auto" w:fill="auto"/>
           </w:tcPr>
           <w:p>
             <w:pPr>
@@ -21864,7 +21580,6 @@
         <w:tc>
           <w:tcPr>
             <w:tcW w:w="3030" w:type="dxa"/>
-            <w:shd w:val="clear" w:color="auto" w:fill="auto"/>
           </w:tcPr>
           <w:p>
             <w:pPr>
@@ -21884,7 +21599,6 @@
         <w:tc>
           <w:tcPr>
             <w:tcW w:w="1850" w:type="dxa"/>
-            <w:shd w:val="clear" w:color="auto" w:fill="auto"/>
           </w:tcPr>
           <w:p>
             <w:pPr>
@@ -21904,7 +21618,6 @@
         <w:tc>
           <w:tcPr>
             <w:tcW w:w="2785" w:type="dxa"/>
-            <w:shd w:val="clear" w:color="auto" w:fill="auto"/>
           </w:tcPr>
           <w:p>
             <w:pPr>
@@ -21924,7 +21637,6 @@
         <w:tc>
           <w:tcPr>
             <w:tcW w:w="1080" w:type="dxa"/>
-            <w:shd w:val="clear" w:color="auto" w:fill="auto"/>
           </w:tcPr>
           <w:p>
             <w:pPr>
@@ -22170,7 +21882,6 @@
         <w:tc>
           <w:tcPr>
             <w:tcW w:w="1189" w:type="dxa"/>
-            <w:shd w:val="clear" w:color="auto" w:fill="auto"/>
           </w:tcPr>
           <w:p>
             <w:pPr>
@@ -22190,7 +21901,6 @@
         <w:tc>
           <w:tcPr>
             <w:tcW w:w="2722" w:type="dxa"/>
-            <w:shd w:val="clear" w:color="auto" w:fill="auto"/>
           </w:tcPr>
           <w:p>
             <w:pPr>
@@ -22210,7 +21920,6 @@
         <w:tc>
           <w:tcPr>
             <w:tcW w:w="1947" w:type="dxa"/>
-            <w:shd w:val="clear" w:color="auto" w:fill="auto"/>
           </w:tcPr>
           <w:p>
             <w:pPr>
@@ -22230,7 +21939,6 @@
         <w:tc>
           <w:tcPr>
             <w:tcW w:w="2655" w:type="dxa"/>
-            <w:shd w:val="clear" w:color="auto" w:fill="auto"/>
           </w:tcPr>
           <w:p>
             <w:pPr>
@@ -22250,7 +21958,6 @@
         <w:tc>
           <w:tcPr>
             <w:tcW w:w="1562" w:type="dxa"/>
-            <w:shd w:val="clear" w:color="auto" w:fill="auto"/>
           </w:tcPr>
           <w:p>
             <w:pPr>
@@ -22269,7 +21976,6 @@
         <w:tc>
           <w:tcPr>
             <w:tcW w:w="1189" w:type="dxa"/>
-            <w:shd w:val="clear" w:color="auto" w:fill="auto"/>
           </w:tcPr>
           <w:p>
             <w:pPr>
@@ -22289,7 +21995,6 @@
         <w:tc>
           <w:tcPr>
             <w:tcW w:w="2722" w:type="dxa"/>
-            <w:shd w:val="clear" w:color="auto" w:fill="auto"/>
           </w:tcPr>
           <w:p>
             <w:pPr>
@@ -22309,7 +22014,6 @@
         <w:tc>
           <w:tcPr>
             <w:tcW w:w="1947" w:type="dxa"/>
-            <w:shd w:val="clear" w:color="auto" w:fill="auto"/>
           </w:tcPr>
           <w:p>
             <w:pPr>
@@ -22329,7 +22033,6 @@
         <w:tc>
           <w:tcPr>
             <w:tcW w:w="2655" w:type="dxa"/>
-            <w:shd w:val="clear" w:color="auto" w:fill="auto"/>
           </w:tcPr>
           <w:p>
             <w:pPr>
@@ -22349,7 +22052,6 @@
         <w:tc>
           <w:tcPr>
             <w:tcW w:w="1562" w:type="dxa"/>
-            <w:shd w:val="clear" w:color="auto" w:fill="auto"/>
           </w:tcPr>
           <w:p>
             <w:pPr>
@@ -22368,7 +22070,6 @@
         <w:tc>
           <w:tcPr>
             <w:tcW w:w="1189" w:type="dxa"/>
-            <w:shd w:val="clear" w:color="auto" w:fill="auto"/>
           </w:tcPr>
           <w:p>
             <w:pPr>
@@ -22388,7 +22089,6 @@
         <w:tc>
           <w:tcPr>
             <w:tcW w:w="2722" w:type="dxa"/>
-            <w:shd w:val="clear" w:color="auto" w:fill="auto"/>
           </w:tcPr>
           <w:p>
             <w:pPr>
@@ -22408,7 +22108,6 @@
         <w:tc>
           <w:tcPr>
             <w:tcW w:w="1947" w:type="dxa"/>
-            <w:shd w:val="clear" w:color="auto" w:fill="auto"/>
           </w:tcPr>
           <w:p>
             <w:pPr>
@@ -22437,7 +22136,6 @@
         <w:tc>
           <w:tcPr>
             <w:tcW w:w="2655" w:type="dxa"/>
-            <w:shd w:val="clear" w:color="auto" w:fill="auto"/>
           </w:tcPr>
           <w:p>
             <w:pPr>
@@ -22457,7 +22155,6 @@
         <w:tc>
           <w:tcPr>
             <w:tcW w:w="1562" w:type="dxa"/>
-            <w:shd w:val="clear" w:color="auto" w:fill="auto"/>
           </w:tcPr>
           <w:p>
             <w:pPr>
@@ -22482,7 +22179,6 @@
         <w:tc>
           <w:tcPr>
             <w:tcW w:w="1189" w:type="dxa"/>
-            <w:shd w:val="clear" w:color="auto" w:fill="auto"/>
           </w:tcPr>
           <w:p>
             <w:pPr>
@@ -22502,7 +22198,6 @@
         <w:tc>
           <w:tcPr>
             <w:tcW w:w="2722" w:type="dxa"/>
-            <w:shd w:val="clear" w:color="auto" w:fill="auto"/>
           </w:tcPr>
           <w:p>
             <w:pPr>
@@ -22522,7 +22217,6 @@
         <w:tc>
           <w:tcPr>
             <w:tcW w:w="1947" w:type="dxa"/>
-            <w:shd w:val="clear" w:color="auto" w:fill="auto"/>
           </w:tcPr>
           <w:p>
             <w:pPr>
@@ -22583,7 +22277,6 @@
         <w:tc>
           <w:tcPr>
             <w:tcW w:w="2655" w:type="dxa"/>
-            <w:shd w:val="clear" w:color="auto" w:fill="auto"/>
           </w:tcPr>
           <w:p>
             <w:pPr>
@@ -22603,7 +22296,6 @@
         <w:tc>
           <w:tcPr>
             <w:tcW w:w="1562" w:type="dxa"/>
-            <w:shd w:val="clear" w:color="auto" w:fill="auto"/>
           </w:tcPr>
           <w:p>
             <w:pPr>
@@ -22807,7 +22499,6 @@
           <w:tcPr>
             <w:tcW w:w="4760" w:type="dxa"/>
             <w:gridSpan w:val="3"/>
-            <w:shd w:val="clear" w:color="auto" w:fill="auto"/>
           </w:tcPr>
           <w:p>
             <w:pPr>
@@ -22839,7 +22530,6 @@
         <w:tc>
           <w:tcPr>
             <w:tcW w:w="4816" w:type="dxa"/>
-            <w:shd w:val="clear" w:color="auto" w:fill="auto"/>
           </w:tcPr>
           <w:p>
             <w:pPr>
@@ -22877,7 +22567,6 @@
           <w:tcPr>
             <w:tcW w:w="3343" w:type="dxa"/>
             <w:gridSpan w:val="2"/>
-            <w:shd w:val="clear" w:color="auto" w:fill="auto"/>
           </w:tcPr>
           <w:p>
             <w:pPr>
@@ -22909,7 +22598,6 @@
         <w:tc>
           <w:tcPr>
             <w:tcW w:w="4816" w:type="dxa"/>
-            <w:shd w:val="clear" w:color="auto" w:fill="auto"/>
           </w:tcPr>
           <w:p>
             <w:pPr>
@@ -22961,7 +22649,6 @@
         <w:tc>
           <w:tcPr>
             <w:tcW w:w="2509" w:type="dxa"/>
-            <w:shd w:val="clear" w:color="auto" w:fill="auto"/>
           </w:tcPr>
           <w:p>
             <w:pPr>
@@ -22993,7 +22680,6 @@
         <w:tc>
           <w:tcPr>
             <w:tcW w:w="4816" w:type="dxa"/>
-            <w:shd w:val="clear" w:color="auto" w:fill="auto"/>
           </w:tcPr>
           <w:p>
             <w:pPr>
@@ -23045,7 +22731,6 @@
         <w:tc>
           <w:tcPr>
             <w:tcW w:w="2509" w:type="dxa"/>
-            <w:shd w:val="clear" w:color="auto" w:fill="auto"/>
           </w:tcPr>
           <w:p>
             <w:pPr>
@@ -23109,7 +22794,6 @@
           <w:tcPr>
             <w:tcW w:w="3343" w:type="dxa"/>
             <w:gridSpan w:val="2"/>
-            <w:shd w:val="clear" w:color="auto" w:fill="auto"/>
           </w:tcPr>
           <w:p>
             <w:pPr>
@@ -23141,7 +22825,6 @@
         <w:tc>
           <w:tcPr>
             <w:tcW w:w="4816" w:type="dxa"/>
-            <w:shd w:val="clear" w:color="auto" w:fill="auto"/>
           </w:tcPr>
           <w:p>
             <w:pPr>
@@ -23193,7 +22876,6 @@
         <w:tc>
           <w:tcPr>
             <w:tcW w:w="2509" w:type="dxa"/>
-            <w:shd w:val="clear" w:color="auto" w:fill="auto"/>
           </w:tcPr>
           <w:p>
             <w:pPr>
@@ -23225,7 +22907,6 @@
         <w:tc>
           <w:tcPr>
             <w:tcW w:w="4816" w:type="dxa"/>
-            <w:shd w:val="clear" w:color="auto" w:fill="auto"/>
           </w:tcPr>
           <w:p>
             <w:pPr>
@@ -23277,7 +22958,6 @@
         <w:tc>
           <w:tcPr>
             <w:tcW w:w="2509" w:type="dxa"/>
-            <w:shd w:val="clear" w:color="auto" w:fill="auto"/>
           </w:tcPr>
           <w:p>
             <w:pPr>
@@ -23309,7 +22989,6 @@
         <w:tc>
           <w:tcPr>
             <w:tcW w:w="4816" w:type="dxa"/>
-            <w:shd w:val="clear" w:color="auto" w:fill="auto"/>
           </w:tcPr>
           <w:p>
             <w:pPr>
@@ -23361,7 +23040,6 @@
         <w:tc>
           <w:tcPr>
             <w:tcW w:w="2509" w:type="dxa"/>
-            <w:shd w:val="clear" w:color="auto" w:fill="auto"/>
           </w:tcPr>
           <w:p>
             <w:pPr>
@@ -23393,7 +23071,6 @@
         <w:tc>
           <w:tcPr>
             <w:tcW w:w="4816" w:type="dxa"/>
-            <w:shd w:val="clear" w:color="auto" w:fill="auto"/>
           </w:tcPr>
           <w:p>
             <w:pPr>
@@ -23445,7 +23122,6 @@
         <w:tc>
           <w:tcPr>
             <w:tcW w:w="2509" w:type="dxa"/>
-            <w:shd w:val="clear" w:color="auto" w:fill="auto"/>
           </w:tcPr>
           <w:p>
             <w:pPr>
@@ -23477,7 +23153,6 @@
         <w:tc>
           <w:tcPr>
             <w:tcW w:w="4816" w:type="dxa"/>
-            <w:shd w:val="clear" w:color="auto" w:fill="auto"/>
           </w:tcPr>
           <w:p>
             <w:pPr>
@@ -23515,7 +23190,6 @@
           <w:tcPr>
             <w:tcW w:w="3343" w:type="dxa"/>
             <w:gridSpan w:val="2"/>
-            <w:shd w:val="clear" w:color="auto" w:fill="auto"/>
           </w:tcPr>
           <w:p>
             <w:pPr>
@@ -23593,7 +23267,6 @@
         <w:tc>
           <w:tcPr>
             <w:tcW w:w="2509" w:type="dxa"/>
-            <w:shd w:val="clear" w:color="auto" w:fill="auto"/>
           </w:tcPr>
           <w:p>
             <w:pPr>
@@ -23671,7 +23344,6 @@
         <w:tc>
           <w:tcPr>
             <w:tcW w:w="2509" w:type="dxa"/>
-            <w:shd w:val="clear" w:color="auto" w:fill="auto"/>
           </w:tcPr>
           <w:p>
             <w:pPr>
@@ -23735,7 +23407,6 @@
           <w:tcPr>
             <w:tcW w:w="3343" w:type="dxa"/>
             <w:gridSpan w:val="2"/>
-            <w:shd w:val="clear" w:color="auto" w:fill="auto"/>
           </w:tcPr>
           <w:p>
             <w:pPr>
@@ -23813,7 +23484,6 @@
         <w:tc>
           <w:tcPr>
             <w:tcW w:w="2509" w:type="dxa"/>
-            <w:shd w:val="clear" w:color="auto" w:fill="auto"/>
           </w:tcPr>
           <w:p>
             <w:pPr>
@@ -23891,7 +23561,6 @@
         <w:tc>
           <w:tcPr>
             <w:tcW w:w="2509" w:type="dxa"/>
-            <w:shd w:val="clear" w:color="auto" w:fill="auto"/>
           </w:tcPr>
           <w:p>
             <w:pPr>
@@ -23976,7 +23645,6 @@
         <w:tc>
           <w:tcPr>
             <w:tcW w:w="2509" w:type="dxa"/>
-            <w:shd w:val="clear" w:color="auto" w:fill="auto"/>
           </w:tcPr>
           <w:p>
             <w:pPr>
@@ -24061,7 +23729,6 @@
         <w:tc>
           <w:tcPr>
             <w:tcW w:w="2509" w:type="dxa"/>
-            <w:shd w:val="clear" w:color="auto" w:fill="auto"/>
           </w:tcPr>
           <w:p>
             <w:pPr>
@@ -24146,7 +23813,6 @@
         <w:tc>
           <w:tcPr>
             <w:tcW w:w="2509" w:type="dxa"/>
-            <w:shd w:val="clear" w:color="auto" w:fill="auto"/>
           </w:tcPr>
           <w:p>
             <w:pPr>
@@ -24455,7 +24121,6 @@
         <w:tc>
           <w:tcPr>
             <w:tcW w:w="1095" w:type="dxa"/>
-            <w:shd w:val="clear" w:color="auto" w:fill="auto"/>
           </w:tcPr>
           <w:p>
             <w:pPr>
@@ -24475,7 +24140,6 @@
         <w:tc>
           <w:tcPr>
             <w:tcW w:w="2410" w:type="dxa"/>
-            <w:shd w:val="clear" w:color="auto" w:fill="auto"/>
           </w:tcPr>
           <w:p>
             <w:pPr>
@@ -24495,7 +24159,6 @@
         <w:tc>
           <w:tcPr>
             <w:tcW w:w="1890" w:type="dxa"/>
-            <w:shd w:val="clear" w:color="auto" w:fill="auto"/>
           </w:tcPr>
           <w:p>
             <w:pPr>
@@ -24556,7 +24219,6 @@
         <w:tc>
           <w:tcPr>
             <w:tcW w:w="1980" w:type="dxa"/>
-            <w:shd w:val="clear" w:color="auto" w:fill="auto"/>
           </w:tcPr>
           <w:p>
             <w:pPr>
@@ -24576,7 +24238,6 @@
         <w:tc>
           <w:tcPr>
             <w:tcW w:w="1975" w:type="dxa"/>
-            <w:shd w:val="clear" w:color="auto" w:fill="auto"/>
           </w:tcPr>
           <w:p>
             <w:pPr>
@@ -24629,7 +24290,6 @@
         <w:tc>
           <w:tcPr>
             <w:tcW w:w="1095" w:type="dxa"/>
-            <w:shd w:val="clear" w:color="auto" w:fill="auto"/>
           </w:tcPr>
           <w:p>
             <w:pPr>
@@ -24649,7 +24309,6 @@
         <w:tc>
           <w:tcPr>
             <w:tcW w:w="2410" w:type="dxa"/>
-            <w:shd w:val="clear" w:color="auto" w:fill="auto"/>
           </w:tcPr>
           <w:p>
             <w:pPr>
@@ -24669,7 +24328,6 @@
         <w:tc>
           <w:tcPr>
             <w:tcW w:w="1890" w:type="dxa"/>
-            <w:shd w:val="clear" w:color="auto" w:fill="auto"/>
           </w:tcPr>
           <w:p>
             <w:pPr>
@@ -24689,7 +24347,6 @@
         <w:tc>
           <w:tcPr>
             <w:tcW w:w="1980" w:type="dxa"/>
-            <w:shd w:val="clear" w:color="auto" w:fill="auto"/>
           </w:tcPr>
           <w:p>
             <w:pPr>
@@ -24709,7 +24366,6 @@
         <w:tc>
           <w:tcPr>
             <w:tcW w:w="1975" w:type="dxa"/>
-            <w:shd w:val="clear" w:color="auto" w:fill="auto"/>
           </w:tcPr>
           <w:p>
             <w:pPr>
@@ -24728,7 +24384,6 @@
         <w:tc>
           <w:tcPr>
             <w:tcW w:w="1095" w:type="dxa"/>
-            <w:shd w:val="clear" w:color="auto" w:fill="auto"/>
           </w:tcPr>
           <w:p>
             <w:pPr>
@@ -24748,7 +24403,6 @@
         <w:tc>
           <w:tcPr>
             <w:tcW w:w="2410" w:type="dxa"/>
-            <w:shd w:val="clear" w:color="auto" w:fill="auto"/>
           </w:tcPr>
           <w:p>
             <w:pPr>
@@ -24768,7 +24422,6 @@
         <w:tc>
           <w:tcPr>
             <w:tcW w:w="1890" w:type="dxa"/>
-            <w:shd w:val="clear" w:color="auto" w:fill="auto"/>
           </w:tcPr>
           <w:p>
             <w:pPr>
@@ -24794,7 +24447,6 @@
         <w:tc>
           <w:tcPr>
             <w:tcW w:w="1980" w:type="dxa"/>
-            <w:shd w:val="clear" w:color="auto" w:fill="auto"/>
           </w:tcPr>
           <w:p>
             <w:pPr>
@@ -24814,7 +24466,6 @@
         <w:tc>
           <w:tcPr>
             <w:tcW w:w="1975" w:type="dxa"/>
-            <w:shd w:val="clear" w:color="auto" w:fill="auto"/>
           </w:tcPr>
           <w:p>
             <w:pPr>
@@ -24833,7 +24484,6 @@
         <w:tc>
           <w:tcPr>
             <w:tcW w:w="1095" w:type="dxa"/>
-            <w:shd w:val="clear" w:color="auto" w:fill="auto"/>
           </w:tcPr>
           <w:p>
             <w:pPr>
@@ -24853,7 +24503,6 @@
         <w:tc>
           <w:tcPr>
             <w:tcW w:w="2410" w:type="dxa"/>
-            <w:shd w:val="clear" w:color="auto" w:fill="auto"/>
           </w:tcPr>
           <w:p>
             <w:pPr>
@@ -24873,7 +24522,6 @@
         <w:tc>
           <w:tcPr>
             <w:tcW w:w="1890" w:type="dxa"/>
-            <w:shd w:val="clear" w:color="auto" w:fill="auto"/>
           </w:tcPr>
           <w:p>
             <w:pPr>
@@ -24899,7 +24547,6 @@
         <w:tc>
           <w:tcPr>
             <w:tcW w:w="1980" w:type="dxa"/>
-            <w:shd w:val="clear" w:color="auto" w:fill="auto"/>
           </w:tcPr>
           <w:p>
             <w:pPr>
@@ -24919,7 +24566,6 @@
         <w:tc>
           <w:tcPr>
             <w:tcW w:w="1975" w:type="dxa"/>
-            <w:shd w:val="clear" w:color="auto" w:fill="auto"/>
           </w:tcPr>
           <w:p>
             <w:pPr>
@@ -24938,7 +24584,6 @@
         <w:tc>
           <w:tcPr>
             <w:tcW w:w="1095" w:type="dxa"/>
-            <w:shd w:val="clear" w:color="auto" w:fill="auto"/>
           </w:tcPr>
           <w:p>
             <w:pPr>
@@ -24958,7 +24603,6 @@
         <w:tc>
           <w:tcPr>
             <w:tcW w:w="2410" w:type="dxa"/>
-            <w:shd w:val="clear" w:color="auto" w:fill="auto"/>
           </w:tcPr>
           <w:p>
             <w:pPr>
@@ -24992,7 +24636,6 @@
         <w:tc>
           <w:tcPr>
             <w:tcW w:w="1890" w:type="dxa"/>
-            <w:shd w:val="clear" w:color="auto" w:fill="auto"/>
           </w:tcPr>
           <w:p>
             <w:pPr>
@@ -25018,7 +24661,6 @@
         <w:tc>
           <w:tcPr>
             <w:tcW w:w="1980" w:type="dxa"/>
-            <w:shd w:val="clear" w:color="auto" w:fill="auto"/>
           </w:tcPr>
           <w:p>
             <w:pPr>
@@ -25038,7 +24680,6 @@
         <w:tc>
           <w:tcPr>
             <w:tcW w:w="1975" w:type="dxa"/>
-            <w:shd w:val="clear" w:color="auto" w:fill="auto"/>
           </w:tcPr>
           <w:p>
             <w:pPr>
@@ -25057,7 +24698,6 @@
         <w:tc>
           <w:tcPr>
             <w:tcW w:w="1095" w:type="dxa"/>
-            <w:shd w:val="clear" w:color="auto" w:fill="auto"/>
           </w:tcPr>
           <w:p>
             <w:pPr>
@@ -25077,7 +24717,6 @@
         <w:tc>
           <w:tcPr>
             <w:tcW w:w="2410" w:type="dxa"/>
-            <w:shd w:val="clear" w:color="auto" w:fill="auto"/>
           </w:tcPr>
           <w:p>
             <w:pPr>
@@ -25111,7 +24750,6 @@
         <w:tc>
           <w:tcPr>
             <w:tcW w:w="1890" w:type="dxa"/>
-            <w:shd w:val="clear" w:color="auto" w:fill="auto"/>
           </w:tcPr>
           <w:p>
             <w:pPr>
@@ -25137,7 +24775,6 @@
         <w:tc>
           <w:tcPr>
             <w:tcW w:w="1980" w:type="dxa"/>
-            <w:shd w:val="clear" w:color="auto" w:fill="auto"/>
           </w:tcPr>
           <w:p>
             <w:pPr>
@@ -25157,7 +24794,6 @@
         <w:tc>
           <w:tcPr>
             <w:tcW w:w="1975" w:type="dxa"/>
-            <w:shd w:val="clear" w:color="auto" w:fill="auto"/>
           </w:tcPr>
           <w:p>
             <w:pPr>
@@ -25176,7 +24812,6 @@
         <w:tc>
           <w:tcPr>
             <w:tcW w:w="1095" w:type="dxa"/>
-            <w:shd w:val="clear" w:color="auto" w:fill="auto"/>
           </w:tcPr>
           <w:p>
             <w:pPr>
@@ -25196,7 +24831,6 @@
         <w:tc>
           <w:tcPr>
             <w:tcW w:w="2410" w:type="dxa"/>
-            <w:shd w:val="clear" w:color="auto" w:fill="auto"/>
           </w:tcPr>
           <w:p>
             <w:pPr>
@@ -25230,7 +24864,6 @@
         <w:tc>
           <w:tcPr>
             <w:tcW w:w="1890" w:type="dxa"/>
-            <w:shd w:val="clear" w:color="auto" w:fill="auto"/>
           </w:tcPr>
           <w:p>
             <w:pPr>
@@ -25256,7 +24889,6 @@
         <w:tc>
           <w:tcPr>
             <w:tcW w:w="1980" w:type="dxa"/>
-            <w:shd w:val="clear" w:color="auto" w:fill="auto"/>
           </w:tcPr>
           <w:p>
             <w:pPr>
@@ -25276,7 +24908,6 @@
         <w:tc>
           <w:tcPr>
             <w:tcW w:w="1975" w:type="dxa"/>
-            <w:shd w:val="clear" w:color="auto" w:fill="auto"/>
           </w:tcPr>
           <w:p>
             <w:pPr>
@@ -25295,7 +24926,6 @@
         <w:tc>
           <w:tcPr>
             <w:tcW w:w="1095" w:type="dxa"/>
-            <w:shd w:val="clear" w:color="auto" w:fill="auto"/>
           </w:tcPr>
           <w:p>
             <w:pPr>
@@ -25315,7 +24945,6 @@
         <w:tc>
           <w:tcPr>
             <w:tcW w:w="2410" w:type="dxa"/>
-            <w:shd w:val="clear" w:color="auto" w:fill="auto"/>
           </w:tcPr>
           <w:p>
             <w:pPr>
@@ -25335,7 +24964,6 @@
         <w:tc>
           <w:tcPr>
             <w:tcW w:w="1890" w:type="dxa"/>
-            <w:shd w:val="clear" w:color="auto" w:fill="auto"/>
           </w:tcPr>
           <w:p>
             <w:pPr>
@@ -25355,7 +24983,6 @@
         <w:tc>
           <w:tcPr>
             <w:tcW w:w="1980" w:type="dxa"/>
-            <w:shd w:val="clear" w:color="auto" w:fill="auto"/>
           </w:tcPr>
           <w:p>
             <w:pPr>
@@ -25375,7 +25002,6 @@
         <w:tc>
           <w:tcPr>
             <w:tcW w:w="1975" w:type="dxa"/>
-            <w:shd w:val="clear" w:color="auto" w:fill="auto"/>
           </w:tcPr>
           <w:p>
             <w:pPr>
@@ -25400,7 +25026,6 @@
         <w:tc>
           <w:tcPr>
             <w:tcW w:w="1095" w:type="dxa"/>
-            <w:shd w:val="clear" w:color="auto" w:fill="auto"/>
           </w:tcPr>
           <w:p>
             <w:pPr>
@@ -25420,7 +25045,6 @@
         <w:tc>
           <w:tcPr>
             <w:tcW w:w="2410" w:type="dxa"/>
-            <w:shd w:val="clear" w:color="auto" w:fill="auto"/>
           </w:tcPr>
           <w:p>
             <w:pPr>
@@ -25440,7 +25064,6 @@
         <w:tc>
           <w:tcPr>
             <w:tcW w:w="1890" w:type="dxa"/>
-            <w:shd w:val="clear" w:color="auto" w:fill="auto"/>
           </w:tcPr>
           <w:p>
             <w:pPr>
@@ -25460,7 +25083,6 @@
         <w:tc>
           <w:tcPr>
             <w:tcW w:w="1980" w:type="dxa"/>
-            <w:shd w:val="clear" w:color="auto" w:fill="auto"/>
           </w:tcPr>
           <w:p>
             <w:pPr>
@@ -25480,7 +25102,6 @@
         <w:tc>
           <w:tcPr>
             <w:tcW w:w="1975" w:type="dxa"/>
-            <w:shd w:val="clear" w:color="auto" w:fill="auto"/>
           </w:tcPr>
           <w:p>
             <w:pPr>
@@ -25724,7 +25345,6 @@
         <w:tc>
           <w:tcPr>
             <w:tcW w:w="1538" w:type="dxa"/>
-            <w:shd w:val="clear" w:color="auto" w:fill="auto"/>
           </w:tcPr>
           <w:p>
             <w:pPr>
@@ -25744,7 +25364,6 @@
         <w:tc>
           <w:tcPr>
             <w:tcW w:w="2875" w:type="dxa"/>
-            <w:shd w:val="clear" w:color="auto" w:fill="auto"/>
           </w:tcPr>
           <w:p>
             <w:pPr>
@@ -25764,7 +25383,6 @@
         <w:tc>
           <w:tcPr>
             <w:tcW w:w="1843" w:type="dxa"/>
-            <w:shd w:val="clear" w:color="auto" w:fill="auto"/>
           </w:tcPr>
           <w:p>
             <w:pPr>
@@ -25784,7 +25402,6 @@
         <w:tc>
           <w:tcPr>
             <w:tcW w:w="1786" w:type="dxa"/>
-            <w:shd w:val="clear" w:color="auto" w:fill="auto"/>
           </w:tcPr>
           <w:p>
             <w:pPr>
@@ -25804,7 +25421,6 @@
         <w:tc>
           <w:tcPr>
             <w:tcW w:w="1668" w:type="dxa"/>
-            <w:shd w:val="clear" w:color="auto" w:fill="auto"/>
           </w:tcPr>
           <w:p>
             <w:pPr>
@@ -25820,7 +25436,6 @@
         <w:tc>
           <w:tcPr>
             <w:tcW w:w="1538" w:type="dxa"/>
-            <w:shd w:val="clear" w:color="auto" w:fill="auto"/>
           </w:tcPr>
           <w:p>
             <w:pPr>
@@ -25847,7 +25462,6 @@
         <w:tc>
           <w:tcPr>
             <w:tcW w:w="2875" w:type="dxa"/>
-            <w:shd w:val="clear" w:color="auto" w:fill="auto"/>
           </w:tcPr>
           <w:p>
             <w:pPr>
@@ -25868,7 +25482,6 @@
         <w:tc>
           <w:tcPr>
             <w:tcW w:w="1843" w:type="dxa"/>
-            <w:shd w:val="clear" w:color="auto" w:fill="auto"/>
           </w:tcPr>
           <w:p>
             <w:pPr>
@@ -25888,7 +25501,6 @@
         <w:tc>
           <w:tcPr>
             <w:tcW w:w="1786" w:type="dxa"/>
-            <w:shd w:val="clear" w:color="auto" w:fill="auto"/>
           </w:tcPr>
           <w:p>
             <w:pPr>
@@ -25908,7 +25520,6 @@
         <w:tc>
           <w:tcPr>
             <w:tcW w:w="1668" w:type="dxa"/>
-            <w:shd w:val="clear" w:color="auto" w:fill="auto"/>
           </w:tcPr>
           <w:p>
             <w:pPr>
@@ -25924,7 +25535,6 @@
         <w:tc>
           <w:tcPr>
             <w:tcW w:w="1538" w:type="dxa"/>
-            <w:shd w:val="clear" w:color="auto" w:fill="auto"/>
           </w:tcPr>
           <w:p>
             <w:pPr>
@@ -25944,7 +25554,6 @@
         <w:tc>
           <w:tcPr>
             <w:tcW w:w="2875" w:type="dxa"/>
-            <w:shd w:val="clear" w:color="auto" w:fill="auto"/>
           </w:tcPr>
           <w:p>
             <w:pPr>
@@ -25964,7 +25573,6 @@
         <w:tc>
           <w:tcPr>
             <w:tcW w:w="1843" w:type="dxa"/>
-            <w:shd w:val="clear" w:color="auto" w:fill="auto"/>
           </w:tcPr>
           <w:p>
             <w:pPr>
@@ -25984,7 +25592,6 @@
         <w:tc>
           <w:tcPr>
             <w:tcW w:w="1786" w:type="dxa"/>
-            <w:shd w:val="clear" w:color="auto" w:fill="auto"/>
           </w:tcPr>
           <w:p>
             <w:pPr>
@@ -26004,7 +25611,6 @@
         <w:tc>
           <w:tcPr>
             <w:tcW w:w="1668" w:type="dxa"/>
-            <w:shd w:val="clear" w:color="auto" w:fill="auto"/>
           </w:tcPr>
           <w:p>
             <w:pPr>
@@ -26242,7 +25848,6 @@
         <w:tc>
           <w:tcPr>
             <w:tcW w:w="1506" w:type="dxa"/>
-            <w:shd w:val="clear" w:color="auto" w:fill="auto"/>
           </w:tcPr>
           <w:p>
             <w:pPr>
@@ -26262,7 +25867,6 @@
         <w:tc>
           <w:tcPr>
             <w:tcW w:w="2652" w:type="dxa"/>
-            <w:shd w:val="clear" w:color="auto" w:fill="auto"/>
           </w:tcPr>
           <w:p>
             <w:pPr>
@@ -26282,7 +25886,6 @@
         <w:tc>
           <w:tcPr>
             <w:tcW w:w="1824" w:type="dxa"/>
-            <w:shd w:val="clear" w:color="auto" w:fill="auto"/>
           </w:tcPr>
           <w:p>
             <w:pPr>
@@ -26302,7 +25905,6 @@
         <w:tc>
           <w:tcPr>
             <w:tcW w:w="1869" w:type="dxa"/>
-            <w:shd w:val="clear" w:color="auto" w:fill="auto"/>
           </w:tcPr>
           <w:p>
             <w:pPr>
@@ -26322,7 +25924,6 @@
         <w:tc>
           <w:tcPr>
             <w:tcW w:w="1725" w:type="dxa"/>
-            <w:shd w:val="clear" w:color="auto" w:fill="auto"/>
           </w:tcPr>
           <w:p>
             <w:pPr>
@@ -26338,7 +25939,6 @@
         <w:tc>
           <w:tcPr>
             <w:tcW w:w="1506" w:type="dxa"/>
-            <w:shd w:val="clear" w:color="auto" w:fill="auto"/>
           </w:tcPr>
           <w:p>
             <w:pPr>
@@ -26358,7 +25958,6 @@
         <w:tc>
           <w:tcPr>
             <w:tcW w:w="2652" w:type="dxa"/>
-            <w:shd w:val="clear" w:color="auto" w:fill="auto"/>
           </w:tcPr>
           <w:p>
             <w:pPr>
@@ -26378,7 +25977,6 @@
         <w:tc>
           <w:tcPr>
             <w:tcW w:w="1824" w:type="dxa"/>
-            <w:shd w:val="clear" w:color="auto" w:fill="auto"/>
           </w:tcPr>
           <w:p>
             <w:pPr>
@@ -26398,7 +25996,6 @@
         <w:tc>
           <w:tcPr>
             <w:tcW w:w="1869" w:type="dxa"/>
-            <w:shd w:val="clear" w:color="auto" w:fill="auto"/>
           </w:tcPr>
           <w:p>
             <w:pPr>
@@ -26418,7 +26015,6 @@
         <w:tc>
           <w:tcPr>
             <w:tcW w:w="1725" w:type="dxa"/>
-            <w:shd w:val="clear" w:color="auto" w:fill="auto"/>
           </w:tcPr>
           <w:p>
             <w:pPr>
@@ -26658,7 +26254,6 @@
           <w:tcPr>
             <w:tcW w:w="1025" w:type="dxa"/>
             <w:vMerge w:val="restart"/>
-            <w:shd w:val="clear" w:color="auto" w:fill="auto"/>
           </w:tcPr>
           <w:p>
             <w:pPr>
@@ -26678,7 +26273,6 @@
         <w:tc>
           <w:tcPr>
             <w:tcW w:w="2325" w:type="dxa"/>
-            <w:shd w:val="clear" w:color="auto" w:fill="auto"/>
           </w:tcPr>
           <w:p>
             <w:pPr>
@@ -26699,7 +26293,6 @@
           <w:tcPr>
             <w:tcW w:w="2638" w:type="dxa"/>
             <w:vMerge w:val="restart"/>
-            <w:shd w:val="clear" w:color="auto" w:fill="auto"/>
           </w:tcPr>
           <w:p>
             <w:pPr>
@@ -26720,7 +26313,6 @@
           <w:tcPr>
             <w:tcW w:w="2396" w:type="dxa"/>
             <w:vMerge w:val="restart"/>
-            <w:shd w:val="clear" w:color="auto" w:fill="auto"/>
           </w:tcPr>
           <w:p>
             <w:pPr>
@@ -26740,7 +26332,6 @@
         <w:tc>
           <w:tcPr>
             <w:tcW w:w="1555" w:type="dxa"/>
-            <w:shd w:val="clear" w:color="auto" w:fill="auto"/>
           </w:tcPr>
           <w:p>
             <w:pPr>
@@ -26757,7 +26348,6 @@
           <w:tcPr>
             <w:tcW w:w="1025" w:type="dxa"/>
             <w:vMerge/>
-            <w:shd w:val="clear" w:color="auto" w:fill="auto"/>
           </w:tcPr>
           <w:p>
             <w:pPr>
@@ -26771,7 +26361,6 @@
         <w:tc>
           <w:tcPr>
             <w:tcW w:w="2325" w:type="dxa"/>
-            <w:shd w:val="clear" w:color="auto" w:fill="auto"/>
           </w:tcPr>
           <w:p>
             <w:pPr>
@@ -26792,7 +26381,6 @@
           <w:tcPr>
             <w:tcW w:w="2638" w:type="dxa"/>
             <w:vMerge/>
-            <w:shd w:val="clear" w:color="auto" w:fill="auto"/>
           </w:tcPr>
           <w:p>
             <w:pPr>
@@ -26807,7 +26395,6 @@
           <w:tcPr>
             <w:tcW w:w="2396" w:type="dxa"/>
             <w:vMerge/>
-            <w:shd w:val="clear" w:color="auto" w:fill="auto"/>
           </w:tcPr>
           <w:p>
             <w:pPr>
@@ -26821,7 +26408,6 @@
         <w:tc>
           <w:tcPr>
             <w:tcW w:w="1555" w:type="dxa"/>
-            <w:shd w:val="clear" w:color="auto" w:fill="auto"/>
           </w:tcPr>
           <w:p>
             <w:pPr>
@@ -26838,7 +26424,6 @@
           <w:tcPr>
             <w:tcW w:w="1025" w:type="dxa"/>
             <w:vMerge/>
-            <w:shd w:val="clear" w:color="auto" w:fill="auto"/>
           </w:tcPr>
           <w:p>
             <w:pPr>
@@ -26852,7 +26437,6 @@
         <w:tc>
           <w:tcPr>
             <w:tcW w:w="2325" w:type="dxa"/>
-            <w:shd w:val="clear" w:color="auto" w:fill="auto"/>
           </w:tcPr>
           <w:p>
             <w:pPr>
@@ -26873,7 +26457,6 @@
           <w:tcPr>
             <w:tcW w:w="2638" w:type="dxa"/>
             <w:vMerge/>
-            <w:shd w:val="clear" w:color="auto" w:fill="auto"/>
           </w:tcPr>
           <w:p>
             <w:pPr>
@@ -26888,7 +26471,6 @@
           <w:tcPr>
             <w:tcW w:w="2396" w:type="dxa"/>
             <w:vMerge/>
-            <w:shd w:val="clear" w:color="auto" w:fill="auto"/>
           </w:tcPr>
           <w:p>
             <w:pPr>
@@ -26902,7 +26484,6 @@
         <w:tc>
           <w:tcPr>
             <w:tcW w:w="1555" w:type="dxa"/>
-            <w:shd w:val="clear" w:color="auto" w:fill="auto"/>
           </w:tcPr>
           <w:p>
             <w:pPr>
@@ -26918,7 +26499,6 @@
         <w:tc>
           <w:tcPr>
             <w:tcW w:w="1025" w:type="dxa"/>
-            <w:shd w:val="clear" w:color="auto" w:fill="auto"/>
           </w:tcPr>
           <w:p>
             <w:pPr>
@@ -26938,7 +26518,6 @@
         <w:tc>
           <w:tcPr>
             <w:tcW w:w="2325" w:type="dxa"/>
-            <w:shd w:val="clear" w:color="auto" w:fill="auto"/>
           </w:tcPr>
           <w:p>
             <w:pPr>
@@ -26958,7 +26537,6 @@
         <w:tc>
           <w:tcPr>
             <w:tcW w:w="2638" w:type="dxa"/>
-            <w:shd w:val="clear" w:color="auto" w:fill="auto"/>
           </w:tcPr>
           <w:p>
             <w:pPr>
@@ -26978,7 +26556,6 @@
         <w:tc>
           <w:tcPr>
             <w:tcW w:w="2396" w:type="dxa"/>
-            <w:shd w:val="clear" w:color="auto" w:fill="auto"/>
           </w:tcPr>
           <w:p>
             <w:pPr>
@@ -26998,7 +26575,6 @@
         <w:tc>
           <w:tcPr>
             <w:tcW w:w="1555" w:type="dxa"/>
-            <w:shd w:val="clear" w:color="auto" w:fill="auto"/>
           </w:tcPr>
           <w:p>
             <w:pPr>
@@ -27014,7 +26590,6 @@
         <w:tc>
           <w:tcPr>
             <w:tcW w:w="1025" w:type="dxa"/>
-            <w:shd w:val="clear" w:color="auto" w:fill="auto"/>
           </w:tcPr>
           <w:p>
             <w:pPr>
@@ -27034,7 +26609,6 @@
         <w:tc>
           <w:tcPr>
             <w:tcW w:w="2325" w:type="dxa"/>
-            <w:shd w:val="clear" w:color="auto" w:fill="auto"/>
           </w:tcPr>
           <w:p>
             <w:pPr>
@@ -27054,7 +26628,6 @@
         <w:tc>
           <w:tcPr>
             <w:tcW w:w="2638" w:type="dxa"/>
-            <w:shd w:val="clear" w:color="auto" w:fill="auto"/>
           </w:tcPr>
           <w:p>
             <w:pPr>
@@ -27074,7 +26647,6 @@
         <w:tc>
           <w:tcPr>
             <w:tcW w:w="2396" w:type="dxa"/>
-            <w:shd w:val="clear" w:color="auto" w:fill="auto"/>
           </w:tcPr>
           <w:p>
             <w:pPr>
@@ -27094,7 +26666,6 @@
         <w:tc>
           <w:tcPr>
             <w:tcW w:w="1555" w:type="dxa"/>
-            <w:shd w:val="clear" w:color="auto" w:fill="auto"/>
           </w:tcPr>
           <w:p>
             <w:pPr>
@@ -27400,7 +26971,6 @@
           <w:tcPr>
             <w:tcW w:w="5028" w:type="dxa"/>
             <w:gridSpan w:val="3"/>
-            <w:shd w:val="clear" w:color="auto" w:fill="auto"/>
           </w:tcPr>
           <w:p>
             <w:pPr>
@@ -27432,7 +27002,6 @@
         <w:tc>
           <w:tcPr>
             <w:tcW w:w="4548" w:type="dxa"/>
-            <w:shd w:val="clear" w:color="auto" w:fill="auto"/>
           </w:tcPr>
           <w:p>
             <w:pPr>
@@ -27459,7 +27028,6 @@
           <w:tcPr>
             <w:tcW w:w="1428" w:type="dxa"/>
             <w:vMerge w:val="restart"/>
-            <w:shd w:val="clear" w:color="auto" w:fill="auto"/>
           </w:tcPr>
           <w:p>
             <w:pPr>
@@ -27474,7 +27042,6 @@
           <w:tcPr>
             <w:tcW w:w="3600" w:type="dxa"/>
             <w:gridSpan w:val="2"/>
-            <w:shd w:val="clear" w:color="auto" w:fill="auto"/>
           </w:tcPr>
           <w:p>
             <w:pPr>
@@ -27506,7 +27073,6 @@
         <w:tc>
           <w:tcPr>
             <w:tcW w:w="4548" w:type="dxa"/>
-            <w:shd w:val="clear" w:color="auto" w:fill="auto"/>
           </w:tcPr>
           <w:p>
             <w:pPr>
@@ -27533,7 +27099,6 @@
           <w:tcPr>
             <w:tcW w:w="1428" w:type="dxa"/>
             <w:vMerge/>
-            <w:shd w:val="clear" w:color="auto" w:fill="auto"/>
           </w:tcPr>
           <w:p>
             <w:pPr>
@@ -27548,7 +27113,6 @@
           <w:tcPr>
             <w:tcW w:w="840" w:type="dxa"/>
             <w:vMerge w:val="restart"/>
-            <w:shd w:val="clear" w:color="auto" w:fill="auto"/>
           </w:tcPr>
           <w:p>
             <w:pPr>
@@ -27562,7 +27126,6 @@
         <w:tc>
           <w:tcPr>
             <w:tcW w:w="2760" w:type="dxa"/>
-            <w:shd w:val="clear" w:color="auto" w:fill="auto"/>
           </w:tcPr>
           <w:p>
             <w:pPr>
@@ -27594,7 +27157,6 @@
         <w:tc>
           <w:tcPr>
             <w:tcW w:w="4548" w:type="dxa"/>
-            <w:shd w:val="clear" w:color="auto" w:fill="auto"/>
           </w:tcPr>
           <w:p>
             <w:pPr>
@@ -27621,7 +27183,6 @@
           <w:tcPr>
             <w:tcW w:w="1428" w:type="dxa"/>
             <w:vMerge/>
-            <w:shd w:val="clear" w:color="auto" w:fill="auto"/>
           </w:tcPr>
           <w:p>
             <w:pPr>
@@ -27636,7 +27197,6 @@
           <w:tcPr>
             <w:tcW w:w="840" w:type="dxa"/>
             <w:vMerge/>
-            <w:shd w:val="clear" w:color="auto" w:fill="auto"/>
           </w:tcPr>
           <w:p>
             <w:pPr>
@@ -27650,7 +27210,6 @@
         <w:tc>
           <w:tcPr>
             <w:tcW w:w="2760" w:type="dxa"/>
-            <w:shd w:val="clear" w:color="auto" w:fill="auto"/>
           </w:tcPr>
           <w:p>
             <w:pPr>
@@ -27682,7 +27241,6 @@
         <w:tc>
           <w:tcPr>
             <w:tcW w:w="4548" w:type="dxa"/>
-            <w:shd w:val="clear" w:color="auto" w:fill="auto"/>
           </w:tcPr>
           <w:p>
             <w:pPr>
@@ -27709,7 +27267,6 @@
           <w:tcPr>
             <w:tcW w:w="1428" w:type="dxa"/>
             <w:vMerge/>
-            <w:shd w:val="clear" w:color="auto" w:fill="auto"/>
           </w:tcPr>
           <w:p>
             <w:pPr>
@@ -27724,7 +27281,6 @@
           <w:tcPr>
             <w:tcW w:w="840" w:type="dxa"/>
             <w:vMerge/>
-            <w:shd w:val="clear" w:color="auto" w:fill="auto"/>
           </w:tcPr>
           <w:p>
             <w:pPr>
@@ -27738,7 +27294,6 @@
         <w:tc>
           <w:tcPr>
             <w:tcW w:w="2760" w:type="dxa"/>
-            <w:shd w:val="clear" w:color="auto" w:fill="auto"/>
           </w:tcPr>
           <w:p>
             <w:pPr>
@@ -27770,7 +27325,6 @@
         <w:tc>
           <w:tcPr>
             <w:tcW w:w="4548" w:type="dxa"/>
-            <w:shd w:val="clear" w:color="auto" w:fill="auto"/>
           </w:tcPr>
           <w:p>
             <w:pPr>
@@ -27789,7 +27343,6 @@
           <w:tcPr>
             <w:tcW w:w="1428" w:type="dxa"/>
             <w:vMerge/>
-            <w:shd w:val="clear" w:color="auto" w:fill="auto"/>
           </w:tcPr>
           <w:p>
             <w:pPr>
@@ -27804,7 +27357,6 @@
           <w:tcPr>
             <w:tcW w:w="3600" w:type="dxa"/>
             <w:gridSpan w:val="2"/>
-            <w:shd w:val="clear" w:color="auto" w:fill="auto"/>
           </w:tcPr>
           <w:p>
             <w:pPr>
@@ -27836,7 +27388,6 @@
         <w:tc>
           <w:tcPr>
             <w:tcW w:w="4548" w:type="dxa"/>
-            <w:shd w:val="clear" w:color="auto" w:fill="auto"/>
           </w:tcPr>
           <w:p>
             <w:pPr>
@@ -27863,7 +27414,6 @@
           <w:tcPr>
             <w:tcW w:w="1428" w:type="dxa"/>
             <w:vMerge/>
-            <w:shd w:val="clear" w:color="auto" w:fill="auto"/>
           </w:tcPr>
           <w:p>
             <w:pPr>
@@ -27877,7 +27427,6 @@
         <w:tc>
           <w:tcPr>
             <w:tcW w:w="840" w:type="dxa"/>
-            <w:shd w:val="clear" w:color="auto" w:fill="auto"/>
           </w:tcPr>
           <w:p>
             <w:pPr>
@@ -27891,7 +27440,6 @@
         <w:tc>
           <w:tcPr>
             <w:tcW w:w="2760" w:type="dxa"/>
-            <w:shd w:val="clear" w:color="auto" w:fill="auto"/>
           </w:tcPr>
           <w:p>
             <w:pPr>
@@ -27923,7 +27471,6 @@
         <w:tc>
           <w:tcPr>
             <w:tcW w:w="4548" w:type="dxa"/>
-            <w:shd w:val="clear" w:color="auto" w:fill="auto"/>
           </w:tcPr>
           <w:p>
             <w:pPr>
@@ -27950,7 +27497,6 @@
           <w:tcPr>
             <w:tcW w:w="1428" w:type="dxa"/>
             <w:vMerge/>
-            <w:shd w:val="clear" w:color="auto" w:fill="auto"/>
           </w:tcPr>
           <w:p>
             <w:pPr>
@@ -27965,7 +27511,6 @@
           <w:tcPr>
             <w:tcW w:w="3600" w:type="dxa"/>
             <w:gridSpan w:val="2"/>
-            <w:shd w:val="clear" w:color="auto" w:fill="auto"/>
           </w:tcPr>
           <w:p>
             <w:pPr>
@@ -27997,7 +27542,6 @@
         <w:tc>
           <w:tcPr>
             <w:tcW w:w="4548" w:type="dxa"/>
-            <w:shd w:val="clear" w:color="auto" w:fill="auto"/>
           </w:tcPr>
           <w:p>
             <w:pPr>
@@ -28024,7 +27568,6 @@
           <w:tcPr>
             <w:tcW w:w="1428" w:type="dxa"/>
             <w:vMerge/>
-            <w:shd w:val="clear" w:color="auto" w:fill="auto"/>
           </w:tcPr>
           <w:p>
             <w:pPr>
@@ -28039,7 +27582,6 @@
           <w:tcPr>
             <w:tcW w:w="840" w:type="dxa"/>
             <w:vMerge w:val="restart"/>
-            <w:shd w:val="clear" w:color="auto" w:fill="auto"/>
           </w:tcPr>
           <w:p>
             <w:pPr>
@@ -28053,7 +27595,6 @@
         <w:tc>
           <w:tcPr>
             <w:tcW w:w="2760" w:type="dxa"/>
-            <w:shd w:val="clear" w:color="auto" w:fill="auto"/>
           </w:tcPr>
           <w:p>
             <w:pPr>
@@ -28085,7 +27626,6 @@
         <w:tc>
           <w:tcPr>
             <w:tcW w:w="4548" w:type="dxa"/>
-            <w:shd w:val="clear" w:color="auto" w:fill="auto"/>
           </w:tcPr>
           <w:p>
             <w:pPr>
@@ -28112,7 +27652,6 @@
           <w:tcPr>
             <w:tcW w:w="1428" w:type="dxa"/>
             <w:vMerge/>
-            <w:shd w:val="clear" w:color="auto" w:fill="auto"/>
           </w:tcPr>
           <w:p>
             <w:pPr>
@@ -28127,7 +27666,6 @@
           <w:tcPr>
             <w:tcW w:w="840" w:type="dxa"/>
             <w:vMerge/>
-            <w:shd w:val="clear" w:color="auto" w:fill="auto"/>
           </w:tcPr>
           <w:p>
             <w:pPr>
@@ -28141,7 +27679,6 @@
         <w:tc>
           <w:tcPr>
             <w:tcW w:w="2760" w:type="dxa"/>
-            <w:shd w:val="clear" w:color="auto" w:fill="auto"/>
           </w:tcPr>
           <w:p>
             <w:pPr>
@@ -28173,7 +27710,6 @@
         <w:tc>
           <w:tcPr>
             <w:tcW w:w="4548" w:type="dxa"/>
-            <w:shd w:val="clear" w:color="auto" w:fill="auto"/>
           </w:tcPr>
           <w:p>
             <w:pPr>
@@ -28192,7 +27728,6 @@
           <w:tcPr>
             <w:tcW w:w="1428" w:type="dxa"/>
             <w:vMerge/>
-            <w:shd w:val="clear" w:color="auto" w:fill="auto"/>
           </w:tcPr>
           <w:p>
             <w:pPr>
@@ -28207,7 +27742,6 @@
           <w:tcPr>
             <w:tcW w:w="3600" w:type="dxa"/>
             <w:gridSpan w:val="2"/>
-            <w:shd w:val="clear" w:color="auto" w:fill="auto"/>
           </w:tcPr>
           <w:p>
             <w:pPr>
@@ -28239,7 +27773,6 @@
         <w:tc>
           <w:tcPr>
             <w:tcW w:w="4548" w:type="dxa"/>
-            <w:shd w:val="clear" w:color="auto" w:fill="auto"/>
           </w:tcPr>
           <w:p>
             <w:pPr>
@@ -28266,7 +27799,6 @@
           <w:tcPr>
             <w:tcW w:w="1428" w:type="dxa"/>
             <w:vMerge/>
-            <w:shd w:val="clear" w:color="auto" w:fill="auto"/>
           </w:tcPr>
           <w:p>
             <w:pPr>
@@ -28281,7 +27813,6 @@
           <w:tcPr>
             <w:tcW w:w="840" w:type="dxa"/>
             <w:vMerge w:val="restart"/>
-            <w:shd w:val="clear" w:color="auto" w:fill="auto"/>
           </w:tcPr>
           <w:p>
             <w:pPr>
@@ -28295,7 +27826,6 @@
         <w:tc>
           <w:tcPr>
             <w:tcW w:w="2760" w:type="dxa"/>
-            <w:shd w:val="clear" w:color="auto" w:fill="auto"/>
           </w:tcPr>
           <w:p>
             <w:pPr>
@@ -28327,7 +27857,6 @@
         <w:tc>
           <w:tcPr>
             <w:tcW w:w="4548" w:type="dxa"/>
-            <w:shd w:val="clear" w:color="auto" w:fill="auto"/>
           </w:tcPr>
           <w:p>
             <w:pPr>
@@ -28354,7 +27883,6 @@
           <w:tcPr>
             <w:tcW w:w="1428" w:type="dxa"/>
             <w:vMerge/>
-            <w:shd w:val="clear" w:color="auto" w:fill="auto"/>
           </w:tcPr>
           <w:p>
             <w:pPr>
@@ -28369,7 +27897,6 @@
           <w:tcPr>
             <w:tcW w:w="840" w:type="dxa"/>
             <w:vMerge/>
-            <w:shd w:val="clear" w:color="auto" w:fill="auto"/>
           </w:tcPr>
           <w:p>
             <w:pPr>
@@ -28383,7 +27910,6 @@
         <w:tc>
           <w:tcPr>
             <w:tcW w:w="2760" w:type="dxa"/>
-            <w:shd w:val="clear" w:color="auto" w:fill="auto"/>
           </w:tcPr>
           <w:p>
             <w:pPr>
@@ -28415,7 +27941,6 @@
         <w:tc>
           <w:tcPr>
             <w:tcW w:w="4548" w:type="dxa"/>
-            <w:shd w:val="clear" w:color="auto" w:fill="auto"/>
           </w:tcPr>
           <w:p>
             <w:pPr>
@@ -28442,7 +27967,6 @@
           <w:tcPr>
             <w:tcW w:w="1428" w:type="dxa"/>
             <w:vMerge/>
-            <w:shd w:val="clear" w:color="auto" w:fill="auto"/>
           </w:tcPr>
           <w:p>
             <w:pPr>
@@ -28457,7 +27981,6 @@
           <w:tcPr>
             <w:tcW w:w="840" w:type="dxa"/>
             <w:vMerge/>
-            <w:shd w:val="clear" w:color="auto" w:fill="auto"/>
           </w:tcPr>
           <w:p>
             <w:pPr>
@@ -28471,7 +27994,6 @@
         <w:tc>
           <w:tcPr>
             <w:tcW w:w="2760" w:type="dxa"/>
-            <w:shd w:val="clear" w:color="auto" w:fill="auto"/>
           </w:tcPr>
           <w:p>
             <w:pPr>
@@ -28503,7 +28025,6 @@
         <w:tc>
           <w:tcPr>
             <w:tcW w:w="4548" w:type="dxa"/>
-            <w:shd w:val="clear" w:color="auto" w:fill="auto"/>
           </w:tcPr>
           <w:p>
             <w:pPr>
@@ -28530,7 +28051,6 @@
           <w:tcPr>
             <w:tcW w:w="1428" w:type="dxa"/>
             <w:vMerge/>
-            <w:shd w:val="clear" w:color="auto" w:fill="auto"/>
           </w:tcPr>
           <w:p>
             <w:pPr>
@@ -28545,7 +28065,6 @@
           <w:tcPr>
             <w:tcW w:w="840" w:type="dxa"/>
             <w:vMerge/>
-            <w:shd w:val="clear" w:color="auto" w:fill="auto"/>
           </w:tcPr>
           <w:p>
             <w:pPr>
@@ -28559,7 +28078,6 @@
         <w:tc>
           <w:tcPr>
             <w:tcW w:w="2760" w:type="dxa"/>
-            <w:shd w:val="clear" w:color="auto" w:fill="auto"/>
           </w:tcPr>
           <w:p>
             <w:pPr>
@@ -28591,7 +28109,6 @@
         <w:tc>
           <w:tcPr>
             <w:tcW w:w="4548" w:type="dxa"/>
-            <w:shd w:val="clear" w:color="auto" w:fill="auto"/>
           </w:tcPr>
           <w:p>
             <w:pPr>
@@ -28618,7 +28135,6 @@
           <w:tcPr>
             <w:tcW w:w="1428" w:type="dxa"/>
             <w:vMerge/>
-            <w:shd w:val="clear" w:color="auto" w:fill="auto"/>
           </w:tcPr>
           <w:p>
             <w:pPr>
@@ -28633,7 +28149,6 @@
           <w:tcPr>
             <w:tcW w:w="840" w:type="dxa"/>
             <w:vMerge/>
-            <w:shd w:val="clear" w:color="auto" w:fill="auto"/>
           </w:tcPr>
           <w:p>
             <w:pPr>
@@ -28647,7 +28162,6 @@
         <w:tc>
           <w:tcPr>
             <w:tcW w:w="2760" w:type="dxa"/>
-            <w:shd w:val="clear" w:color="auto" w:fill="auto"/>
           </w:tcPr>
           <w:p>
             <w:pPr>
@@ -28679,7 +28193,6 @@
         <w:tc>
           <w:tcPr>
             <w:tcW w:w="4548" w:type="dxa"/>
-            <w:shd w:val="clear" w:color="auto" w:fill="auto"/>
           </w:tcPr>
           <w:p>
             <w:pPr>
@@ -28698,7 +28211,6 @@
           <w:tcPr>
             <w:tcW w:w="1428" w:type="dxa"/>
             <w:vMerge/>
-            <w:shd w:val="clear" w:color="auto" w:fill="auto"/>
           </w:tcPr>
           <w:p>
             <w:pPr>
@@ -28713,7 +28225,6 @@
           <w:tcPr>
             <w:tcW w:w="840" w:type="dxa"/>
             <w:vMerge/>
-            <w:shd w:val="clear" w:color="auto" w:fill="auto"/>
           </w:tcPr>
           <w:p>
             <w:pPr>
@@ -28727,7 +28238,6 @@
         <w:tc>
           <w:tcPr>
             <w:tcW w:w="2760" w:type="dxa"/>
-            <w:shd w:val="clear" w:color="auto" w:fill="auto"/>
           </w:tcPr>
           <w:p>
             <w:pPr>
@@ -28759,7 +28269,6 @@
         <w:tc>
           <w:tcPr>
             <w:tcW w:w="4548" w:type="dxa"/>
-            <w:shd w:val="clear" w:color="auto" w:fill="auto"/>
           </w:tcPr>
           <w:p>
             <w:pPr>
@@ -28778,7 +28287,6 @@
           <w:tcPr>
             <w:tcW w:w="1428" w:type="dxa"/>
             <w:vMerge/>
-            <w:shd w:val="clear" w:color="auto" w:fill="auto"/>
           </w:tcPr>
           <w:p>
             <w:pPr>
@@ -28793,7 +28301,6 @@
           <w:tcPr>
             <w:tcW w:w="3600" w:type="dxa"/>
             <w:gridSpan w:val="2"/>
-            <w:shd w:val="clear" w:color="auto" w:fill="auto"/>
           </w:tcPr>
           <w:p>
             <w:pPr>
@@ -28825,7 +28332,6 @@
         <w:tc>
           <w:tcPr>
             <w:tcW w:w="4548" w:type="dxa"/>
-            <w:shd w:val="clear" w:color="auto" w:fill="auto"/>
           </w:tcPr>
           <w:p>
             <w:pPr>
@@ -28852,7 +28358,6 @@
           <w:tcPr>
             <w:tcW w:w="1428" w:type="dxa"/>
             <w:vMerge/>
-            <w:shd w:val="clear" w:color="auto" w:fill="auto"/>
           </w:tcPr>
           <w:p>
             <w:pPr>
@@ -28867,7 +28372,6 @@
           <w:tcPr>
             <w:tcW w:w="840" w:type="dxa"/>
             <w:vMerge w:val="restart"/>
-            <w:shd w:val="clear" w:color="auto" w:fill="auto"/>
           </w:tcPr>
           <w:p>
             <w:pPr>
@@ -28881,7 +28385,6 @@
         <w:tc>
           <w:tcPr>
             <w:tcW w:w="2760" w:type="dxa"/>
-            <w:shd w:val="clear" w:color="auto" w:fill="auto"/>
           </w:tcPr>
           <w:p>
             <w:pPr>
@@ -28913,7 +28416,6 @@
         <w:tc>
           <w:tcPr>
             <w:tcW w:w="4548" w:type="dxa"/>
-            <w:shd w:val="clear" w:color="auto" w:fill="auto"/>
           </w:tcPr>
           <w:p>
             <w:pPr>
@@ -28932,7 +28434,6 @@
           <w:tcPr>
             <w:tcW w:w="1428" w:type="dxa"/>
             <w:vMerge/>
-            <w:shd w:val="clear" w:color="auto" w:fill="auto"/>
           </w:tcPr>
           <w:p>
             <w:pPr>
@@ -28947,7 +28448,6 @@
           <w:tcPr>
             <w:tcW w:w="840" w:type="dxa"/>
             <w:vMerge/>
-            <w:shd w:val="clear" w:color="auto" w:fill="auto"/>
           </w:tcPr>
           <w:p>
             <w:pPr>
@@ -28961,7 +28461,6 @@
         <w:tc>
           <w:tcPr>
             <w:tcW w:w="2760" w:type="dxa"/>
-            <w:shd w:val="clear" w:color="auto" w:fill="auto"/>
           </w:tcPr>
           <w:p>
             <w:pPr>
@@ -28993,7 +28492,6 @@
         <w:tc>
           <w:tcPr>
             <w:tcW w:w="4548" w:type="dxa"/>
-            <w:shd w:val="clear" w:color="auto" w:fill="auto"/>
           </w:tcPr>
           <w:p>
             <w:pPr>
@@ -29012,7 +28510,6 @@
           <w:tcPr>
             <w:tcW w:w="1428" w:type="dxa"/>
             <w:vMerge/>
-            <w:shd w:val="clear" w:color="auto" w:fill="auto"/>
           </w:tcPr>
           <w:p>
             <w:pPr>
@@ -29027,7 +28524,6 @@
           <w:tcPr>
             <w:tcW w:w="3600" w:type="dxa"/>
             <w:gridSpan w:val="2"/>
-            <w:shd w:val="clear" w:color="auto" w:fill="auto"/>
           </w:tcPr>
           <w:p>
             <w:pPr>
@@ -29059,7 +28555,6 @@
         <w:tc>
           <w:tcPr>
             <w:tcW w:w="4548" w:type="dxa"/>
-            <w:shd w:val="clear" w:color="auto" w:fill="auto"/>
           </w:tcPr>
           <w:p>
             <w:pPr>
@@ -29086,7 +28581,6 @@
           <w:tcPr>
             <w:tcW w:w="1428" w:type="dxa"/>
             <w:vMerge/>
-            <w:shd w:val="clear" w:color="auto" w:fill="auto"/>
           </w:tcPr>
           <w:p>
             <w:pPr>
@@ -29100,7 +28594,6 @@
         <w:tc>
           <w:tcPr>
             <w:tcW w:w="840" w:type="dxa"/>
-            <w:shd w:val="clear" w:color="auto" w:fill="auto"/>
           </w:tcPr>
           <w:p>
             <w:pPr>
@@ -29114,7 +28607,6 @@
         <w:tc>
           <w:tcPr>
             <w:tcW w:w="2760" w:type="dxa"/>
-            <w:shd w:val="clear" w:color="auto" w:fill="auto"/>
           </w:tcPr>
           <w:p>
             <w:pPr>
@@ -29146,7 +28638,6 @@
         <w:tc>
           <w:tcPr>
             <w:tcW w:w="4548" w:type="dxa"/>
-            <w:shd w:val="clear" w:color="auto" w:fill="auto"/>
           </w:tcPr>
           <w:p>
             <w:pPr>
@@ -29402,7 +28893,6 @@
           <w:tcPr>
             <w:tcW w:w="1276" w:type="dxa"/>
             <w:vMerge w:val="restart"/>
-            <w:shd w:val="clear" w:color="auto" w:fill="auto"/>
           </w:tcPr>
           <w:p>
             <w:pPr>
@@ -29416,7 +28906,6 @@
         <w:tc>
           <w:tcPr>
             <w:tcW w:w="3115" w:type="dxa"/>
-            <w:shd w:val="clear" w:color="auto" w:fill="auto"/>
           </w:tcPr>
           <w:p>
             <w:pPr>
@@ -29431,7 +28920,6 @@
           <w:tcPr>
             <w:tcW w:w="2234" w:type="dxa"/>
             <w:vMerge w:val="restart"/>
-            <w:shd w:val="clear" w:color="auto" w:fill="auto"/>
           </w:tcPr>
           <w:p>
             <w:pPr>
@@ -29446,7 +28934,6 @@
           <w:tcPr>
             <w:tcW w:w="1692" w:type="dxa"/>
             <w:vMerge w:val="restart"/>
-            <w:shd w:val="clear" w:color="auto" w:fill="auto"/>
           </w:tcPr>
           <w:p>
             <w:pPr>
@@ -29460,7 +28947,6 @@
         <w:tc>
           <w:tcPr>
             <w:tcW w:w="1393" w:type="dxa"/>
-            <w:shd w:val="clear" w:color="auto" w:fill="auto"/>
           </w:tcPr>
           <w:p>
             <w:pPr>
@@ -29474,7 +28960,6 @@
           <w:tcPr>
             <w:tcW w:w="1276" w:type="dxa"/>
             <w:vMerge/>
-            <w:shd w:val="clear" w:color="auto" w:fill="auto"/>
           </w:tcPr>
           <w:p>
             <w:pPr>
@@ -29485,7 +28970,6 @@
         <w:tc>
           <w:tcPr>
             <w:tcW w:w="3115" w:type="dxa"/>
-            <w:shd w:val="clear" w:color="auto" w:fill="auto"/>
           </w:tcPr>
           <w:p>
             <w:pPr>
@@ -29500,7 +28984,6 @@
           <w:tcPr>
             <w:tcW w:w="2234" w:type="dxa"/>
             <w:vMerge/>
-            <w:shd w:val="clear" w:color="auto" w:fill="auto"/>
           </w:tcPr>
           <w:p>
             <w:pPr>
@@ -29512,7 +28995,6 @@
           <w:tcPr>
             <w:tcW w:w="1692" w:type="dxa"/>
             <w:vMerge/>
-            <w:shd w:val="clear" w:color="auto" w:fill="auto"/>
           </w:tcPr>
           <w:p>
             <w:pPr>
@@ -29523,7 +29005,6 @@
         <w:tc>
           <w:tcPr>
             <w:tcW w:w="1393" w:type="dxa"/>
-            <w:shd w:val="clear" w:color="auto" w:fill="auto"/>
           </w:tcPr>
           <w:p>
             <w:pPr>
@@ -29537,7 +29018,6 @@
           <w:tcPr>
             <w:tcW w:w="1276" w:type="dxa"/>
             <w:vMerge/>
-            <w:shd w:val="clear" w:color="auto" w:fill="auto"/>
           </w:tcPr>
           <w:p>
             <w:pPr>
@@ -29548,7 +29028,6 @@
         <w:tc>
           <w:tcPr>
             <w:tcW w:w="3115" w:type="dxa"/>
-            <w:shd w:val="clear" w:color="auto" w:fill="auto"/>
           </w:tcPr>
           <w:p>
             <w:pPr>
@@ -29563,7 +29042,6 @@
           <w:tcPr>
             <w:tcW w:w="2234" w:type="dxa"/>
             <w:vMerge/>
-            <w:shd w:val="clear" w:color="auto" w:fill="auto"/>
           </w:tcPr>
           <w:p>
             <w:pPr>
@@ -29575,7 +29053,6 @@
           <w:tcPr>
             <w:tcW w:w="1692" w:type="dxa"/>
             <w:vMerge/>
-            <w:shd w:val="clear" w:color="auto" w:fill="auto"/>
           </w:tcPr>
           <w:p>
             <w:pPr>
@@ -29586,7 +29063,6 @@
         <w:tc>
           <w:tcPr>
             <w:tcW w:w="1393" w:type="dxa"/>
-            <w:shd w:val="clear" w:color="auto" w:fill="auto"/>
           </w:tcPr>
           <w:p>
             <w:pPr>
@@ -29600,7 +29076,6 @@
           <w:tcPr>
             <w:tcW w:w="1276" w:type="dxa"/>
             <w:vMerge/>
-            <w:shd w:val="clear" w:color="auto" w:fill="auto"/>
           </w:tcPr>
           <w:p>
             <w:pPr>
@@ -29611,7 +29086,6 @@
         <w:tc>
           <w:tcPr>
             <w:tcW w:w="3115" w:type="dxa"/>
-            <w:shd w:val="clear" w:color="auto" w:fill="auto"/>
           </w:tcPr>
           <w:p>
             <w:pPr>
@@ -29626,7 +29100,6 @@
           <w:tcPr>
             <w:tcW w:w="2234" w:type="dxa"/>
             <w:vMerge/>
-            <w:shd w:val="clear" w:color="auto" w:fill="auto"/>
           </w:tcPr>
           <w:p>
             <w:pPr>
@@ -29638,7 +29111,6 @@
           <w:tcPr>
             <w:tcW w:w="1692" w:type="dxa"/>
             <w:vMerge/>
-            <w:shd w:val="clear" w:color="auto" w:fill="auto"/>
           </w:tcPr>
           <w:p>
             <w:pPr>
@@ -29649,7 +29121,6 @@
         <w:tc>
           <w:tcPr>
             <w:tcW w:w="1393" w:type="dxa"/>
-            <w:shd w:val="clear" w:color="auto" w:fill="auto"/>
           </w:tcPr>
           <w:p>
             <w:pPr>
@@ -29662,7 +29133,6 @@
         <w:tc>
           <w:tcPr>
             <w:tcW w:w="1276" w:type="dxa"/>
-            <w:shd w:val="clear" w:color="auto" w:fill="auto"/>
           </w:tcPr>
           <w:p>
             <w:pPr>
@@ -29676,7 +29146,6 @@
         <w:tc>
           <w:tcPr>
             <w:tcW w:w="3115" w:type="dxa"/>
-            <w:shd w:val="clear" w:color="auto" w:fill="auto"/>
           </w:tcPr>
           <w:p>
             <w:pPr>
@@ -29690,7 +29159,6 @@
         <w:tc>
           <w:tcPr>
             <w:tcW w:w="2234" w:type="dxa"/>
-            <w:shd w:val="clear" w:color="auto" w:fill="auto"/>
           </w:tcPr>
           <w:p>
             <w:pPr>
@@ -29704,7 +29172,6 @@
         <w:tc>
           <w:tcPr>
             <w:tcW w:w="1692" w:type="dxa"/>
-            <w:shd w:val="clear" w:color="auto" w:fill="auto"/>
           </w:tcPr>
           <w:p>
             <w:pPr>
@@ -29718,7 +29185,6 @@
         <w:tc>
           <w:tcPr>
             <w:tcW w:w="1393" w:type="dxa"/>
-            <w:shd w:val="clear" w:color="auto" w:fill="auto"/>
           </w:tcPr>
           <w:p>
             <w:pPr>
@@ -29960,7 +29426,6 @@
           <w:tcPr>
             <w:tcW w:w="1118" w:type="dxa"/>
             <w:vMerge w:val="restart"/>
-            <w:shd w:val="clear" w:color="auto" w:fill="auto"/>
           </w:tcPr>
           <w:p>
             <w:pPr>
@@ -29980,7 +29445,6 @@
         <w:tc>
           <w:tcPr>
             <w:tcW w:w="3143" w:type="dxa"/>
-            <w:shd w:val="clear" w:color="auto" w:fill="auto"/>
           </w:tcPr>
           <w:p>
             <w:pPr>
@@ -30001,7 +29465,6 @@
           <w:tcPr>
             <w:tcW w:w="2234" w:type="dxa"/>
             <w:vMerge w:val="restart"/>
-            <w:shd w:val="clear" w:color="auto" w:fill="auto"/>
           </w:tcPr>
           <w:p>
             <w:pPr>
@@ -30022,7 +29485,6 @@
           <w:tcPr>
             <w:tcW w:w="1692" w:type="dxa"/>
             <w:vMerge w:val="restart"/>
-            <w:shd w:val="clear" w:color="auto" w:fill="auto"/>
           </w:tcPr>
           <w:p>
             <w:pPr>
@@ -30042,7 +29504,6 @@
         <w:tc>
           <w:tcPr>
             <w:tcW w:w="1523" w:type="dxa"/>
-            <w:shd w:val="clear" w:color="auto" w:fill="auto"/>
           </w:tcPr>
           <w:p>
             <w:pPr>
@@ -30059,7 +29520,6 @@
           <w:tcPr>
             <w:tcW w:w="1118" w:type="dxa"/>
             <w:vMerge/>
-            <w:shd w:val="clear" w:color="auto" w:fill="auto"/>
           </w:tcPr>
           <w:p>
             <w:pPr>
@@ -30073,7 +29533,6 @@
         <w:tc>
           <w:tcPr>
             <w:tcW w:w="3143" w:type="dxa"/>
-            <w:shd w:val="clear" w:color="auto" w:fill="auto"/>
           </w:tcPr>
           <w:p>
             <w:pPr>
@@ -30094,7 +29553,6 @@
           <w:tcPr>
             <w:tcW w:w="2234" w:type="dxa"/>
             <w:vMerge/>
-            <w:shd w:val="clear" w:color="auto" w:fill="auto"/>
           </w:tcPr>
           <w:p>
             <w:pPr>
@@ -30109,7 +29567,6 @@
           <w:tcPr>
             <w:tcW w:w="1692" w:type="dxa"/>
             <w:vMerge/>
-            <w:shd w:val="clear" w:color="auto" w:fill="auto"/>
           </w:tcPr>
           <w:p>
             <w:pPr>
@@ -30123,7 +29580,6 @@
         <w:tc>
           <w:tcPr>
             <w:tcW w:w="1523" w:type="dxa"/>
-            <w:shd w:val="clear" w:color="auto" w:fill="auto"/>
           </w:tcPr>
           <w:p>
             <w:pPr>
@@ -30140,7 +29596,6 @@
           <w:tcPr>
             <w:tcW w:w="1118" w:type="dxa"/>
             <w:vMerge/>
-            <w:shd w:val="clear" w:color="auto" w:fill="auto"/>
           </w:tcPr>
           <w:p>
             <w:pPr>
@@ -30154,7 +29609,6 @@
         <w:tc>
           <w:tcPr>
             <w:tcW w:w="3143" w:type="dxa"/>
-            <w:shd w:val="clear" w:color="auto" w:fill="auto"/>
           </w:tcPr>
           <w:p>
             <w:pPr>
@@ -30175,7 +29629,6 @@
           <w:tcPr>
             <w:tcW w:w="2234" w:type="dxa"/>
             <w:vMerge/>
-            <w:shd w:val="clear" w:color="auto" w:fill="auto"/>
           </w:tcPr>
           <w:p>
             <w:pPr>
@@ -30190,7 +29643,6 @@
           <w:tcPr>
             <w:tcW w:w="1692" w:type="dxa"/>
             <w:vMerge/>
-            <w:shd w:val="clear" w:color="auto" w:fill="auto"/>
           </w:tcPr>
           <w:p>
             <w:pPr>
@@ -30204,7 +29656,6 @@
         <w:tc>
           <w:tcPr>
             <w:tcW w:w="1523" w:type="dxa"/>
-            <w:shd w:val="clear" w:color="auto" w:fill="auto"/>
           </w:tcPr>
           <w:p>
             <w:pPr>
@@ -30221,7 +29672,6 @@
           <w:tcPr>
             <w:tcW w:w="1118" w:type="dxa"/>
             <w:vMerge/>
-            <w:shd w:val="clear" w:color="auto" w:fill="auto"/>
           </w:tcPr>
           <w:p>
             <w:pPr>
@@ -30235,7 +29685,6 @@
         <w:tc>
           <w:tcPr>
             <w:tcW w:w="3143" w:type="dxa"/>
-            <w:shd w:val="clear" w:color="auto" w:fill="auto"/>
           </w:tcPr>
           <w:p>
             <w:pPr>
@@ -30256,7 +29705,6 @@
           <w:tcPr>
             <w:tcW w:w="2234" w:type="dxa"/>
             <w:vMerge/>
-            <w:shd w:val="clear" w:color="auto" w:fill="auto"/>
           </w:tcPr>
           <w:p>
             <w:pPr>
@@ -30271,7 +29719,6 @@
           <w:tcPr>
             <w:tcW w:w="1692" w:type="dxa"/>
             <w:vMerge/>
-            <w:shd w:val="clear" w:color="auto" w:fill="auto"/>
           </w:tcPr>
           <w:p>
             <w:pPr>
@@ -30285,7 +29732,6 @@
         <w:tc>
           <w:tcPr>
             <w:tcW w:w="1523" w:type="dxa"/>
-            <w:shd w:val="clear" w:color="auto" w:fill="auto"/>
           </w:tcPr>
           <w:p>
             <w:pPr>
@@ -30302,7 +29748,6 @@
           <w:tcPr>
             <w:tcW w:w="1118" w:type="dxa"/>
             <w:vMerge w:val="restart"/>
-            <w:shd w:val="clear" w:color="auto" w:fill="auto"/>
           </w:tcPr>
           <w:p>
             <w:pPr>
@@ -30322,7 +29767,6 @@
         <w:tc>
           <w:tcPr>
             <w:tcW w:w="3143" w:type="dxa"/>
-            <w:shd w:val="clear" w:color="auto" w:fill="auto"/>
           </w:tcPr>
           <w:p>
             <w:pPr>
@@ -30343,7 +29787,6 @@
           <w:tcPr>
             <w:tcW w:w="2234" w:type="dxa"/>
             <w:vMerge w:val="restart"/>
-            <w:shd w:val="clear" w:color="auto" w:fill="auto"/>
           </w:tcPr>
           <w:p>
             <w:pPr>
@@ -30364,7 +29807,6 @@
           <w:tcPr>
             <w:tcW w:w="1692" w:type="dxa"/>
             <w:vMerge w:val="restart"/>
-            <w:shd w:val="clear" w:color="auto" w:fill="auto"/>
           </w:tcPr>
           <w:p>
             <w:pPr>
@@ -30384,7 +29826,6 @@
         <w:tc>
           <w:tcPr>
             <w:tcW w:w="1523" w:type="dxa"/>
-            <w:shd w:val="clear" w:color="auto" w:fill="auto"/>
           </w:tcPr>
           <w:p>
             <w:pPr>
@@ -30401,7 +29842,6 @@
           <w:tcPr>
             <w:tcW w:w="1118" w:type="dxa"/>
             <w:vMerge/>
-            <w:shd w:val="clear" w:color="auto" w:fill="auto"/>
           </w:tcPr>
           <w:p>
             <w:pPr>
@@ -30415,7 +29855,6 @@
         <w:tc>
           <w:tcPr>
             <w:tcW w:w="3143" w:type="dxa"/>
-            <w:shd w:val="clear" w:color="auto" w:fill="auto"/>
           </w:tcPr>
           <w:p>
             <w:pPr>
@@ -30436,7 +29875,6 @@
           <w:tcPr>
             <w:tcW w:w="2234" w:type="dxa"/>
             <w:vMerge/>
-            <w:shd w:val="clear" w:color="auto" w:fill="auto"/>
           </w:tcPr>
           <w:p>
             <w:pPr>
@@ -30451,7 +29889,6 @@
           <w:tcPr>
             <w:tcW w:w="1692" w:type="dxa"/>
             <w:vMerge/>
-            <w:shd w:val="clear" w:color="auto" w:fill="auto"/>
           </w:tcPr>
           <w:p>
             <w:pPr>
@@ -30465,7 +29902,6 @@
         <w:tc>
           <w:tcPr>
             <w:tcW w:w="1523" w:type="dxa"/>
-            <w:shd w:val="clear" w:color="auto" w:fill="auto"/>
           </w:tcPr>
           <w:p>
             <w:pPr>
@@ -30482,7 +29918,6 @@
           <w:tcPr>
             <w:tcW w:w="1118" w:type="dxa"/>
             <w:vMerge/>
-            <w:shd w:val="clear" w:color="auto" w:fill="auto"/>
           </w:tcPr>
           <w:p>
             <w:pPr>
@@ -30496,7 +29931,6 @@
         <w:tc>
           <w:tcPr>
             <w:tcW w:w="3143" w:type="dxa"/>
-            <w:shd w:val="clear" w:color="auto" w:fill="auto"/>
           </w:tcPr>
           <w:p>
             <w:pPr>
@@ -30517,7 +29951,6 @@
           <w:tcPr>
             <w:tcW w:w="2234" w:type="dxa"/>
             <w:vMerge/>
-            <w:shd w:val="clear" w:color="auto" w:fill="auto"/>
           </w:tcPr>
           <w:p>
             <w:pPr>
@@ -30532,7 +29965,6 @@
           <w:tcPr>
             <w:tcW w:w="1692" w:type="dxa"/>
             <w:vMerge/>
-            <w:shd w:val="clear" w:color="auto" w:fill="auto"/>
           </w:tcPr>
           <w:p>
             <w:pPr>
@@ -30546,7 +29978,6 @@
         <w:tc>
           <w:tcPr>
             <w:tcW w:w="1523" w:type="dxa"/>
-            <w:shd w:val="clear" w:color="auto" w:fill="auto"/>
           </w:tcPr>
           <w:p>
             <w:pPr>
@@ -30563,7 +29994,6 @@
           <w:tcPr>
             <w:tcW w:w="1118" w:type="dxa"/>
             <w:vMerge/>
-            <w:shd w:val="clear" w:color="auto" w:fill="auto"/>
           </w:tcPr>
           <w:p>
             <w:pPr>
@@ -30577,7 +30007,6 @@
         <w:tc>
           <w:tcPr>
             <w:tcW w:w="3143" w:type="dxa"/>
-            <w:shd w:val="clear" w:color="auto" w:fill="auto"/>
           </w:tcPr>
           <w:p>
             <w:pPr>
@@ -30598,7 +30027,6 @@
           <w:tcPr>
             <w:tcW w:w="2234" w:type="dxa"/>
             <w:vMerge/>
-            <w:shd w:val="clear" w:color="auto" w:fill="auto"/>
           </w:tcPr>
           <w:p>
             <w:pPr>
@@ -30613,7 +30041,6 @@
           <w:tcPr>
             <w:tcW w:w="1692" w:type="dxa"/>
             <w:vMerge/>
-            <w:shd w:val="clear" w:color="auto" w:fill="auto"/>
           </w:tcPr>
           <w:p>
             <w:pPr>
@@ -30627,7 +30054,6 @@
         <w:tc>
           <w:tcPr>
             <w:tcW w:w="1523" w:type="dxa"/>
-            <w:shd w:val="clear" w:color="auto" w:fill="auto"/>
           </w:tcPr>
           <w:p>
             <w:pPr>
@@ -30888,7 +30314,6 @@
         <w:tc>
           <w:tcPr>
             <w:tcW w:w="1438" w:type="dxa"/>
-            <w:shd w:val="clear" w:color="auto" w:fill="auto"/>
           </w:tcPr>
           <w:p>
             <w:pPr>
@@ -30908,7 +30333,6 @@
         <w:tc>
           <w:tcPr>
             <w:tcW w:w="2702" w:type="dxa"/>
-            <w:shd w:val="clear" w:color="auto" w:fill="auto"/>
           </w:tcPr>
           <w:p>
             <w:pPr>
@@ -30928,7 +30352,6 @@
         <w:tc>
           <w:tcPr>
             <w:tcW w:w="2234" w:type="dxa"/>
-            <w:shd w:val="clear" w:color="auto" w:fill="auto"/>
           </w:tcPr>
           <w:p>
             <w:pPr>
@@ -30948,7 +30371,6 @@
         <w:tc>
           <w:tcPr>
             <w:tcW w:w="1773" w:type="dxa"/>
-            <w:shd w:val="clear" w:color="auto" w:fill="auto"/>
           </w:tcPr>
           <w:p>
             <w:pPr>
@@ -30968,7 +30390,6 @@
         <w:tc>
           <w:tcPr>
             <w:tcW w:w="1563" w:type="dxa"/>
-            <w:shd w:val="clear" w:color="auto" w:fill="auto"/>
           </w:tcPr>
           <w:p>
             <w:pPr>
@@ -31212,7 +30633,6 @@
         <w:tc>
           <w:tcPr>
             <w:tcW w:w="1538" w:type="dxa"/>
-            <w:shd w:val="clear" w:color="auto" w:fill="auto"/>
           </w:tcPr>
           <w:p>
             <w:pPr>
@@ -31232,7 +30652,6 @@
         <w:tc>
           <w:tcPr>
             <w:tcW w:w="2875" w:type="dxa"/>
-            <w:shd w:val="clear" w:color="auto" w:fill="auto"/>
           </w:tcPr>
           <w:p>
             <w:pPr>
@@ -31252,7 +30671,6 @@
         <w:tc>
           <w:tcPr>
             <w:tcW w:w="1843" w:type="dxa"/>
-            <w:shd w:val="clear" w:color="auto" w:fill="auto"/>
           </w:tcPr>
           <w:p>
             <w:pPr>
@@ -31272,7 +30690,6 @@
         <w:tc>
           <w:tcPr>
             <w:tcW w:w="2248" w:type="dxa"/>
-            <w:shd w:val="clear" w:color="auto" w:fill="auto"/>
           </w:tcPr>
           <w:p>
             <w:pPr>
@@ -31292,7 +30709,6 @@
         <w:tc>
           <w:tcPr>
             <w:tcW w:w="1442" w:type="dxa"/>
-            <w:shd w:val="clear" w:color="auto" w:fill="auto"/>
           </w:tcPr>
           <w:p>
             <w:pPr>
@@ -31308,7 +30724,6 @@
         <w:tc>
           <w:tcPr>
             <w:tcW w:w="1538" w:type="dxa"/>
-            <w:shd w:val="clear" w:color="auto" w:fill="auto"/>
           </w:tcPr>
           <w:p>
             <w:pPr>
@@ -31328,7 +30743,6 @@
         <w:tc>
           <w:tcPr>
             <w:tcW w:w="2875" w:type="dxa"/>
-            <w:shd w:val="clear" w:color="auto" w:fill="auto"/>
           </w:tcPr>
           <w:p>
             <w:pPr>
@@ -31348,7 +30762,6 @@
         <w:tc>
           <w:tcPr>
             <w:tcW w:w="1843" w:type="dxa"/>
-            <w:shd w:val="clear" w:color="auto" w:fill="auto"/>
           </w:tcPr>
           <w:p>
             <w:pPr>
@@ -31368,7 +30781,6 @@
         <w:tc>
           <w:tcPr>
             <w:tcW w:w="2248" w:type="dxa"/>
-            <w:shd w:val="clear" w:color="auto" w:fill="auto"/>
           </w:tcPr>
           <w:p>
             <w:pPr>
@@ -31388,7 +30800,6 @@
         <w:tc>
           <w:tcPr>
             <w:tcW w:w="1442" w:type="dxa"/>
-            <w:shd w:val="clear" w:color="auto" w:fill="auto"/>
           </w:tcPr>
           <w:p>
             <w:pPr>
@@ -31404,7 +30815,6 @@
         <w:tc>
           <w:tcPr>
             <w:tcW w:w="1538" w:type="dxa"/>
-            <w:shd w:val="clear" w:color="auto" w:fill="auto"/>
           </w:tcPr>
           <w:p>
             <w:pPr>
@@ -31424,7 +30834,6 @@
         <w:tc>
           <w:tcPr>
             <w:tcW w:w="2875" w:type="dxa"/>
-            <w:shd w:val="clear" w:color="auto" w:fill="auto"/>
           </w:tcPr>
           <w:p>
             <w:pPr>
@@ -31444,7 +30853,6 @@
         <w:tc>
           <w:tcPr>
             <w:tcW w:w="1843" w:type="dxa"/>
-            <w:shd w:val="clear" w:color="auto" w:fill="auto"/>
           </w:tcPr>
           <w:p>
             <w:pPr>
@@ -31464,7 +30872,6 @@
         <w:tc>
           <w:tcPr>
             <w:tcW w:w="2248" w:type="dxa"/>
-            <w:shd w:val="clear" w:color="auto" w:fill="auto"/>
           </w:tcPr>
           <w:p>
             <w:pPr>
@@ -31484,7 +30891,6 @@
         <w:tc>
           <w:tcPr>
             <w:tcW w:w="1442" w:type="dxa"/>
-            <w:shd w:val="clear" w:color="auto" w:fill="auto"/>
           </w:tcPr>
           <w:p>
             <w:pPr>
@@ -31728,7 +31134,6 @@
         <w:tc>
           <w:tcPr>
             <w:tcW w:w="1538" w:type="dxa"/>
-            <w:shd w:val="clear" w:color="auto" w:fill="auto"/>
           </w:tcPr>
           <w:p>
             <w:pPr>
@@ -31742,7 +31147,6 @@
         <w:tc>
           <w:tcPr>
             <w:tcW w:w="2875" w:type="dxa"/>
-            <w:shd w:val="clear" w:color="auto" w:fill="auto"/>
           </w:tcPr>
           <w:p>
             <w:pPr>
@@ -31756,7 +31160,6 @@
         <w:tc>
           <w:tcPr>
             <w:tcW w:w="1843" w:type="dxa"/>
-            <w:shd w:val="clear" w:color="auto" w:fill="auto"/>
           </w:tcPr>
           <w:p>
             <w:pPr>
@@ -31770,7 +31173,6 @@
         <w:tc>
           <w:tcPr>
             <w:tcW w:w="1786" w:type="dxa"/>
-            <w:shd w:val="clear" w:color="auto" w:fill="auto"/>
           </w:tcPr>
           <w:p>
             <w:pPr>
@@ -31784,7 +31186,6 @@
         <w:tc>
           <w:tcPr>
             <w:tcW w:w="1668" w:type="dxa"/>
-            <w:shd w:val="clear" w:color="auto" w:fill="auto"/>
           </w:tcPr>
           <w:p>
             <w:pPr>
@@ -31800,7 +31201,6 @@
         <w:tc>
           <w:tcPr>
             <w:tcW w:w="1538" w:type="dxa"/>
-            <w:shd w:val="clear" w:color="auto" w:fill="auto"/>
           </w:tcPr>
           <w:p>
             <w:pPr>
@@ -31814,7 +31214,6 @@
         <w:tc>
           <w:tcPr>
             <w:tcW w:w="2875" w:type="dxa"/>
-            <w:shd w:val="clear" w:color="auto" w:fill="auto"/>
           </w:tcPr>
           <w:p>
             <w:pPr>
@@ -31828,7 +31227,6 @@
         <w:tc>
           <w:tcPr>
             <w:tcW w:w="1843" w:type="dxa"/>
-            <w:shd w:val="clear" w:color="auto" w:fill="auto"/>
           </w:tcPr>
           <w:p>
             <w:pPr>
@@ -31842,7 +31240,6 @@
         <w:tc>
           <w:tcPr>
             <w:tcW w:w="1786" w:type="dxa"/>
-            <w:shd w:val="clear" w:color="auto" w:fill="auto"/>
           </w:tcPr>
           <w:p>
             <w:pPr>
@@ -31856,7 +31253,6 @@
         <w:tc>
           <w:tcPr>
             <w:tcW w:w="1668" w:type="dxa"/>
-            <w:shd w:val="clear" w:color="auto" w:fill="auto"/>
           </w:tcPr>
           <w:p>
             <w:pPr>
@@ -31872,7 +31268,6 @@
         <w:tc>
           <w:tcPr>
             <w:tcW w:w="1538" w:type="dxa"/>
-            <w:shd w:val="clear" w:color="auto" w:fill="auto"/>
           </w:tcPr>
           <w:p>
             <w:pPr>
@@ -31886,7 +31281,6 @@
         <w:tc>
           <w:tcPr>
             <w:tcW w:w="2875" w:type="dxa"/>
-            <w:shd w:val="clear" w:color="auto" w:fill="auto"/>
           </w:tcPr>
           <w:p>
             <w:pPr>
@@ -31900,7 +31294,6 @@
         <w:tc>
           <w:tcPr>
             <w:tcW w:w="1843" w:type="dxa"/>
-            <w:shd w:val="clear" w:color="auto" w:fill="auto"/>
           </w:tcPr>
           <w:p>
             <w:pPr>
@@ -31914,7 +31307,6 @@
         <w:tc>
           <w:tcPr>
             <w:tcW w:w="1786" w:type="dxa"/>
-            <w:shd w:val="clear" w:color="auto" w:fill="auto"/>
           </w:tcPr>
           <w:p>
             <w:pPr>
@@ -31928,7 +31320,6 @@
         <w:tc>
           <w:tcPr>
             <w:tcW w:w="1668" w:type="dxa"/>
-            <w:shd w:val="clear" w:color="auto" w:fill="auto"/>
           </w:tcPr>
           <w:p>
             <w:pPr>
@@ -32180,7 +31571,6 @@
         <w:tc>
           <w:tcPr>
             <w:tcW w:w="1538" w:type="dxa"/>
-            <w:shd w:val="clear" w:color="auto" w:fill="auto"/>
           </w:tcPr>
           <w:p>
             <w:pPr>
@@ -32194,7 +31584,6 @@
         <w:tc>
           <w:tcPr>
             <w:tcW w:w="2875" w:type="dxa"/>
-            <w:shd w:val="clear" w:color="auto" w:fill="auto"/>
           </w:tcPr>
           <w:p>
             <w:pPr>
@@ -32208,7 +31597,6 @@
         <w:tc>
           <w:tcPr>
             <w:tcW w:w="1843" w:type="dxa"/>
-            <w:shd w:val="clear" w:color="auto" w:fill="auto"/>
           </w:tcPr>
           <w:p>
             <w:pPr>
@@ -32222,7 +31610,6 @@
         <w:tc>
           <w:tcPr>
             <w:tcW w:w="1786" w:type="dxa"/>
-            <w:shd w:val="clear" w:color="auto" w:fill="auto"/>
           </w:tcPr>
           <w:p>
             <w:pPr>
@@ -32236,7 +31623,6 @@
         <w:tc>
           <w:tcPr>
             <w:tcW w:w="1668" w:type="dxa"/>
-            <w:shd w:val="clear" w:color="auto" w:fill="auto"/>
           </w:tcPr>
           <w:p>
             <w:pPr>
@@ -32252,7 +31638,6 @@
         <w:tc>
           <w:tcPr>
             <w:tcW w:w="1538" w:type="dxa"/>
-            <w:shd w:val="clear" w:color="auto" w:fill="auto"/>
           </w:tcPr>
           <w:p>
             <w:pPr>
@@ -32266,7 +31651,6 @@
         <w:tc>
           <w:tcPr>
             <w:tcW w:w="2875" w:type="dxa"/>
-            <w:shd w:val="clear" w:color="auto" w:fill="auto"/>
           </w:tcPr>
           <w:p>
             <w:pPr>
@@ -32280,7 +31664,6 @@
         <w:tc>
           <w:tcPr>
             <w:tcW w:w="1843" w:type="dxa"/>
-            <w:shd w:val="clear" w:color="auto" w:fill="auto"/>
           </w:tcPr>
           <w:p>
             <w:pPr>
@@ -32294,7 +31677,6 @@
         <w:tc>
           <w:tcPr>
             <w:tcW w:w="1786" w:type="dxa"/>
-            <w:shd w:val="clear" w:color="auto" w:fill="auto"/>
           </w:tcPr>
           <w:p>
             <w:pPr>
@@ -32308,7 +31690,6 @@
         <w:tc>
           <w:tcPr>
             <w:tcW w:w="1668" w:type="dxa"/>
-            <w:shd w:val="clear" w:color="auto" w:fill="auto"/>
           </w:tcPr>
           <w:p>
             <w:pPr>
@@ -32324,7 +31705,6 @@
         <w:tc>
           <w:tcPr>
             <w:tcW w:w="1538" w:type="dxa"/>
-            <w:shd w:val="clear" w:color="auto" w:fill="auto"/>
           </w:tcPr>
           <w:p>
             <w:pPr>
@@ -32338,7 +31718,6 @@
         <w:tc>
           <w:tcPr>
             <w:tcW w:w="2875" w:type="dxa"/>
-            <w:shd w:val="clear" w:color="auto" w:fill="auto"/>
           </w:tcPr>
           <w:p>
             <w:pPr>
@@ -32352,7 +31731,6 @@
         <w:tc>
           <w:tcPr>
             <w:tcW w:w="1843" w:type="dxa"/>
-            <w:shd w:val="clear" w:color="auto" w:fill="auto"/>
           </w:tcPr>
           <w:p>
             <w:pPr>
@@ -32366,7 +31744,6 @@
         <w:tc>
           <w:tcPr>
             <w:tcW w:w="1786" w:type="dxa"/>
-            <w:shd w:val="clear" w:color="auto" w:fill="auto"/>
           </w:tcPr>
           <w:p>
             <w:pPr>
@@ -32380,7 +31757,6 @@
         <w:tc>
           <w:tcPr>
             <w:tcW w:w="1668" w:type="dxa"/>
-            <w:shd w:val="clear" w:color="auto" w:fill="auto"/>
           </w:tcPr>
           <w:p>
             <w:pPr>
@@ -32629,7 +32005,6 @@
         <w:tc>
           <w:tcPr>
             <w:tcW w:w="1538" w:type="dxa"/>
-            <w:shd w:val="clear" w:color="auto" w:fill="auto"/>
           </w:tcPr>
           <w:p>
             <w:pPr>
@@ -32643,7 +32018,6 @@
         <w:tc>
           <w:tcPr>
             <w:tcW w:w="2875" w:type="dxa"/>
-            <w:shd w:val="clear" w:color="auto" w:fill="auto"/>
           </w:tcPr>
           <w:p>
             <w:pPr>
@@ -32657,7 +32031,6 @@
         <w:tc>
           <w:tcPr>
             <w:tcW w:w="1843" w:type="dxa"/>
-            <w:shd w:val="clear" w:color="auto" w:fill="auto"/>
           </w:tcPr>
           <w:p>
             <w:pPr>
@@ -32671,7 +32044,6 @@
         <w:tc>
           <w:tcPr>
             <w:tcW w:w="1786" w:type="dxa"/>
-            <w:shd w:val="clear" w:color="auto" w:fill="auto"/>
           </w:tcPr>
           <w:p>
             <w:pPr>
@@ -32685,7 +32057,6 @@
         <w:tc>
           <w:tcPr>
             <w:tcW w:w="1668" w:type="dxa"/>
-            <w:shd w:val="clear" w:color="auto" w:fill="auto"/>
           </w:tcPr>
           <w:p>
             <w:pPr>
@@ -32701,7 +32072,6 @@
         <w:tc>
           <w:tcPr>
             <w:tcW w:w="1538" w:type="dxa"/>
-            <w:shd w:val="clear" w:color="auto" w:fill="auto"/>
           </w:tcPr>
           <w:p>
             <w:pPr>
@@ -32715,7 +32085,6 @@
         <w:tc>
           <w:tcPr>
             <w:tcW w:w="2875" w:type="dxa"/>
-            <w:shd w:val="clear" w:color="auto" w:fill="auto"/>
           </w:tcPr>
           <w:p>
             <w:pPr>
@@ -32729,7 +32098,6 @@
         <w:tc>
           <w:tcPr>
             <w:tcW w:w="1843" w:type="dxa"/>
-            <w:shd w:val="clear" w:color="auto" w:fill="auto"/>
           </w:tcPr>
           <w:p>
             <w:pPr>
@@ -32743,7 +32111,6 @@
         <w:tc>
           <w:tcPr>
             <w:tcW w:w="1786" w:type="dxa"/>
-            <w:shd w:val="clear" w:color="auto" w:fill="auto"/>
           </w:tcPr>
           <w:p>
             <w:pPr>
@@ -32757,7 +32124,6 @@
         <w:tc>
           <w:tcPr>
             <w:tcW w:w="1668" w:type="dxa"/>
-            <w:shd w:val="clear" w:color="auto" w:fill="auto"/>
           </w:tcPr>
           <w:p>
             <w:pPr>
@@ -32773,7 +32139,6 @@
         <w:tc>
           <w:tcPr>
             <w:tcW w:w="1538" w:type="dxa"/>
-            <w:shd w:val="clear" w:color="auto" w:fill="auto"/>
           </w:tcPr>
           <w:p>
             <w:pPr>
@@ -32787,7 +32152,6 @@
         <w:tc>
           <w:tcPr>
             <w:tcW w:w="2875" w:type="dxa"/>
-            <w:shd w:val="clear" w:color="auto" w:fill="auto"/>
           </w:tcPr>
           <w:p>
             <w:pPr>
@@ -32801,7 +32165,6 @@
         <w:tc>
           <w:tcPr>
             <w:tcW w:w="1843" w:type="dxa"/>
-            <w:shd w:val="clear" w:color="auto" w:fill="auto"/>
           </w:tcPr>
           <w:p>
             <w:pPr>
@@ -32815,7 +32178,6 @@
         <w:tc>
           <w:tcPr>
             <w:tcW w:w="1786" w:type="dxa"/>
-            <w:shd w:val="clear" w:color="auto" w:fill="auto"/>
           </w:tcPr>
           <w:p>
             <w:pPr>
@@ -32829,7 +32191,6 @@
         <w:tc>
           <w:tcPr>
             <w:tcW w:w="1668" w:type="dxa"/>
-            <w:shd w:val="clear" w:color="auto" w:fill="auto"/>
           </w:tcPr>
           <w:p>
             <w:pPr>
@@ -33079,7 +32440,6 @@
         <w:tc>
           <w:tcPr>
             <w:tcW w:w="1538" w:type="dxa"/>
-            <w:shd w:val="clear" w:color="auto" w:fill="auto"/>
           </w:tcPr>
           <w:p>
             <w:pPr>
@@ -33093,7 +32453,6 @@
         <w:tc>
           <w:tcPr>
             <w:tcW w:w="2875" w:type="dxa"/>
-            <w:shd w:val="clear" w:color="auto" w:fill="auto"/>
           </w:tcPr>
           <w:p>
             <w:pPr>
@@ -33107,7 +32466,6 @@
         <w:tc>
           <w:tcPr>
             <w:tcW w:w="1843" w:type="dxa"/>
-            <w:shd w:val="clear" w:color="auto" w:fill="auto"/>
           </w:tcPr>
           <w:p>
             <w:pPr>
@@ -33121,7 +32479,6 @@
         <w:tc>
           <w:tcPr>
             <w:tcW w:w="1786" w:type="dxa"/>
-            <w:shd w:val="clear" w:color="auto" w:fill="auto"/>
           </w:tcPr>
           <w:p>
             <w:pPr>
@@ -33135,7 +32492,6 @@
         <w:tc>
           <w:tcPr>
             <w:tcW w:w="1668" w:type="dxa"/>
-            <w:shd w:val="clear" w:color="auto" w:fill="auto"/>
           </w:tcPr>
           <w:p>
             <w:pPr>
@@ -33151,7 +32507,6 @@
         <w:tc>
           <w:tcPr>
             <w:tcW w:w="1538" w:type="dxa"/>
-            <w:shd w:val="clear" w:color="auto" w:fill="auto"/>
           </w:tcPr>
           <w:p>
             <w:pPr>
@@ -33165,7 +32520,6 @@
         <w:tc>
           <w:tcPr>
             <w:tcW w:w="2875" w:type="dxa"/>
-            <w:shd w:val="clear" w:color="auto" w:fill="auto"/>
           </w:tcPr>
           <w:p>
             <w:pPr>
@@ -33179,7 +32533,6 @@
         <w:tc>
           <w:tcPr>
             <w:tcW w:w="1843" w:type="dxa"/>
-            <w:shd w:val="clear" w:color="auto" w:fill="auto"/>
           </w:tcPr>
           <w:p>
             <w:pPr>
@@ -33193,7 +32546,6 @@
         <w:tc>
           <w:tcPr>
             <w:tcW w:w="1786" w:type="dxa"/>
-            <w:shd w:val="clear" w:color="auto" w:fill="auto"/>
           </w:tcPr>
           <w:p>
             <w:pPr>
@@ -33207,7 +32559,6 @@
         <w:tc>
           <w:tcPr>
             <w:tcW w:w="1668" w:type="dxa"/>
-            <w:shd w:val="clear" w:color="auto" w:fill="auto"/>
           </w:tcPr>
           <w:p>
             <w:pPr>
@@ -33223,7 +32574,6 @@
         <w:tc>
           <w:tcPr>
             <w:tcW w:w="1538" w:type="dxa"/>
-            <w:shd w:val="clear" w:color="auto" w:fill="auto"/>
           </w:tcPr>
           <w:p>
             <w:pPr>
@@ -33237,7 +32587,6 @@
         <w:tc>
           <w:tcPr>
             <w:tcW w:w="2875" w:type="dxa"/>
-            <w:shd w:val="clear" w:color="auto" w:fill="auto"/>
           </w:tcPr>
           <w:p>
             <w:pPr>
@@ -33251,7 +32600,6 @@
         <w:tc>
           <w:tcPr>
             <w:tcW w:w="1843" w:type="dxa"/>
-            <w:shd w:val="clear" w:color="auto" w:fill="auto"/>
           </w:tcPr>
           <w:p>
             <w:pPr>
@@ -33265,7 +32613,6 @@
         <w:tc>
           <w:tcPr>
             <w:tcW w:w="1786" w:type="dxa"/>
-            <w:shd w:val="clear" w:color="auto" w:fill="auto"/>
           </w:tcPr>
           <w:p>
             <w:pPr>
@@ -33279,7 +32626,6 @@
         <w:tc>
           <w:tcPr>
             <w:tcW w:w="1668" w:type="dxa"/>
-            <w:shd w:val="clear" w:color="auto" w:fill="auto"/>
           </w:tcPr>
           <w:p>
             <w:pPr>
@@ -33523,7 +32869,6 @@
         <w:tc>
           <w:tcPr>
             <w:tcW w:w="1538" w:type="dxa"/>
-            <w:shd w:val="clear" w:color="auto" w:fill="auto"/>
           </w:tcPr>
           <w:p>
             <w:pPr>
@@ -33537,7 +32882,6 @@
         <w:tc>
           <w:tcPr>
             <w:tcW w:w="2875" w:type="dxa"/>
-            <w:shd w:val="clear" w:color="auto" w:fill="auto"/>
           </w:tcPr>
           <w:p>
             <w:pPr>
@@ -33551,7 +32895,6 @@
         <w:tc>
           <w:tcPr>
             <w:tcW w:w="1843" w:type="dxa"/>
-            <w:shd w:val="clear" w:color="auto" w:fill="auto"/>
           </w:tcPr>
           <w:p>
             <w:pPr>
@@ -33565,7 +32908,6 @@
         <w:tc>
           <w:tcPr>
             <w:tcW w:w="1786" w:type="dxa"/>
-            <w:shd w:val="clear" w:color="auto" w:fill="auto"/>
           </w:tcPr>
           <w:p>
             <w:pPr>
@@ -33579,7 +32921,6 @@
         <w:tc>
           <w:tcPr>
             <w:tcW w:w="1668" w:type="dxa"/>
-            <w:shd w:val="clear" w:color="auto" w:fill="auto"/>
           </w:tcPr>
           <w:p>
             <w:pPr>
@@ -33595,7 +32936,6 @@
         <w:tc>
           <w:tcPr>
             <w:tcW w:w="1538" w:type="dxa"/>
-            <w:shd w:val="clear" w:color="auto" w:fill="auto"/>
           </w:tcPr>
           <w:p>
             <w:pPr>
@@ -33609,7 +32949,6 @@
         <w:tc>
           <w:tcPr>
             <w:tcW w:w="2875" w:type="dxa"/>
-            <w:shd w:val="clear" w:color="auto" w:fill="auto"/>
           </w:tcPr>
           <w:p>
             <w:pPr>
@@ -33623,7 +32962,6 @@
         <w:tc>
           <w:tcPr>
             <w:tcW w:w="1843" w:type="dxa"/>
-            <w:shd w:val="clear" w:color="auto" w:fill="auto"/>
           </w:tcPr>
           <w:p>
             <w:pPr>
@@ -33637,7 +32975,6 @@
         <w:tc>
           <w:tcPr>
             <w:tcW w:w="1786" w:type="dxa"/>
-            <w:shd w:val="clear" w:color="auto" w:fill="auto"/>
           </w:tcPr>
           <w:p>
             <w:pPr>
@@ -33651,7 +32988,6 @@
         <w:tc>
           <w:tcPr>
             <w:tcW w:w="1668" w:type="dxa"/>
-            <w:shd w:val="clear" w:color="auto" w:fill="auto"/>
           </w:tcPr>
           <w:p>
             <w:pPr>
@@ -33667,7 +33003,6 @@
         <w:tc>
           <w:tcPr>
             <w:tcW w:w="1538" w:type="dxa"/>
-            <w:shd w:val="clear" w:color="auto" w:fill="auto"/>
           </w:tcPr>
           <w:p>
             <w:pPr>
@@ -33681,7 +33016,6 @@
         <w:tc>
           <w:tcPr>
             <w:tcW w:w="2875" w:type="dxa"/>
-            <w:shd w:val="clear" w:color="auto" w:fill="auto"/>
           </w:tcPr>
           <w:p>
             <w:pPr>
@@ -33695,7 +33029,6 @@
         <w:tc>
           <w:tcPr>
             <w:tcW w:w="1843" w:type="dxa"/>
-            <w:shd w:val="clear" w:color="auto" w:fill="auto"/>
           </w:tcPr>
           <w:p>
             <w:pPr>
@@ -33709,7 +33042,6 @@
         <w:tc>
           <w:tcPr>
             <w:tcW w:w="1786" w:type="dxa"/>
-            <w:shd w:val="clear" w:color="auto" w:fill="auto"/>
           </w:tcPr>
           <w:p>
             <w:pPr>
@@ -33723,7 +33055,6 @@
         <w:tc>
           <w:tcPr>
             <w:tcW w:w="1668" w:type="dxa"/>
-            <w:shd w:val="clear" w:color="auto" w:fill="auto"/>
           </w:tcPr>
           <w:p>
             <w:pPr>
@@ -33975,7 +33306,6 @@
         <w:tc>
           <w:tcPr>
             <w:tcW w:w="1538" w:type="dxa"/>
-            <w:shd w:val="clear" w:color="auto" w:fill="auto"/>
           </w:tcPr>
           <w:p>
             <w:pPr>
@@ -33989,7 +33319,6 @@
         <w:tc>
           <w:tcPr>
             <w:tcW w:w="2875" w:type="dxa"/>
-            <w:shd w:val="clear" w:color="auto" w:fill="auto"/>
           </w:tcPr>
           <w:p>
             <w:pPr>
@@ -34003,7 +33332,6 @@
         <w:tc>
           <w:tcPr>
             <w:tcW w:w="1843" w:type="dxa"/>
-            <w:shd w:val="clear" w:color="auto" w:fill="auto"/>
           </w:tcPr>
           <w:p>
             <w:pPr>
@@ -34017,7 +33345,6 @@
         <w:tc>
           <w:tcPr>
             <w:tcW w:w="1786" w:type="dxa"/>
-            <w:shd w:val="clear" w:color="auto" w:fill="auto"/>
           </w:tcPr>
           <w:p>
             <w:pPr>
@@ -34031,7 +33358,6 @@
         <w:tc>
           <w:tcPr>
             <w:tcW w:w="1668" w:type="dxa"/>
-            <w:shd w:val="clear" w:color="auto" w:fill="auto"/>
           </w:tcPr>
           <w:p>
             <w:pPr>
@@ -34047,7 +33373,6 @@
         <w:tc>
           <w:tcPr>
             <w:tcW w:w="1538" w:type="dxa"/>
-            <w:shd w:val="clear" w:color="auto" w:fill="auto"/>
           </w:tcPr>
           <w:p>
             <w:pPr>
@@ -34061,7 +33386,6 @@
         <w:tc>
           <w:tcPr>
             <w:tcW w:w="2875" w:type="dxa"/>
-            <w:shd w:val="clear" w:color="auto" w:fill="auto"/>
           </w:tcPr>
           <w:p>
             <w:pPr>
@@ -34075,7 +33399,6 @@
         <w:tc>
           <w:tcPr>
             <w:tcW w:w="1843" w:type="dxa"/>
-            <w:shd w:val="clear" w:color="auto" w:fill="auto"/>
           </w:tcPr>
           <w:p>
             <w:pPr>
@@ -34089,7 +33412,6 @@
         <w:tc>
           <w:tcPr>
             <w:tcW w:w="1786" w:type="dxa"/>
-            <w:shd w:val="clear" w:color="auto" w:fill="auto"/>
           </w:tcPr>
           <w:p>
             <w:pPr>
@@ -34103,7 +33425,6 @@
         <w:tc>
           <w:tcPr>
             <w:tcW w:w="1668" w:type="dxa"/>
-            <w:shd w:val="clear" w:color="auto" w:fill="auto"/>
           </w:tcPr>
           <w:p>
             <w:pPr>
@@ -34329,7 +33650,6 @@
         <w:tc>
           <w:tcPr>
             <w:tcW w:w="1538" w:type="dxa"/>
-            <w:shd w:val="clear" w:color="auto" w:fill="auto"/>
           </w:tcPr>
           <w:p>
             <w:pPr>
@@ -34343,7 +33663,6 @@
         <w:tc>
           <w:tcPr>
             <w:tcW w:w="2875" w:type="dxa"/>
-            <w:shd w:val="clear" w:color="auto" w:fill="auto"/>
           </w:tcPr>
           <w:p>
             <w:pPr>
@@ -34357,7 +33676,6 @@
         <w:tc>
           <w:tcPr>
             <w:tcW w:w="1843" w:type="dxa"/>
-            <w:shd w:val="clear" w:color="auto" w:fill="auto"/>
           </w:tcPr>
           <w:p>
             <w:pPr>
@@ -34371,7 +33689,6 @@
         <w:tc>
           <w:tcPr>
             <w:tcW w:w="1786" w:type="dxa"/>
-            <w:shd w:val="clear" w:color="auto" w:fill="auto"/>
           </w:tcPr>
           <w:p>
             <w:pPr>
@@ -34385,7 +33702,6 @@
         <w:tc>
           <w:tcPr>
             <w:tcW w:w="1668" w:type="dxa"/>
-            <w:shd w:val="clear" w:color="auto" w:fill="auto"/>
           </w:tcPr>
           <w:p>
             <w:pPr>
@@ -34401,7 +33717,6 @@
         <w:tc>
           <w:tcPr>
             <w:tcW w:w="1538" w:type="dxa"/>
-            <w:shd w:val="clear" w:color="auto" w:fill="auto"/>
           </w:tcPr>
           <w:p>
             <w:pPr>
@@ -34415,7 +33730,6 @@
         <w:tc>
           <w:tcPr>
             <w:tcW w:w="2875" w:type="dxa"/>
-            <w:shd w:val="clear" w:color="auto" w:fill="auto"/>
           </w:tcPr>
           <w:p>
             <w:pPr>
@@ -34429,7 +33743,6 @@
         <w:tc>
           <w:tcPr>
             <w:tcW w:w="1843" w:type="dxa"/>
-            <w:shd w:val="clear" w:color="auto" w:fill="auto"/>
           </w:tcPr>
           <w:p>
             <w:pPr>
@@ -34443,7 +33756,6 @@
         <w:tc>
           <w:tcPr>
             <w:tcW w:w="1786" w:type="dxa"/>
-            <w:shd w:val="clear" w:color="auto" w:fill="auto"/>
           </w:tcPr>
           <w:p>
             <w:pPr>
@@ -34457,7 +33769,6 @@
         <w:tc>
           <w:tcPr>
             <w:tcW w:w="1668" w:type="dxa"/>
-            <w:shd w:val="clear" w:color="auto" w:fill="auto"/>
           </w:tcPr>
           <w:p>
             <w:pPr>
@@ -34473,7 +33784,6 @@
         <w:tc>
           <w:tcPr>
             <w:tcW w:w="1538" w:type="dxa"/>
-            <w:shd w:val="clear" w:color="auto" w:fill="auto"/>
           </w:tcPr>
           <w:p>
             <w:pPr>
@@ -34487,7 +33797,6 @@
         <w:tc>
           <w:tcPr>
             <w:tcW w:w="2875" w:type="dxa"/>
-            <w:shd w:val="clear" w:color="auto" w:fill="auto"/>
           </w:tcPr>
           <w:p>
             <w:pPr>
@@ -34501,7 +33810,6 @@
         <w:tc>
           <w:tcPr>
             <w:tcW w:w="1843" w:type="dxa"/>
-            <w:shd w:val="clear" w:color="auto" w:fill="auto"/>
           </w:tcPr>
           <w:p>
             <w:pPr>
@@ -34515,7 +33823,6 @@
         <w:tc>
           <w:tcPr>
             <w:tcW w:w="1786" w:type="dxa"/>
-            <w:shd w:val="clear" w:color="auto" w:fill="auto"/>
           </w:tcPr>
           <w:p>
             <w:pPr>
@@ -34529,7 +33836,6 @@
         <w:tc>
           <w:tcPr>
             <w:tcW w:w="1668" w:type="dxa"/>
-            <w:shd w:val="clear" w:color="auto" w:fill="auto"/>
           </w:tcPr>
           <w:p>
             <w:pPr>
@@ -34764,7 +34070,6 @@
         <w:tc>
           <w:tcPr>
             <w:tcW w:w="1915" w:type="dxa"/>
-            <w:shd w:val="clear" w:color="auto" w:fill="auto"/>
           </w:tcPr>
           <w:p>
             <w:pPr>
@@ -34778,7 +34083,6 @@
         <w:tc>
           <w:tcPr>
             <w:tcW w:w="1915" w:type="dxa"/>
-            <w:shd w:val="clear" w:color="auto" w:fill="auto"/>
           </w:tcPr>
           <w:p>
             <w:pPr>
@@ -34792,7 +34096,6 @@
         <w:tc>
           <w:tcPr>
             <w:tcW w:w="1915" w:type="dxa"/>
-            <w:shd w:val="clear" w:color="auto" w:fill="auto"/>
           </w:tcPr>
           <w:p>
             <w:pPr>
@@ -34806,7 +34109,6 @@
         <w:tc>
           <w:tcPr>
             <w:tcW w:w="1915" w:type="dxa"/>
-            <w:shd w:val="clear" w:color="auto" w:fill="auto"/>
           </w:tcPr>
           <w:p>
             <w:pPr>
@@ -34820,7 +34122,6 @@
         <w:tc>
           <w:tcPr>
             <w:tcW w:w="1916" w:type="dxa"/>
-            <w:shd w:val="clear" w:color="auto" w:fill="auto"/>
           </w:tcPr>
           <w:p>
             <w:pPr>
@@ -34836,7 +34137,6 @@
         <w:tc>
           <w:tcPr>
             <w:tcW w:w="1915" w:type="dxa"/>
-            <w:shd w:val="clear" w:color="auto" w:fill="auto"/>
           </w:tcPr>
           <w:p>
             <w:pPr>
@@ -34850,7 +34150,6 @@
         <w:tc>
           <w:tcPr>
             <w:tcW w:w="1915" w:type="dxa"/>
-            <w:shd w:val="clear" w:color="auto" w:fill="auto"/>
           </w:tcPr>
           <w:p>
             <w:pPr>
@@ -34864,7 +34163,6 @@
         <w:tc>
           <w:tcPr>
             <w:tcW w:w="1915" w:type="dxa"/>
-            <w:shd w:val="clear" w:color="auto" w:fill="auto"/>
           </w:tcPr>
           <w:p>
             <w:pPr>
@@ -34878,7 +34176,6 @@
         <w:tc>
           <w:tcPr>
             <w:tcW w:w="1915" w:type="dxa"/>
-            <w:shd w:val="clear" w:color="auto" w:fill="auto"/>
           </w:tcPr>
           <w:p>
             <w:pPr>
@@ -34892,7 +34189,6 @@
         <w:tc>
           <w:tcPr>
             <w:tcW w:w="1916" w:type="dxa"/>
-            <w:shd w:val="clear" w:color="auto" w:fill="auto"/>
           </w:tcPr>
           <w:p>
             <w:pPr>
@@ -34908,7 +34204,6 @@
         <w:tc>
           <w:tcPr>
             <w:tcW w:w="1915" w:type="dxa"/>
-            <w:shd w:val="clear" w:color="auto" w:fill="auto"/>
           </w:tcPr>
           <w:p>
             <w:pPr>
@@ -34922,7 +34217,6 @@
         <w:tc>
           <w:tcPr>
             <w:tcW w:w="1915" w:type="dxa"/>
-            <w:shd w:val="clear" w:color="auto" w:fill="auto"/>
           </w:tcPr>
           <w:p>
             <w:pPr>
@@ -34936,7 +34230,6 @@
         <w:tc>
           <w:tcPr>
             <w:tcW w:w="1915" w:type="dxa"/>
-            <w:shd w:val="clear" w:color="auto" w:fill="auto"/>
           </w:tcPr>
           <w:p>
             <w:pPr>
@@ -34950,7 +34243,6 @@
         <w:tc>
           <w:tcPr>
             <w:tcW w:w="1915" w:type="dxa"/>
-            <w:shd w:val="clear" w:color="auto" w:fill="auto"/>
           </w:tcPr>
           <w:p>
             <w:pPr>
@@ -34964,7 +34256,6 @@
         <w:tc>
           <w:tcPr>
             <w:tcW w:w="1916" w:type="dxa"/>
-            <w:shd w:val="clear" w:color="auto" w:fill="auto"/>
           </w:tcPr>
           <w:p>
             <w:pPr>
@@ -35202,7 +34493,6 @@
         <w:tc>
           <w:tcPr>
             <w:tcW w:w="1538" w:type="dxa"/>
-            <w:shd w:val="clear" w:color="auto" w:fill="auto"/>
           </w:tcPr>
           <w:p>
             <w:pPr>
@@ -35216,7 +34506,6 @@
         <w:tc>
           <w:tcPr>
             <w:tcW w:w="2875" w:type="dxa"/>
-            <w:shd w:val="clear" w:color="auto" w:fill="auto"/>
           </w:tcPr>
           <w:p>
             <w:pPr>
@@ -35230,7 +34519,6 @@
         <w:tc>
           <w:tcPr>
             <w:tcW w:w="1843" w:type="dxa"/>
-            <w:shd w:val="clear" w:color="auto" w:fill="auto"/>
           </w:tcPr>
           <w:p>
             <w:pPr>
@@ -35244,7 +34532,6 @@
         <w:tc>
           <w:tcPr>
             <w:tcW w:w="1786" w:type="dxa"/>
-            <w:shd w:val="clear" w:color="auto" w:fill="auto"/>
           </w:tcPr>
           <w:p>
             <w:pPr>
@@ -35258,7 +34545,6 @@
         <w:tc>
           <w:tcPr>
             <w:tcW w:w="1668" w:type="dxa"/>
-            <w:shd w:val="clear" w:color="auto" w:fill="auto"/>
           </w:tcPr>
           <w:p>
             <w:pPr>
@@ -35274,7 +34560,6 @@
         <w:tc>
           <w:tcPr>
             <w:tcW w:w="1538" w:type="dxa"/>
-            <w:shd w:val="clear" w:color="auto" w:fill="auto"/>
           </w:tcPr>
           <w:p>
             <w:pPr>
@@ -35288,7 +34573,6 @@
         <w:tc>
           <w:tcPr>
             <w:tcW w:w="2875" w:type="dxa"/>
-            <w:shd w:val="clear" w:color="auto" w:fill="auto"/>
           </w:tcPr>
           <w:p>
             <w:pPr>
@@ -35302,7 +34586,6 @@
         <w:tc>
           <w:tcPr>
             <w:tcW w:w="1843" w:type="dxa"/>
-            <w:shd w:val="clear" w:color="auto" w:fill="auto"/>
           </w:tcPr>
           <w:p>
             <w:pPr>
@@ -35316,7 +34599,6 @@
         <w:tc>
           <w:tcPr>
             <w:tcW w:w="1786" w:type="dxa"/>
-            <w:shd w:val="clear" w:color="auto" w:fill="auto"/>
           </w:tcPr>
           <w:p>
             <w:pPr>
@@ -35330,7 +34612,6 @@
         <w:tc>
           <w:tcPr>
             <w:tcW w:w="1668" w:type="dxa"/>
-            <w:shd w:val="clear" w:color="auto" w:fill="auto"/>
           </w:tcPr>
           <w:p>
             <w:pPr>
@@ -35346,7 +34627,6 @@
         <w:tc>
           <w:tcPr>
             <w:tcW w:w="1538" w:type="dxa"/>
-            <w:shd w:val="clear" w:color="auto" w:fill="auto"/>
           </w:tcPr>
           <w:p>
             <w:pPr>
@@ -35360,7 +34640,6 @@
         <w:tc>
           <w:tcPr>
             <w:tcW w:w="2875" w:type="dxa"/>
-            <w:shd w:val="clear" w:color="auto" w:fill="auto"/>
           </w:tcPr>
           <w:p>
             <w:pPr>
@@ -35374,7 +34653,6 @@
         <w:tc>
           <w:tcPr>
             <w:tcW w:w="1843" w:type="dxa"/>
-            <w:shd w:val="clear" w:color="auto" w:fill="auto"/>
           </w:tcPr>
           <w:p>
             <w:pPr>
@@ -35388,7 +34666,6 @@
         <w:tc>
           <w:tcPr>
             <w:tcW w:w="1786" w:type="dxa"/>
-            <w:shd w:val="clear" w:color="auto" w:fill="auto"/>
           </w:tcPr>
           <w:p>
             <w:pPr>
@@ -35402,7 +34679,6 @@
         <w:tc>
           <w:tcPr>
             <w:tcW w:w="1668" w:type="dxa"/>
-            <w:shd w:val="clear" w:color="auto" w:fill="auto"/>
           </w:tcPr>
           <w:p>
             <w:pPr>
@@ -35649,7 +34925,6 @@
         <w:tc>
           <w:tcPr>
             <w:tcW w:w="1538" w:type="dxa"/>
-            <w:shd w:val="clear" w:color="auto" w:fill="auto"/>
           </w:tcPr>
           <w:p>
             <w:pPr>
@@ -35663,7 +34938,6 @@
         <w:tc>
           <w:tcPr>
             <w:tcW w:w="2875" w:type="dxa"/>
-            <w:shd w:val="clear" w:color="auto" w:fill="auto"/>
           </w:tcPr>
           <w:p>
             <w:pPr>
@@ -35677,7 +34951,6 @@
         <w:tc>
           <w:tcPr>
             <w:tcW w:w="1843" w:type="dxa"/>
-            <w:shd w:val="clear" w:color="auto" w:fill="auto"/>
           </w:tcPr>
           <w:p>
             <w:pPr>
@@ -35691,7 +34964,6 @@
         <w:tc>
           <w:tcPr>
             <w:tcW w:w="1786" w:type="dxa"/>
-            <w:shd w:val="clear" w:color="auto" w:fill="auto"/>
           </w:tcPr>
           <w:p>
             <w:pPr>
@@ -35705,7 +34977,6 @@
         <w:tc>
           <w:tcPr>
             <w:tcW w:w="1668" w:type="dxa"/>
-            <w:shd w:val="clear" w:color="auto" w:fill="auto"/>
           </w:tcPr>
           <w:p>
             <w:pPr>
@@ -35721,7 +34992,6 @@
         <w:tc>
           <w:tcPr>
             <w:tcW w:w="1538" w:type="dxa"/>
-            <w:shd w:val="clear" w:color="auto" w:fill="auto"/>
           </w:tcPr>
           <w:p>
             <w:pPr>
@@ -35735,7 +35005,6 @@
         <w:tc>
           <w:tcPr>
             <w:tcW w:w="2875" w:type="dxa"/>
-            <w:shd w:val="clear" w:color="auto" w:fill="auto"/>
           </w:tcPr>
           <w:p>
             <w:pPr>
@@ -35749,7 +35018,6 @@
         <w:tc>
           <w:tcPr>
             <w:tcW w:w="1843" w:type="dxa"/>
-            <w:shd w:val="clear" w:color="auto" w:fill="auto"/>
           </w:tcPr>
           <w:p>
             <w:pPr>
@@ -35763,7 +35031,6 @@
         <w:tc>
           <w:tcPr>
             <w:tcW w:w="1786" w:type="dxa"/>
-            <w:shd w:val="clear" w:color="auto" w:fill="auto"/>
           </w:tcPr>
           <w:p>
             <w:pPr>
@@ -35777,7 +35044,6 @@
         <w:tc>
           <w:tcPr>
             <w:tcW w:w="1668" w:type="dxa"/>
-            <w:shd w:val="clear" w:color="auto" w:fill="auto"/>
           </w:tcPr>
           <w:p>
             <w:pPr>
@@ -35793,7 +35059,6 @@
         <w:tc>
           <w:tcPr>
             <w:tcW w:w="1538" w:type="dxa"/>
-            <w:shd w:val="clear" w:color="auto" w:fill="auto"/>
           </w:tcPr>
           <w:p>
             <w:pPr>
@@ -35807,7 +35072,6 @@
         <w:tc>
           <w:tcPr>
             <w:tcW w:w="2875" w:type="dxa"/>
-            <w:shd w:val="clear" w:color="auto" w:fill="auto"/>
           </w:tcPr>
           <w:p>
             <w:pPr>
@@ -35821,7 +35085,6 @@
         <w:tc>
           <w:tcPr>
             <w:tcW w:w="1843" w:type="dxa"/>
-            <w:shd w:val="clear" w:color="auto" w:fill="auto"/>
           </w:tcPr>
           <w:p>
             <w:pPr>
@@ -35835,7 +35098,6 @@
         <w:tc>
           <w:tcPr>
             <w:tcW w:w="1786" w:type="dxa"/>
-            <w:shd w:val="clear" w:color="auto" w:fill="auto"/>
           </w:tcPr>
           <w:p>
             <w:pPr>
@@ -35849,7 +35111,6 @@
         <w:tc>
           <w:tcPr>
             <w:tcW w:w="1668" w:type="dxa"/>
-            <w:shd w:val="clear" w:color="auto" w:fill="auto"/>
           </w:tcPr>
           <w:p>
             <w:pPr>
@@ -36090,7 +35351,6 @@
         <w:tc>
           <w:tcPr>
             <w:tcW w:w="1538" w:type="dxa"/>
-            <w:shd w:val="clear" w:color="auto" w:fill="auto"/>
           </w:tcPr>
           <w:p>
             <w:pPr>
@@ -36104,7 +35364,6 @@
         <w:tc>
           <w:tcPr>
             <w:tcW w:w="2875" w:type="dxa"/>
-            <w:shd w:val="clear" w:color="auto" w:fill="auto"/>
           </w:tcPr>
           <w:p>
             <w:pPr>
@@ -36118,7 +35377,6 @@
         <w:tc>
           <w:tcPr>
             <w:tcW w:w="1843" w:type="dxa"/>
-            <w:shd w:val="clear" w:color="auto" w:fill="auto"/>
           </w:tcPr>
           <w:p>
             <w:pPr>
@@ -36132,7 +35390,6 @@
         <w:tc>
           <w:tcPr>
             <w:tcW w:w="1786" w:type="dxa"/>
-            <w:shd w:val="clear" w:color="auto" w:fill="auto"/>
           </w:tcPr>
           <w:p>
             <w:pPr>
@@ -36146,7 +35403,6 @@
         <w:tc>
           <w:tcPr>
             <w:tcW w:w="1668" w:type="dxa"/>
-            <w:shd w:val="clear" w:color="auto" w:fill="auto"/>
           </w:tcPr>
           <w:p>
             <w:pPr>
@@ -36162,7 +35418,6 @@
         <w:tc>
           <w:tcPr>
             <w:tcW w:w="1538" w:type="dxa"/>
-            <w:shd w:val="clear" w:color="auto" w:fill="auto"/>
           </w:tcPr>
           <w:p>
             <w:pPr>
@@ -36176,7 +35431,6 @@
         <w:tc>
           <w:tcPr>
             <w:tcW w:w="2875" w:type="dxa"/>
-            <w:shd w:val="clear" w:color="auto" w:fill="auto"/>
           </w:tcPr>
           <w:p>
             <w:pPr>
@@ -36190,7 +35444,6 @@
         <w:tc>
           <w:tcPr>
             <w:tcW w:w="1843" w:type="dxa"/>
-            <w:shd w:val="clear" w:color="auto" w:fill="auto"/>
           </w:tcPr>
           <w:p>
             <w:pPr>
@@ -36204,7 +35457,6 @@
         <w:tc>
           <w:tcPr>
             <w:tcW w:w="1786" w:type="dxa"/>
-            <w:shd w:val="clear" w:color="auto" w:fill="auto"/>
           </w:tcPr>
           <w:p>
             <w:pPr>
@@ -36218,7 +35470,6 @@
         <w:tc>
           <w:tcPr>
             <w:tcW w:w="1668" w:type="dxa"/>
-            <w:shd w:val="clear" w:color="auto" w:fill="auto"/>
           </w:tcPr>
           <w:p>
             <w:pPr>
@@ -36234,7 +35485,6 @@
         <w:tc>
           <w:tcPr>
             <w:tcW w:w="1538" w:type="dxa"/>
-            <w:shd w:val="clear" w:color="auto" w:fill="auto"/>
           </w:tcPr>
           <w:p>
             <w:pPr>
@@ -36248,7 +35498,6 @@
         <w:tc>
           <w:tcPr>
             <w:tcW w:w="2875" w:type="dxa"/>
-            <w:shd w:val="clear" w:color="auto" w:fill="auto"/>
           </w:tcPr>
           <w:p>
             <w:pPr>
@@ -36262,7 +35511,6 @@
         <w:tc>
           <w:tcPr>
             <w:tcW w:w="1843" w:type="dxa"/>
-            <w:shd w:val="clear" w:color="auto" w:fill="auto"/>
           </w:tcPr>
           <w:p>
             <w:pPr>
@@ -36276,7 +35524,6 @@
         <w:tc>
           <w:tcPr>
             <w:tcW w:w="1786" w:type="dxa"/>
-            <w:shd w:val="clear" w:color="auto" w:fill="auto"/>
           </w:tcPr>
           <w:p>
             <w:pPr>
@@ -36290,7 +35537,6 @@
         <w:tc>
           <w:tcPr>
             <w:tcW w:w="1668" w:type="dxa"/>
-            <w:shd w:val="clear" w:color="auto" w:fill="auto"/>
           </w:tcPr>
           <w:p>
             <w:pPr>
@@ -36491,7 +35737,7 @@
 </file>
 
 <file path=word/endnotes.xml><?xml version="1.0" encoding="utf-8"?>
-<w:endnotes xmlns:wpc="http://schemas.microsoft.com/office/word/2010/wordprocessingCanvas" xmlns:cx="http://schemas.microsoft.com/office/drawing/2014/chartex" xmlns:cx1="http://schemas.microsoft.com/office/drawing/2015/9/8/chartex" xmlns:cx2="http://schemas.microsoft.com/office/drawing/2015/10/21/chartex" xmlns:cx3="http://schemas.microsoft.com/office/drawing/2016/5/9/chartex" xmlns:cx4="http://schemas.microsoft.com/office/drawing/2016/5/10/chartex" xmlns:cx5="http://schemas.microsoft.com/office/drawing/2016/5/11/chartex" xmlns:cx6="http://schemas.microsoft.com/office/drawing/2016/5/12/chartex" xmlns:cx7="http://schemas.microsoft.com/office/drawing/2016/5/13/chartex" xmlns:cx8="http://schemas.microsoft.com/office/drawing/2016/5/14/chartex" xmlns:mc="http://schemas.openxmlformats.org/markup-compatibility/2006" xmlns:aink="http://schemas.microsoft.com/office/drawing/2016/ink" xmlns:am3d="http://schemas.microsoft.com/office/drawing/2017/model3d" xmlns:o="urn:schemas-microsoft-com:office:office" xmlns:oel="http://schemas.microsoft.com/office/2019/extlst" xmlns:r="http://schemas.openxmlformats.org/officeDocument/2006/relationships" xmlns:m="http://schemas.openxmlformats.org/officeDocument/2006/math" xmlns:v="urn:schemas-microsoft-com:vml" xmlns:wp14="http://schemas.microsoft.com/office/word/2010/wordprocessingDrawing" xmlns:wp="http://schemas.openxmlformats.org/drawingml/2006/wordprocessingDrawing" xmlns:w10="urn:schemas-microsoft-com:office:word" xmlns:w="http://schemas.openxmlformats.org/wordprocessingml/2006/main" xmlns:w14="http://schemas.microsoft.com/office/word/2010/wordml" xmlns:w15="http://schemas.microsoft.com/office/word/2012/wordml" xmlns:w16cex="http://schemas.microsoft.com/office/word/2018/wordml/cex" xmlns:w16cid="http://schemas.microsoft.com/office/word/2016/wordml/cid" xmlns:w16="http://schemas.microsoft.com/office/word/2018/wordml" xmlns:w16du="http://schemas.microsoft.com/office/word/2023/wordml/word16du" xmlns:w16sdtdh="http://schemas.microsoft.com/office/word/2020/wordml/sdtdatahash" xmlns:w16se="http://schemas.microsoft.com/office/word/2015/wordml/symex" xmlns:wpg="http://schemas.microsoft.com/office/word/2010/wordprocessingGroup" xmlns:wpi="http://schemas.microsoft.com/office/word/2010/wordprocessingInk" xmlns:wne="http://schemas.microsoft.com/office/word/2006/wordml" xmlns:wps="http://schemas.microsoft.com/office/word/2010/wordprocessingShape" mc:Ignorable="w14 w15 w16se w16cid w16 w16cex w16sdtdh w16du wp14">
+<w:endnotes xmlns:wpc="http://schemas.microsoft.com/office/word/2010/wordprocessingCanvas" xmlns:cx="http://schemas.microsoft.com/office/drawing/2014/chartex" xmlns:cx1="http://schemas.microsoft.com/office/drawing/2015/9/8/chartex" xmlns:cx2="http://schemas.microsoft.com/office/drawing/2015/10/21/chartex" xmlns:cx3="http://schemas.microsoft.com/office/drawing/2016/5/9/chartex" xmlns:cx4="http://schemas.microsoft.com/office/drawing/2016/5/10/chartex" xmlns:cx5="http://schemas.microsoft.com/office/drawing/2016/5/11/chartex" xmlns:cx6="http://schemas.microsoft.com/office/drawing/2016/5/12/chartex" xmlns:cx7="http://schemas.microsoft.com/office/drawing/2016/5/13/chartex" xmlns:cx8="http://schemas.microsoft.com/office/drawing/2016/5/14/chartex" xmlns:mc="http://schemas.openxmlformats.org/markup-compatibility/2006" xmlns:aink="http://schemas.microsoft.com/office/drawing/2016/ink" xmlns:am3d="http://schemas.microsoft.com/office/drawing/2017/model3d" xmlns:o="urn:schemas-microsoft-com:office:office" xmlns:oel="http://schemas.microsoft.com/office/2019/extlst" xmlns:r="http://schemas.openxmlformats.org/officeDocument/2006/relationships" xmlns:m="http://schemas.openxmlformats.org/officeDocument/2006/math" xmlns:v="urn:schemas-microsoft-com:vml" xmlns:wp14="http://schemas.microsoft.com/office/word/2010/wordprocessingDrawing" xmlns:wp="http://schemas.openxmlformats.org/drawingml/2006/wordprocessingDrawing" xmlns:w10="urn:schemas-microsoft-com:office:word" xmlns:w="http://schemas.openxmlformats.org/wordprocessingml/2006/main" xmlns:w14="http://schemas.microsoft.com/office/word/2010/wordml" xmlns:w15="http://schemas.microsoft.com/office/word/2012/wordml" xmlns:w16cex="http://schemas.microsoft.com/office/word/2018/wordml/cex" xmlns:w16cid="http://schemas.microsoft.com/office/word/2016/wordml/cid" xmlns:w16="http://schemas.microsoft.com/office/word/2018/wordml" xmlns:w16du="http://schemas.microsoft.com/office/word/2023/wordml/word16du" xmlns:w16sdtdh="http://schemas.microsoft.com/office/word/2020/wordml/sdtdatahash" xmlns:w16sdtfl="http://schemas.microsoft.com/office/word/2024/wordml/sdtformatlock" xmlns:w16se="http://schemas.microsoft.com/office/word/2015/wordml/symex" xmlns:wpg="http://schemas.microsoft.com/office/word/2010/wordprocessingGroup" xmlns:wpi="http://schemas.microsoft.com/office/word/2010/wordprocessingInk" xmlns:wne="http://schemas.microsoft.com/office/word/2006/wordml" xmlns:wps="http://schemas.microsoft.com/office/word/2010/wordprocessingShape" mc:Ignorable="w14 w15 w16se w16cid w16 w16cex w16sdtdh w16sdtfl w16du wp14">
   <w:endnote w:type="separator" w:id="-1">
     <w:p>
       <w:r>
@@ -36512,7 +35758,7 @@
 </file>
 
 <file path=word/footer1.xml><?xml version="1.0" encoding="utf-8"?>
-<w:ftr xmlns:wpc="http://schemas.microsoft.com/office/word/2010/wordprocessingCanvas" xmlns:cx="http://schemas.microsoft.com/office/drawing/2014/chartex" xmlns:cx1="http://schemas.microsoft.com/office/drawing/2015/9/8/chartex" xmlns:cx2="http://schemas.microsoft.com/office/drawing/2015/10/21/chartex" xmlns:cx3="http://schemas.microsoft.com/office/drawing/2016/5/9/chartex" xmlns:cx4="http://schemas.microsoft.com/office/drawing/2016/5/10/chartex" xmlns:cx5="http://schemas.microsoft.com/office/drawing/2016/5/11/chartex" xmlns:cx6="http://schemas.microsoft.com/office/drawing/2016/5/12/chartex" xmlns:cx7="http://schemas.microsoft.com/office/drawing/2016/5/13/chartex" xmlns:cx8="http://schemas.microsoft.com/office/drawing/2016/5/14/chartex" xmlns:mc="http://schemas.openxmlformats.org/markup-compatibility/2006" xmlns:aink="http://schemas.microsoft.com/office/drawing/2016/ink" xmlns:am3d="http://schemas.microsoft.com/office/drawing/2017/model3d" xmlns:o="urn:schemas-microsoft-com:office:office" xmlns:oel="http://schemas.microsoft.com/office/2019/extlst" xmlns:r="http://schemas.openxmlformats.org/officeDocument/2006/relationships" xmlns:m="http://schemas.openxmlformats.org/officeDocument/2006/math" xmlns:v="urn:schemas-microsoft-com:vml" xmlns:wp14="http://schemas.microsoft.com/office/word/2010/wordprocessingDrawing" xmlns:wp="http://schemas.openxmlformats.org/drawingml/2006/wordprocessingDrawing" xmlns:w10="urn:schemas-microsoft-com:office:word" xmlns:w="http://schemas.openxmlformats.org/wordprocessingml/2006/main" xmlns:w14="http://schemas.microsoft.com/office/word/2010/wordml" xmlns:w15="http://schemas.microsoft.com/office/word/2012/wordml" xmlns:w16cex="http://schemas.microsoft.com/office/word/2018/wordml/cex" xmlns:w16cid="http://schemas.microsoft.com/office/word/2016/wordml/cid" xmlns:w16="http://schemas.microsoft.com/office/word/2018/wordml" xmlns:w16du="http://schemas.microsoft.com/office/word/2023/wordml/word16du" xmlns:w16sdtdh="http://schemas.microsoft.com/office/word/2020/wordml/sdtdatahash" xmlns:w16se="http://schemas.microsoft.com/office/word/2015/wordml/symex" xmlns:wpg="http://schemas.microsoft.com/office/word/2010/wordprocessingGroup" xmlns:wpi="http://schemas.microsoft.com/office/word/2010/wordprocessingInk" xmlns:wne="http://schemas.microsoft.com/office/word/2006/wordml" xmlns:wps="http://schemas.microsoft.com/office/word/2010/wordprocessingShape" mc:Ignorable="w14 w15 w16se w16cid w16 w16cex w16sdtdh w16du wp14">
+<w:ftr xmlns:wpc="http://schemas.microsoft.com/office/word/2010/wordprocessingCanvas" xmlns:cx="http://schemas.microsoft.com/office/drawing/2014/chartex" xmlns:cx1="http://schemas.microsoft.com/office/drawing/2015/9/8/chartex" xmlns:cx2="http://schemas.microsoft.com/office/drawing/2015/10/21/chartex" xmlns:cx3="http://schemas.microsoft.com/office/drawing/2016/5/9/chartex" xmlns:cx4="http://schemas.microsoft.com/office/drawing/2016/5/10/chartex" xmlns:cx5="http://schemas.microsoft.com/office/drawing/2016/5/11/chartex" xmlns:cx6="http://schemas.microsoft.com/office/drawing/2016/5/12/chartex" xmlns:cx7="http://schemas.microsoft.com/office/drawing/2016/5/13/chartex" xmlns:cx8="http://schemas.microsoft.com/office/drawing/2016/5/14/chartex" xmlns:mc="http://schemas.openxmlformats.org/markup-compatibility/2006" xmlns:aink="http://schemas.microsoft.com/office/drawing/2016/ink" xmlns:am3d="http://schemas.microsoft.com/office/drawing/2017/model3d" xmlns:o="urn:schemas-microsoft-com:office:office" xmlns:oel="http://schemas.microsoft.com/office/2019/extlst" xmlns:r="http://schemas.openxmlformats.org/officeDocument/2006/relationships" xmlns:m="http://schemas.openxmlformats.org/officeDocument/2006/math" xmlns:v="urn:schemas-microsoft-com:vml" xmlns:wp14="http://schemas.microsoft.com/office/word/2010/wordprocessingDrawing" xmlns:wp="http://schemas.openxmlformats.org/drawingml/2006/wordprocessingDrawing" xmlns:w10="urn:schemas-microsoft-com:office:word" xmlns:w="http://schemas.openxmlformats.org/wordprocessingml/2006/main" xmlns:w14="http://schemas.microsoft.com/office/word/2010/wordml" xmlns:w15="http://schemas.microsoft.com/office/word/2012/wordml" xmlns:w16cex="http://schemas.microsoft.com/office/word/2018/wordml/cex" xmlns:w16cid="http://schemas.microsoft.com/office/word/2016/wordml/cid" xmlns:w16="http://schemas.microsoft.com/office/word/2018/wordml" xmlns:w16du="http://schemas.microsoft.com/office/word/2023/wordml/word16du" xmlns:w16sdtdh="http://schemas.microsoft.com/office/word/2020/wordml/sdtdatahash" xmlns:w16sdtfl="http://schemas.microsoft.com/office/word/2024/wordml/sdtformatlock" xmlns:w16se="http://schemas.microsoft.com/office/word/2015/wordml/symex" xmlns:wpg="http://schemas.microsoft.com/office/word/2010/wordprocessingGroup" xmlns:wpi="http://schemas.microsoft.com/office/word/2010/wordprocessingInk" xmlns:wne="http://schemas.microsoft.com/office/word/2006/wordml" xmlns:wps="http://schemas.microsoft.com/office/word/2010/wordprocessingShape" mc:Ignorable="w14 w15 w16se w16cid w16 w16cex w16sdtdh w16sdtfl w16du wp14">
   <w:p>
     <w:pPr>
       <w:pStyle w:val="Footer"/>
@@ -36559,7 +35805,10 @@
       <w:t xml:space="preserve"> </w:t>
     </w:r>
     <w:r>
-      <w:t>10</w:t>
+      <w:t>1</w:t>
+    </w:r>
+    <w:r>
+      <w:t>1.</w:t>
     </w:r>
     <w:r>
       <w:t>0</w:t>
@@ -36571,10 +35820,16 @@
       <w:t>Final Text – 20</w:t>
     </w:r>
     <w:r>
-      <w:t>24-1</w:t>
+      <w:t>2</w:t>
     </w:r>
     <w:r>
-      <w:t>1-04</w:t>
+      <w:t>6-09</w:t>
+    </w:r>
+    <w:r>
+      <w:t>-0</w:t>
+    </w:r>
+    <w:r>
+      <w:t>1</w:t>
     </w:r>
     <w:r>
       <w:t xml:space="preserve">                </w:t>
@@ -36591,7 +35846,10 @@
       <w:t>Copyright © 20</w:t>
     </w:r>
     <w:r>
-      <w:t>24</w:t>
+      <w:t>2</w:t>
+    </w:r>
+    <w:r>
+      <w:t>6</w:t>
     </w:r>
     <w:r>
       <w:t>: IHE International, Inc.</w:t>
@@ -36601,7 +35859,7 @@
 </file>
 
 <file path=word/footer2.xml><?xml version="1.0" encoding="utf-8"?>
-<w:ftr xmlns:wpc="http://schemas.microsoft.com/office/word/2010/wordprocessingCanvas" xmlns:cx="http://schemas.microsoft.com/office/drawing/2014/chartex" xmlns:cx1="http://schemas.microsoft.com/office/drawing/2015/9/8/chartex" xmlns:cx2="http://schemas.microsoft.com/office/drawing/2015/10/21/chartex" xmlns:cx3="http://schemas.microsoft.com/office/drawing/2016/5/9/chartex" xmlns:cx4="http://schemas.microsoft.com/office/drawing/2016/5/10/chartex" xmlns:cx5="http://schemas.microsoft.com/office/drawing/2016/5/11/chartex" xmlns:cx6="http://schemas.microsoft.com/office/drawing/2016/5/12/chartex" xmlns:cx7="http://schemas.microsoft.com/office/drawing/2016/5/13/chartex" xmlns:cx8="http://schemas.microsoft.com/office/drawing/2016/5/14/chartex" xmlns:mc="http://schemas.openxmlformats.org/markup-compatibility/2006" xmlns:aink="http://schemas.microsoft.com/office/drawing/2016/ink" xmlns:am3d="http://schemas.microsoft.com/office/drawing/2017/model3d" xmlns:o="urn:schemas-microsoft-com:office:office" xmlns:oel="http://schemas.microsoft.com/office/2019/extlst" xmlns:r="http://schemas.openxmlformats.org/officeDocument/2006/relationships" xmlns:m="http://schemas.openxmlformats.org/officeDocument/2006/math" xmlns:v="urn:schemas-microsoft-com:vml" xmlns:wp14="http://schemas.microsoft.com/office/word/2010/wordprocessingDrawing" xmlns:wp="http://schemas.openxmlformats.org/drawingml/2006/wordprocessingDrawing" xmlns:w10="urn:schemas-microsoft-com:office:word" xmlns:w="http://schemas.openxmlformats.org/wordprocessingml/2006/main" xmlns:w14="http://schemas.microsoft.com/office/word/2010/wordml" xmlns:w15="http://schemas.microsoft.com/office/word/2012/wordml" xmlns:w16cex="http://schemas.microsoft.com/office/word/2018/wordml/cex" xmlns:w16cid="http://schemas.microsoft.com/office/word/2016/wordml/cid" xmlns:w16="http://schemas.microsoft.com/office/word/2018/wordml" xmlns:w16du="http://schemas.microsoft.com/office/word/2023/wordml/word16du" xmlns:w16sdtdh="http://schemas.microsoft.com/office/word/2020/wordml/sdtdatahash" xmlns:w16se="http://schemas.microsoft.com/office/word/2015/wordml/symex" xmlns:wpg="http://schemas.microsoft.com/office/word/2010/wordprocessingGroup" xmlns:wpi="http://schemas.microsoft.com/office/word/2010/wordprocessingInk" xmlns:wne="http://schemas.microsoft.com/office/word/2006/wordml" xmlns:wps="http://schemas.microsoft.com/office/word/2010/wordprocessingShape" mc:Ignorable="w14 w15 w16se w16cid w16 w16cex w16sdtdh w16du wp14">
+<w:ftr xmlns:wpc="http://schemas.microsoft.com/office/word/2010/wordprocessingCanvas" xmlns:cx="http://schemas.microsoft.com/office/drawing/2014/chartex" xmlns:cx1="http://schemas.microsoft.com/office/drawing/2015/9/8/chartex" xmlns:cx2="http://schemas.microsoft.com/office/drawing/2015/10/21/chartex" xmlns:cx3="http://schemas.microsoft.com/office/drawing/2016/5/9/chartex" xmlns:cx4="http://schemas.microsoft.com/office/drawing/2016/5/10/chartex" xmlns:cx5="http://schemas.microsoft.com/office/drawing/2016/5/11/chartex" xmlns:cx6="http://schemas.microsoft.com/office/drawing/2016/5/12/chartex" xmlns:cx7="http://schemas.microsoft.com/office/drawing/2016/5/13/chartex" xmlns:cx8="http://schemas.microsoft.com/office/drawing/2016/5/14/chartex" xmlns:mc="http://schemas.openxmlformats.org/markup-compatibility/2006" xmlns:aink="http://schemas.microsoft.com/office/drawing/2016/ink" xmlns:am3d="http://schemas.microsoft.com/office/drawing/2017/model3d" xmlns:o="urn:schemas-microsoft-com:office:office" xmlns:oel="http://schemas.microsoft.com/office/2019/extlst" xmlns:r="http://schemas.openxmlformats.org/officeDocument/2006/relationships" xmlns:m="http://schemas.openxmlformats.org/officeDocument/2006/math" xmlns:v="urn:schemas-microsoft-com:vml" xmlns:wp14="http://schemas.microsoft.com/office/word/2010/wordprocessingDrawing" xmlns:wp="http://schemas.openxmlformats.org/drawingml/2006/wordprocessingDrawing" xmlns:w10="urn:schemas-microsoft-com:office:word" xmlns:w="http://schemas.openxmlformats.org/wordprocessingml/2006/main" xmlns:w14="http://schemas.microsoft.com/office/word/2010/wordml" xmlns:w15="http://schemas.microsoft.com/office/word/2012/wordml" xmlns:w16cex="http://schemas.microsoft.com/office/word/2018/wordml/cex" xmlns:w16cid="http://schemas.microsoft.com/office/word/2016/wordml/cid" xmlns:w16="http://schemas.microsoft.com/office/word/2018/wordml" xmlns:w16du="http://schemas.microsoft.com/office/word/2023/wordml/word16du" xmlns:w16sdtdh="http://schemas.microsoft.com/office/word/2020/wordml/sdtdatahash" xmlns:w16sdtfl="http://schemas.microsoft.com/office/word/2024/wordml/sdtformatlock" xmlns:w16se="http://schemas.microsoft.com/office/word/2015/wordml/symex" xmlns:wpg="http://schemas.microsoft.com/office/word/2010/wordprocessingGroup" xmlns:wpi="http://schemas.microsoft.com/office/word/2010/wordprocessingInk" xmlns:wne="http://schemas.microsoft.com/office/word/2006/wordml" xmlns:wps="http://schemas.microsoft.com/office/word/2010/wordprocessingShape" mc:Ignorable="w14 w15 w16se w16cid w16 w16cex w16sdtdh w16sdtfl w16du wp14">
   <w:p>
     <w:pPr>
       <w:pStyle w:val="Footer"/>
@@ -36641,7 +35899,14 @@
         <w:sz w:val="24"/>
         <w:szCs w:val="24"/>
       </w:rPr>
-      <w:t>24</w:t>
+      <w:t>2</w:t>
+    </w:r>
+    <w:r>
+      <w:rPr>
+        <w:sz w:val="24"/>
+        <w:szCs w:val="24"/>
+      </w:rPr>
+      <w:t>6</w:t>
     </w:r>
     <w:r>
       <w:rPr>
@@ -36655,7 +35920,7 @@
 </file>
 
 <file path=word/footnotes.xml><?xml version="1.0" encoding="utf-8"?>
-<w:footnotes xmlns:wpc="http://schemas.microsoft.com/office/word/2010/wordprocessingCanvas" xmlns:cx="http://schemas.microsoft.com/office/drawing/2014/chartex" xmlns:cx1="http://schemas.microsoft.com/office/drawing/2015/9/8/chartex" xmlns:cx2="http://schemas.microsoft.com/office/drawing/2015/10/21/chartex" xmlns:cx3="http://schemas.microsoft.com/office/drawing/2016/5/9/chartex" xmlns:cx4="http://schemas.microsoft.com/office/drawing/2016/5/10/chartex" xmlns:cx5="http://schemas.microsoft.com/office/drawing/2016/5/11/chartex" xmlns:cx6="http://schemas.microsoft.com/office/drawing/2016/5/12/chartex" xmlns:cx7="http://schemas.microsoft.com/office/drawing/2016/5/13/chartex" xmlns:cx8="http://schemas.microsoft.com/office/drawing/2016/5/14/chartex" xmlns:mc="http://schemas.openxmlformats.org/markup-compatibility/2006" xmlns:aink="http://schemas.microsoft.com/office/drawing/2016/ink" xmlns:am3d="http://schemas.microsoft.com/office/drawing/2017/model3d" xmlns:o="urn:schemas-microsoft-com:office:office" xmlns:oel="http://schemas.microsoft.com/office/2019/extlst" xmlns:r="http://schemas.openxmlformats.org/officeDocument/2006/relationships" xmlns:m="http://schemas.openxmlformats.org/officeDocument/2006/math" xmlns:v="urn:schemas-microsoft-com:vml" xmlns:wp14="http://schemas.microsoft.com/office/word/2010/wordprocessingDrawing" xmlns:wp="http://schemas.openxmlformats.org/drawingml/2006/wordprocessingDrawing" xmlns:w10="urn:schemas-microsoft-com:office:word" xmlns:w="http://schemas.openxmlformats.org/wordprocessingml/2006/main" xmlns:w14="http://schemas.microsoft.com/office/word/2010/wordml" xmlns:w15="http://schemas.microsoft.com/office/word/2012/wordml" xmlns:w16cex="http://schemas.microsoft.com/office/word/2018/wordml/cex" xmlns:w16cid="http://schemas.microsoft.com/office/word/2016/wordml/cid" xmlns:w16="http://schemas.microsoft.com/office/word/2018/wordml" xmlns:w16du="http://schemas.microsoft.com/office/word/2023/wordml/word16du" xmlns:w16sdtdh="http://schemas.microsoft.com/office/word/2020/wordml/sdtdatahash" xmlns:w16se="http://schemas.microsoft.com/office/word/2015/wordml/symex" xmlns:wpg="http://schemas.microsoft.com/office/word/2010/wordprocessingGroup" xmlns:wpi="http://schemas.microsoft.com/office/word/2010/wordprocessingInk" xmlns:wne="http://schemas.microsoft.com/office/word/2006/wordml" xmlns:wps="http://schemas.microsoft.com/office/word/2010/wordprocessingShape" mc:Ignorable="w14 w15 w16se w16cid w16 w16cex w16sdtdh w16du wp14">
+<w:footnotes xmlns:wpc="http://schemas.microsoft.com/office/word/2010/wordprocessingCanvas" xmlns:cx="http://schemas.microsoft.com/office/drawing/2014/chartex" xmlns:cx1="http://schemas.microsoft.com/office/drawing/2015/9/8/chartex" xmlns:cx2="http://schemas.microsoft.com/office/drawing/2015/10/21/chartex" xmlns:cx3="http://schemas.microsoft.com/office/drawing/2016/5/9/chartex" xmlns:cx4="http://schemas.microsoft.com/office/drawing/2016/5/10/chartex" xmlns:cx5="http://schemas.microsoft.com/office/drawing/2016/5/11/chartex" xmlns:cx6="http://schemas.microsoft.com/office/drawing/2016/5/12/chartex" xmlns:cx7="http://schemas.microsoft.com/office/drawing/2016/5/13/chartex" xmlns:cx8="http://schemas.microsoft.com/office/drawing/2016/5/14/chartex" xmlns:mc="http://schemas.openxmlformats.org/markup-compatibility/2006" xmlns:aink="http://schemas.microsoft.com/office/drawing/2016/ink" xmlns:am3d="http://schemas.microsoft.com/office/drawing/2017/model3d" xmlns:o="urn:schemas-microsoft-com:office:office" xmlns:oel="http://schemas.microsoft.com/office/2019/extlst" xmlns:r="http://schemas.openxmlformats.org/officeDocument/2006/relationships" xmlns:m="http://schemas.openxmlformats.org/officeDocument/2006/math" xmlns:v="urn:schemas-microsoft-com:vml" xmlns:wp14="http://schemas.microsoft.com/office/word/2010/wordprocessingDrawing" xmlns:wp="http://schemas.openxmlformats.org/drawingml/2006/wordprocessingDrawing" xmlns:w10="urn:schemas-microsoft-com:office:word" xmlns:w="http://schemas.openxmlformats.org/wordprocessingml/2006/main" xmlns:w14="http://schemas.microsoft.com/office/word/2010/wordml" xmlns:w15="http://schemas.microsoft.com/office/word/2012/wordml" xmlns:w16cex="http://schemas.microsoft.com/office/word/2018/wordml/cex" xmlns:w16cid="http://schemas.microsoft.com/office/word/2016/wordml/cid" xmlns:w16="http://schemas.microsoft.com/office/word/2018/wordml" xmlns:w16du="http://schemas.microsoft.com/office/word/2023/wordml/word16du" xmlns:w16sdtdh="http://schemas.microsoft.com/office/word/2020/wordml/sdtdatahash" xmlns:w16sdtfl="http://schemas.microsoft.com/office/word/2024/wordml/sdtformatlock" xmlns:w16se="http://schemas.microsoft.com/office/word/2015/wordml/symex" xmlns:wpg="http://schemas.microsoft.com/office/word/2010/wordprocessingGroup" xmlns:wpi="http://schemas.microsoft.com/office/word/2010/wordprocessingInk" xmlns:wne="http://schemas.microsoft.com/office/word/2006/wordml" xmlns:wps="http://schemas.microsoft.com/office/word/2010/wordprocessingShape" mc:Ignorable="w14 w15 w16se w16cid w16 w16cex w16sdtdh w16sdtfl w16du wp14">
   <w:footnote w:type="separator" w:id="-1">
     <w:p>
       <w:r>
@@ -37375,7 +36640,7 @@
 </file>
 
 <file path=word/header1.xml><?xml version="1.0" encoding="utf-8"?>
-<w:hdr xmlns:wpc="http://schemas.microsoft.com/office/word/2010/wordprocessingCanvas" xmlns:cx="http://schemas.microsoft.com/office/drawing/2014/chartex" xmlns:cx1="http://schemas.microsoft.com/office/drawing/2015/9/8/chartex" xmlns:cx2="http://schemas.microsoft.com/office/drawing/2015/10/21/chartex" xmlns:cx3="http://schemas.microsoft.com/office/drawing/2016/5/9/chartex" xmlns:cx4="http://schemas.microsoft.com/office/drawing/2016/5/10/chartex" xmlns:cx5="http://schemas.microsoft.com/office/drawing/2016/5/11/chartex" xmlns:cx6="http://schemas.microsoft.com/office/drawing/2016/5/12/chartex" xmlns:cx7="http://schemas.microsoft.com/office/drawing/2016/5/13/chartex" xmlns:cx8="http://schemas.microsoft.com/office/drawing/2016/5/14/chartex" xmlns:mc="http://schemas.openxmlformats.org/markup-compatibility/2006" xmlns:aink="http://schemas.microsoft.com/office/drawing/2016/ink" xmlns:am3d="http://schemas.microsoft.com/office/drawing/2017/model3d" xmlns:o="urn:schemas-microsoft-com:office:office" xmlns:oel="http://schemas.microsoft.com/office/2019/extlst" xmlns:r="http://schemas.openxmlformats.org/officeDocument/2006/relationships" xmlns:m="http://schemas.openxmlformats.org/officeDocument/2006/math" xmlns:v="urn:schemas-microsoft-com:vml" xmlns:wp14="http://schemas.microsoft.com/office/word/2010/wordprocessingDrawing" xmlns:wp="http://schemas.openxmlformats.org/drawingml/2006/wordprocessingDrawing" xmlns:w10="urn:schemas-microsoft-com:office:word" xmlns:w="http://schemas.openxmlformats.org/wordprocessingml/2006/main" xmlns:w14="http://schemas.microsoft.com/office/word/2010/wordml" xmlns:w15="http://schemas.microsoft.com/office/word/2012/wordml" xmlns:w16cex="http://schemas.microsoft.com/office/word/2018/wordml/cex" xmlns:w16cid="http://schemas.microsoft.com/office/word/2016/wordml/cid" xmlns:w16="http://schemas.microsoft.com/office/word/2018/wordml" xmlns:w16du="http://schemas.microsoft.com/office/word/2023/wordml/word16du" xmlns:w16sdtdh="http://schemas.microsoft.com/office/word/2020/wordml/sdtdatahash" xmlns:w16se="http://schemas.microsoft.com/office/word/2015/wordml/symex" xmlns:wpg="http://schemas.microsoft.com/office/word/2010/wordprocessingGroup" xmlns:wpi="http://schemas.microsoft.com/office/word/2010/wordprocessingInk" xmlns:wne="http://schemas.microsoft.com/office/word/2006/wordml" xmlns:wps="http://schemas.microsoft.com/office/word/2010/wordprocessingShape" mc:Ignorable="w14 w15 w16se w16cid w16 w16cex w16sdtdh w16du wp14">
+<w:hdr xmlns:wpc="http://schemas.microsoft.com/office/word/2010/wordprocessingCanvas" xmlns:cx="http://schemas.microsoft.com/office/drawing/2014/chartex" xmlns:cx1="http://schemas.microsoft.com/office/drawing/2015/9/8/chartex" xmlns:cx2="http://schemas.microsoft.com/office/drawing/2015/10/21/chartex" xmlns:cx3="http://schemas.microsoft.com/office/drawing/2016/5/9/chartex" xmlns:cx4="http://schemas.microsoft.com/office/drawing/2016/5/10/chartex" xmlns:cx5="http://schemas.microsoft.com/office/drawing/2016/5/11/chartex" xmlns:cx6="http://schemas.microsoft.com/office/drawing/2016/5/12/chartex" xmlns:cx7="http://schemas.microsoft.com/office/drawing/2016/5/13/chartex" xmlns:cx8="http://schemas.microsoft.com/office/drawing/2016/5/14/chartex" xmlns:mc="http://schemas.openxmlformats.org/markup-compatibility/2006" xmlns:aink="http://schemas.microsoft.com/office/drawing/2016/ink" xmlns:am3d="http://schemas.microsoft.com/office/drawing/2017/model3d" xmlns:o="urn:schemas-microsoft-com:office:office" xmlns:oel="http://schemas.microsoft.com/office/2019/extlst" xmlns:r="http://schemas.openxmlformats.org/officeDocument/2006/relationships" xmlns:m="http://schemas.openxmlformats.org/officeDocument/2006/math" xmlns:v="urn:schemas-microsoft-com:vml" xmlns:wp14="http://schemas.microsoft.com/office/word/2010/wordprocessingDrawing" xmlns:wp="http://schemas.openxmlformats.org/drawingml/2006/wordprocessingDrawing" xmlns:w10="urn:schemas-microsoft-com:office:word" xmlns:w="http://schemas.openxmlformats.org/wordprocessingml/2006/main" xmlns:w14="http://schemas.microsoft.com/office/word/2010/wordml" xmlns:w15="http://schemas.microsoft.com/office/word/2012/wordml" xmlns:w16cex="http://schemas.microsoft.com/office/word/2018/wordml/cex" xmlns:w16cid="http://schemas.microsoft.com/office/word/2016/wordml/cid" xmlns:w16="http://schemas.microsoft.com/office/word/2018/wordml" xmlns:w16du="http://schemas.microsoft.com/office/word/2023/wordml/word16du" xmlns:w16sdtdh="http://schemas.microsoft.com/office/word/2020/wordml/sdtdatahash" xmlns:w16sdtfl="http://schemas.microsoft.com/office/word/2024/wordml/sdtformatlock" xmlns:w16se="http://schemas.microsoft.com/office/word/2015/wordml/symex" xmlns:wpg="http://schemas.microsoft.com/office/word/2010/wordprocessingGroup" xmlns:wpi="http://schemas.microsoft.com/office/word/2010/wordprocessingInk" xmlns:wne="http://schemas.microsoft.com/office/word/2006/wordml" xmlns:wps="http://schemas.microsoft.com/office/word/2010/wordprocessingShape" mc:Ignorable="w14 w15 w16se w16cid w16 w16cex w16sdtdh w16sdtfl w16du wp14">
   <w:p>
     <w:pPr>
       <w:pStyle w:val="Header"/>
@@ -37405,7 +36670,7 @@
 </file>
 
 <file path=word/numbering.xml><?xml version="1.0" encoding="utf-8"?>
-<w:numbering xmlns:wpc="http://schemas.microsoft.com/office/word/2010/wordprocessingCanvas" xmlns:cx="http://schemas.microsoft.com/office/drawing/2014/chartex" xmlns:cx1="http://schemas.microsoft.com/office/drawing/2015/9/8/chartex" xmlns:cx2="http://schemas.microsoft.com/office/drawing/2015/10/21/chartex" xmlns:cx3="http://schemas.microsoft.com/office/drawing/2016/5/9/chartex" xmlns:cx4="http://schemas.microsoft.com/office/drawing/2016/5/10/chartex" xmlns:cx5="http://schemas.microsoft.com/office/drawing/2016/5/11/chartex" xmlns:cx6="http://schemas.microsoft.com/office/drawing/2016/5/12/chartex" xmlns:cx7="http://schemas.microsoft.com/office/drawing/2016/5/13/chartex" xmlns:cx8="http://schemas.microsoft.com/office/drawing/2016/5/14/chartex" xmlns:mc="http://schemas.openxmlformats.org/markup-compatibility/2006" xmlns:aink="http://schemas.microsoft.com/office/drawing/2016/ink" xmlns:am3d="http://schemas.microsoft.com/office/drawing/2017/model3d" xmlns:o="urn:schemas-microsoft-com:office:office" xmlns:oel="http://schemas.microsoft.com/office/2019/extlst" xmlns:r="http://schemas.openxmlformats.org/officeDocument/2006/relationships" xmlns:m="http://schemas.openxmlformats.org/officeDocument/2006/math" xmlns:v="urn:schemas-microsoft-com:vml" xmlns:wp14="http://schemas.microsoft.com/office/word/2010/wordprocessingDrawing" xmlns:wp="http://schemas.openxmlformats.org/drawingml/2006/wordprocessingDrawing" xmlns:w10="urn:schemas-microsoft-com:office:word" xmlns:w="http://schemas.openxmlformats.org/wordprocessingml/2006/main" xmlns:w14="http://schemas.microsoft.com/office/word/2010/wordml" xmlns:w15="http://schemas.microsoft.com/office/word/2012/wordml" xmlns:w16cex="http://schemas.microsoft.com/office/word/2018/wordml/cex" xmlns:w16cid="http://schemas.microsoft.com/office/word/2016/wordml/cid" xmlns:w16="http://schemas.microsoft.com/office/word/2018/wordml" xmlns:w16du="http://schemas.microsoft.com/office/word/2023/wordml/word16du" xmlns:w16sdtdh="http://schemas.microsoft.com/office/word/2020/wordml/sdtdatahash" xmlns:w16se="http://schemas.microsoft.com/office/word/2015/wordml/symex" xmlns:wpg="http://schemas.microsoft.com/office/word/2010/wordprocessingGroup" xmlns:wpi="http://schemas.microsoft.com/office/word/2010/wordprocessingInk" xmlns:wne="http://schemas.microsoft.com/office/word/2006/wordml" xmlns:wps="http://schemas.microsoft.com/office/word/2010/wordprocessingShape" mc:Ignorable="w14 w15 w16se w16cid w16 w16cex w16sdtdh w16du wp14">
+<w:numbering xmlns:wpc="http://schemas.microsoft.com/office/word/2010/wordprocessingCanvas" xmlns:cx="http://schemas.microsoft.com/office/drawing/2014/chartex" xmlns:cx1="http://schemas.microsoft.com/office/drawing/2015/9/8/chartex" xmlns:cx2="http://schemas.microsoft.com/office/drawing/2015/10/21/chartex" xmlns:cx3="http://schemas.microsoft.com/office/drawing/2016/5/9/chartex" xmlns:cx4="http://schemas.microsoft.com/office/drawing/2016/5/10/chartex" xmlns:cx5="http://schemas.microsoft.com/office/drawing/2016/5/11/chartex" xmlns:cx6="http://schemas.microsoft.com/office/drawing/2016/5/12/chartex" xmlns:cx7="http://schemas.microsoft.com/office/drawing/2016/5/13/chartex" xmlns:cx8="http://schemas.microsoft.com/office/drawing/2016/5/14/chartex" xmlns:mc="http://schemas.openxmlformats.org/markup-compatibility/2006" xmlns:aink="http://schemas.microsoft.com/office/drawing/2016/ink" xmlns:am3d="http://schemas.microsoft.com/office/drawing/2017/model3d" xmlns:o="urn:schemas-microsoft-com:office:office" xmlns:oel="http://schemas.microsoft.com/office/2019/extlst" xmlns:r="http://schemas.openxmlformats.org/officeDocument/2006/relationships" xmlns:m="http://schemas.openxmlformats.org/officeDocument/2006/math" xmlns:v="urn:schemas-microsoft-com:vml" xmlns:wp14="http://schemas.microsoft.com/office/word/2010/wordprocessingDrawing" xmlns:wp="http://schemas.openxmlformats.org/drawingml/2006/wordprocessingDrawing" xmlns:w10="urn:schemas-microsoft-com:office:word" xmlns:w="http://schemas.openxmlformats.org/wordprocessingml/2006/main" xmlns:w14="http://schemas.microsoft.com/office/word/2010/wordml" xmlns:w15="http://schemas.microsoft.com/office/word/2012/wordml" xmlns:w16cex="http://schemas.microsoft.com/office/word/2018/wordml/cex" xmlns:w16cid="http://schemas.microsoft.com/office/word/2016/wordml/cid" xmlns:w16="http://schemas.microsoft.com/office/word/2018/wordml" xmlns:w16du="http://schemas.microsoft.com/office/word/2023/wordml/word16du" xmlns:w16sdtdh="http://schemas.microsoft.com/office/word/2020/wordml/sdtdatahash" xmlns:w16sdtfl="http://schemas.microsoft.com/office/word/2024/wordml/sdtformatlock" xmlns:w16se="http://schemas.microsoft.com/office/word/2015/wordml/symex" xmlns:wpg="http://schemas.microsoft.com/office/word/2010/wordprocessingGroup" xmlns:wpi="http://schemas.microsoft.com/office/word/2010/wordprocessingInk" xmlns:wne="http://schemas.microsoft.com/office/word/2006/wordml" xmlns:wps="http://schemas.microsoft.com/office/word/2010/wordprocessingShape" mc:Ignorable="w14 w15 w16se w16cid w16 w16cex w16sdtdh w16sdtfl w16du wp14">
   <w:abstractNum w:abstractNumId="0" w15:restartNumberingAfterBreak="0">
     <w:nsid w:val="FFFFFF7C"/>
     <w:multiLevelType w:val="singleLevel"/>
@@ -40042,7 +39307,7 @@
 </file>
 
 <file path=word/styles.xml><?xml version="1.0" encoding="utf-8"?>
-<w:styles xmlns:mc="http://schemas.openxmlformats.org/markup-compatibility/2006" xmlns:r="http://schemas.openxmlformats.org/officeDocument/2006/relationships" xmlns:w="http://schemas.openxmlformats.org/wordprocessingml/2006/main" xmlns:w14="http://schemas.microsoft.com/office/word/2010/wordml" xmlns:w15="http://schemas.microsoft.com/office/word/2012/wordml" xmlns:w16cex="http://schemas.microsoft.com/office/word/2018/wordml/cex" xmlns:w16cid="http://schemas.microsoft.com/office/word/2016/wordml/cid" xmlns:w16="http://schemas.microsoft.com/office/word/2018/wordml" xmlns:w16du="http://schemas.microsoft.com/office/word/2023/wordml/word16du" xmlns:w16sdtdh="http://schemas.microsoft.com/office/word/2020/wordml/sdtdatahash" xmlns:w16se="http://schemas.microsoft.com/office/word/2015/wordml/symex" mc:Ignorable="w14 w15 w16se w16cid w16 w16cex w16sdtdh w16du">
+<w:styles xmlns:mc="http://schemas.openxmlformats.org/markup-compatibility/2006" xmlns:r="http://schemas.openxmlformats.org/officeDocument/2006/relationships" xmlns:w="http://schemas.openxmlformats.org/wordprocessingml/2006/main" xmlns:w14="http://schemas.microsoft.com/office/word/2010/wordml" xmlns:w15="http://schemas.microsoft.com/office/word/2012/wordml" xmlns:w16cex="http://schemas.microsoft.com/office/word/2018/wordml/cex" xmlns:w16cid="http://schemas.microsoft.com/office/word/2016/wordml/cid" xmlns:w16="http://schemas.microsoft.com/office/word/2018/wordml" xmlns:w16du="http://schemas.microsoft.com/office/word/2023/wordml/word16du" xmlns:w16sdtdh="http://schemas.microsoft.com/office/word/2020/wordml/sdtdatahash" xmlns:w16sdtfl="http://schemas.microsoft.com/office/word/2024/wordml/sdtformatlock" xmlns:w16se="http://schemas.microsoft.com/office/word/2015/wordml/symex" mc:Ignorable="w14 w15 w16se w16cid w16 w16cex w16sdtdh w16sdtfl w16du">
   <w:docDefaults>
     <w:rPrDefault>
       <w:rPr>
